--- a/templates/seguridad_medicion_v3.docx
+++ b/templates/seguridad_medicion_v3.docx
@@ -2,2023 +2,4145 @@
 <file path=word/document.xml><?xml version="1.0" encoding="utf-8"?>
 <w:document xmlns:wpc="http://schemas.microsoft.com/office/word/2010/wordprocessingCanvas" xmlns:cx="http://schemas.microsoft.com/office/drawing/2014/chartex" xmlns:cx1="http://schemas.microsoft.com/office/drawing/2015/9/8/chartex" xmlns:cx2="http://schemas.microsoft.com/office/drawing/2015/10/21/chartex" xmlns:cx3="http://schemas.microsoft.com/office/drawing/2016/5/9/chartex" xmlns:cx4="http://schemas.microsoft.com/office/drawing/2016/5/10/chartex" xmlns:cx5="http://schemas.microsoft.com/office/drawing/2016/5/11/chartex" xmlns:cx6="http://schemas.microsoft.com/office/drawing/2016/5/12/chartex" xmlns:cx7="http://schemas.microsoft.com/office/drawing/2016/5/13/chartex" xmlns:cx8="http://schemas.microsoft.com/office/drawing/2016/5/14/chartex" xmlns:mc="http://schemas.openxmlformats.org/markup-compatibility/2006" xmlns:aink="http://schemas.microsoft.com/office/drawing/2016/ink" xmlns:am3d="http://schemas.microsoft.com/office/drawing/2017/model3d" xmlns:o="urn:schemas-microsoft-com:office:office" xmlns:oel="http://schemas.microsoft.com/office/2019/extlst" xmlns:r="http://schemas.openxmlformats.org/officeDocument/2006/relationships" xmlns:m="http://schemas.openxmlformats.org/officeDocument/2006/math" xmlns:v="urn:schemas-microsoft-com:vml" xmlns:wp14="http://schemas.microsoft.com/office/word/2010/wordprocessingDrawing" xmlns:wp="http://schemas.openxmlformats.org/drawingml/2006/wordprocessingDrawing" xmlns:w10="urn:schemas-microsoft-com:office:word" xmlns:w="http://schemas.openxmlformats.org/wordprocessingml/2006/main" xmlns:w14="http://schemas.microsoft.com/office/word/2010/wordml" xmlns:w15="http://schemas.microsoft.com/office/word/2012/wordml" xmlns:w16cex="http://schemas.microsoft.com/office/word/2018/wordml/cex" xmlns:w16cid="http://schemas.microsoft.com/office/word/2016/wordml/cid" xmlns:w16="http://schemas.microsoft.com/office/word/2018/wordml" xmlns:w16du="http://schemas.microsoft.com/office/word/2023/wordml/word16du" xmlns:w16sdtdh="http://schemas.microsoft.com/office/word/2020/wordml/sdtdatahash" xmlns:w16sdtfl="http://schemas.microsoft.com/office/word/2024/wordml/sdtformatlock" xmlns:w16se="http://schemas.microsoft.com/office/word/2015/wordml/symex" xmlns:wpg="http://schemas.microsoft.com/office/word/2010/wordprocessingGroup" xmlns:wpi="http://schemas.microsoft.com/office/word/2010/wordprocessingInk" xmlns:wne="http://schemas.microsoft.com/office/word/2006/wordml" xmlns:wps="http://schemas.microsoft.com/office/word/2010/wordprocessingShape" mc:Ignorable="w14 w15 w16se w16cid w16 w16cex w16sdtdh w16sdtfl w16du wp14">
   <w:body>
-    <w:p>
-      <w:pPr>
-        <w:spacing w:before="5702" w:after="0" w:line="800" w:lineRule="exact"/>
-        <w:ind w:left="0" w:right="0" w:firstLine="0"/>
-        <w:jc w:val="center"/>
-      </w:pPr>
-      <w:r>
-        <w:rPr>
-          <w:rFonts w:ascii="Archivo" w:hAnsi="Archivo" w:eastAsia="Archivo" w:cs="Archivo"/>
-          <w:sz w:val="52"/>
-          <w:szCs w:val="52"/>
-        </w:rPr>
-        <w:t>Mediciones de Funcionamiento Municipal — SEGURIDAD</w:t>
-      </w:r>
-    </w:p>
-    <w:p>
-      <w:pPr>
-        <w:spacing w:before="0" w:after="0" w:line="320" w:lineRule="exact"/>
-        <w:ind w:left="0" w:right="0" w:firstLine="0"/>
-        <w:jc w:val="center"/>
-      </w:pPr>
-      <w:r>
-        <w:rPr>
-          <w:rFonts w:ascii="Archivo Light" w:hAnsi="Archivo Light" w:eastAsia="Archivo Light" w:cs="Archivo Light"/>
-          <w:sz w:val="24"/>
-          <w:szCs w:val="24"/>
-        </w:rPr>
-        <w:t>{municipio}, {estado}</w:t>
-      </w:r>
-    </w:p>
-    <w:p>
-      <w:pPr>
-        <w:spacing w:before="0" w:after="0" w:line="320" w:lineRule="exact"/>
-        <w:ind w:left="0" w:right="0" w:firstLine="0"/>
-        <w:jc w:val="both"/>
-        <w:rPr>
-          <w:rFonts w:ascii="Archivo" w:hAnsi="Archivo" w:cs="Archivo"/>
-          <w:b/>
-          <w:bCs/>
-          <w:sz w:val="28"/>
-          <w:szCs w:val="28"/>
-          <w:lang w:val="es-ES"/>
-        </w:rPr>
-      </w:pPr>
-      <w:r>
-        <w:rPr>
-          <w:rFonts w:ascii="Archivo Light" w:hAnsi="Archivo Light" w:eastAsia="Archivo Light" w:cs="Archivo Light"/>
-          <w:noProof/>
-          <w:sz w:val="24"/>
-          <w:szCs w:val="24"/>
-        </w:rPr>
-        <w:drawing>
-          <wp:anchor distT="0" distB="0" distL="0" distR="0" simplePos="0" relativeHeight="0" behindDoc="0" locked="0" layoutInCell="1" allowOverlap="1">
-            <wp:simplePos x="0" y="0"/>
-            <wp:positionH relativeFrom="page">
-              <wp:align>center</wp:align>
-            </wp:positionH>
-            <wp:positionV relativeFrom="margin">
-              <wp:align>bottom</wp:align>
-            </wp:positionV>
-            <wp:extent cx="1800000" cy="1468228"/>
-            <wp:effectExtent l="0" t="0" r="0" b="0"/>
-            <wp:wrapNone/>
-            <wp:docPr id="2" name="Picture 1">
-              <a:extLst xmlns:a="http://schemas.openxmlformats.org/drawingml/2006/main">
-                <a:ext uri="{FF2B5EF4-FFF2-40B4-BE49-F238E27FC236}" cx="1800000" cy="1468228">
-                  <a16:creationId xmlns:a16="http://schemas.microsoft.com/office/drawing/2014/main" id="{DA43D290-2BF7-C181-CEE7-CD981C793207}"/>
-                </a:ext>
-              </a:extLst>
-            </wp:docPr>
-            <wp:cNvGraphicFramePr>
-              <a:graphicFrameLocks xmlns:a="http://schemas.openxmlformats.org/drawingml/2006/main" noChangeAspect="1"/>
-            </wp:cNvGraphicFramePr>
-            <a:graphic xmlns:a="http://schemas.openxmlformats.org/drawingml/2006/main">
-              <a:graphicData uri="http://schemas.openxmlformats.org/drawingml/2006/picture">
-                <pic:pic xmlns:pic="http://schemas.openxmlformats.org/drawingml/2006/picture">
-                  <pic:nvPicPr>
-                    <pic:cNvPr id="2" name="Picture 1">
-                      <a:extLst>
-                        <a:ext uri="{FF2B5EF4-FFF2-40B4-BE49-F238E27FC236}" cx="1800000" cy="1468228">
-                          <a16:creationId xmlns:a16="http://schemas.microsoft.com/office/drawing/2014/main" id="{DA43D290-2BF7-C181-CEE7-CD981C793207}"/>
-                        </a:ext>
-                      </a:extLst>
-                    </pic:cNvPr>
-                    <pic:cNvPicPr>
-                      <a:picLocks noChangeAspect="1"/>
-                    </pic:cNvPicPr>
-                  </pic:nvPicPr>
-                  <pic:blipFill>
-                    <a:blip r:embed="rIdInstitutionworksLogo" cstate="print">
-                      <a:extLst>
-                        <a:ext uri="{28A0092B-C50C-407E-A947-70E740481C1C}" cx="1800000" cy="1468228">
-                          <a14:useLocalDpi xmlns:a14="http://schemas.microsoft.com/office/drawing/2010/main" val="0"/>
-                        </a:ext>
-                      </a:extLst>
-                    </a:blip>
-                    <a:srcRect/>
-                    <a:stretch>
-                      <a:fillRect/>
-                    </a:stretch>
-                  </pic:blipFill>
-                  <pic:spPr bwMode="auto">
-                    <a:xfrm>
-                      <a:off x="0" y="0"/>
-                      <a:ext cx="1800000" cy="1468228"/>
-                    </a:xfrm>
-                    <a:prstGeom prst="rect">
-                      <a:avLst/>
-                    </a:prstGeom>
-                    <a:noFill/>
-                    <a:ln>
-                      <a:noFill/>
-                    </a:ln>
-                  </pic:spPr>
-                </pic:pic>
-              </a:graphicData>
-            </a:graphic>
-          </wp:anchor>
-        </w:drawing>
-      </w:r>
-    </w:p>
-    <w:p>
-      <w:pPr>
-        <w:sectPr>
-          <w:type w:val="nextPage"/>
-          <w:pgSz w:w="12240" w:h="15840" w:code="1"/>
-          <w:pgMar w:top="1418" w:right="1701" w:bottom="1418" w:left="1701" w:header="709" w:footer="709" w:gutter="0"/>
-          <w:cols w:space="708" w:num="1"/>
-          <w:docGrid w:linePitch="360"/>
-        </w:sectPr>
-      </w:pPr>
-    </w:p>
-    <w:p>
-      <w:pPr>
-        <w:keepNext/>
-        <w:spacing w:before="0" w:after="0" w:line="280" w:lineRule="atLeast"/>
-        <w:ind w:left="0" w:right="0" w:firstLine="0"/>
-        <w:jc w:val="center"/>
-      </w:pPr>
-      <w:r>
-        <w:rPr>
-          <w:rFonts w:ascii="Archivo Light" w:hAnsi="Archivo Light" w:eastAsia="Archivo Light" w:cs="Archivo Light"/>
-          <w:caps/>
-          <w:sz w:val="48"/>
-          <w:szCs w:val="48"/>
-        </w:rPr>
-        <w:t>SEGURIDAD</w:t>
-      </w:r>
-    </w:p>
-    <w:p>
-      <w:pPr>
-        <w:spacing w:before="0" w:after="0" w:line="200" w:lineRule="exact"/>
-        <w:ind w:left="0" w:right="0" w:firstLine="0"/>
-        <w:jc w:val="center"/>
-      </w:pPr>
-      <w:r>
-        <w:rPr>
-          <w:rFonts w:ascii="Archivo Light" w:hAnsi="Archivo Light" w:eastAsia="Archivo Light" w:cs="Archivo Light"/>
-          <w:caps/>
-          <w:sz w:val="18"/>
-          <w:szCs w:val="18"/>
-        </w:rPr>
-        <w:t>CALIFICACIÓN GENERAL: {calificacion_general}</w:t>
-      </w:r>
-    </w:p>
-    <w:p>
-      <w:pPr>
-        <w:spacing w:before="0" w:after="0" w:line="200" w:lineRule="exact"/>
-        <w:ind w:left="0" w:right="0" w:firstLine="0"/>
-        <w:jc w:val="center"/>
-      </w:pPr>
-      <w:r>
-        <w:rPr>
-          <w:rFonts w:ascii="Archivo Light" w:hAnsi="Archivo Light" w:eastAsia="Archivo Light" w:cs="Archivo Light"/>
-          <w:caps/>
-          <w:sz w:val="18"/>
-          <w:szCs w:val="18"/>
-        </w:rPr>
-        <w:t>CALIFICACIÓN DEL ÚLTIMO PERIODO: {calificacion_ultimo_periodo}</w:t>
-      </w:r>
-    </w:p>
-    <w:p>
-      <w:pPr>
-        <w:keepNext/>
-        <w:spacing w:before="0" w:after="0" w:line="280" w:lineRule="atLeast"/>
-        <w:ind w:left="0" w:right="0" w:firstLine="0"/>
-        <w:jc w:val="left"/>
-      </w:pPr>
-      <w:r>
-        <w:rPr>
-          <w:rFonts w:ascii="Archivo Light" w:hAnsi="Archivo Light" w:eastAsia="Archivo Light" w:cs="Archivo Light"/>
-          <w:sz w:val="48"/>
-          <w:szCs w:val="48"/>
-        </w:rPr>
-        <w:t>Interpretación del periodo general</w:t>
-      </w:r>
-    </w:p>
-    <w:p>
-      <w:pPr>
-        <w:spacing w:before="0" w:after="0" w:line="320" w:lineRule="exact"/>
-        <w:ind w:left="0" w:right="0" w:firstLine="0"/>
-        <w:jc w:val="both"/>
-      </w:pPr>
-      <w:r>
-        <w:rPr>
-          <w:rFonts w:ascii="Archivo Light" w:hAnsi="Archivo Light" w:eastAsia="Archivo Light" w:cs="Archivo Light"/>
-          <w:sz w:val="24"/>
-          <w:szCs w:val="24"/>
-        </w:rPr>
-        <w:t>{bienes_a_proteger}</w:t>
-      </w:r>
-    </w:p>
-    <w:p>
-      <w:pPr>
-        <w:spacing w:before="0" w:after="0" w:line="320" w:lineRule="exact"/>
-        <w:ind w:left="0" w:right="0" w:firstLine="283"/>
-        <w:jc w:val="both"/>
-      </w:pPr>
-      <w:r>
-        <w:rPr>
-          <w:rFonts w:ascii="Archivo Light" w:hAnsi="Archivo Light" w:eastAsia="Archivo Light" w:cs="Archivo Light"/>
-          <w:sz w:val="24"/>
-          <w:szCs w:val="24"/>
-        </w:rPr>
-        <w:t>{comparacion_estatal_municipal}</w:t>
-      </w:r>
-    </w:p>
-    <w:p>
-      <w:pPr>
-        <w:spacing w:before="0" w:after="0" w:line="320" w:lineRule="exact"/>
-        <w:ind w:left="0" w:right="0" w:firstLine="283"/>
-        <w:jc w:val="both"/>
-      </w:pPr>
-      <w:r>
-        <w:rPr>
-          <w:rFonts w:ascii="Archivo Light" w:hAnsi="Archivo Light" w:eastAsia="Archivo Light" w:cs="Archivo Light"/>
-          <w:sz w:val="24"/>
-          <w:szCs w:val="24"/>
-        </w:rPr>
-        <w:t>{avances_municipales}</w:t>
-      </w:r>
-    </w:p>
-    <w:p>
-      <w:pPr>
-        <w:spacing w:before="0" w:after="0" w:line="320" w:lineRule="exact"/>
-        <w:ind w:left="0" w:right="0" w:firstLine="283"/>
-        <w:jc w:val="both"/>
-      </w:pPr>
-      <w:r>
-        <w:rPr>
-          <w:rFonts w:ascii="Archivo Light" w:hAnsi="Archivo Light" w:eastAsia="Archivo Light" w:cs="Archivo Light"/>
-          <w:sz w:val="24"/>
-          <w:szCs w:val="24"/>
-        </w:rPr>
-        <w:t>{resumen_general}</w:t>
-      </w:r>
-    </w:p>
-    <w:p>
-      <w:pPr>
-        <w:keepNext/>
-        <w:spacing w:before="0" w:after="0" w:line="280" w:lineRule="atLeast"/>
-        <w:ind w:left="0" w:right="0" w:firstLine="0"/>
-        <w:jc w:val="left"/>
-      </w:pPr>
-      <w:r>
-        <w:rPr>
-          <w:rFonts w:ascii="Archivo Light" w:hAnsi="Archivo Light" w:eastAsia="Archivo Light" w:cs="Archivo Light"/>
-          <w:sz w:val="48"/>
-          <w:szCs w:val="48"/>
-        </w:rPr>
-        <w:t>Interpretación del último periodo</w:t>
-      </w:r>
-    </w:p>
-    <w:p>
-      <w:pPr>
-        <w:spacing w:before="0" w:after="0" w:line="320" w:lineRule="exact"/>
-        <w:ind w:left="0" w:right="0" w:firstLine="0"/>
-        <w:jc w:val="both"/>
-      </w:pPr>
-      <w:r>
-        <w:rPr>
-          <w:rFonts w:ascii="Archivo Light" w:hAnsi="Archivo Light" w:eastAsia="Archivo Light" w:cs="Archivo Light"/>
-          <w:sz w:val="24"/>
-          <w:szCs w:val="24"/>
-        </w:rPr>
-        <w:t>{resumen_ultimo_periodo}</w:t>
-      </w:r>
-    </w:p>
-    <w:p>
-      <w:pPr>
-        <w:spacing w:before="0" w:after="0" w:line="320" w:lineRule="exact"/>
-        <w:ind w:left="0" w:right="0" w:firstLine="283"/>
-        <w:jc w:val="both"/>
-      </w:pPr>
-      <w:r>
-        <w:rPr>
-          <w:rFonts w:ascii="Archivo Light" w:hAnsi="Archivo Light" w:eastAsia="Archivo Light" w:cs="Archivo Light"/>
-          <w:sz w:val="24"/>
-          <w:szCs w:val="24"/>
-        </w:rPr>
-        <w:t>{resumen_proteccion_civil}</w:t>
-      </w:r>
-    </w:p>
-    <w:p>
-      <w:pPr>
-        <w:spacing w:before="0" w:after="0" w:line="320" w:lineRule="exact"/>
-        <w:ind w:left="0" w:right="0" w:firstLine="283"/>
-        <w:jc w:val="both"/>
-      </w:pPr>
-      <w:r>
-        <w:rPr>
-          <w:rFonts w:ascii="Archivo Light" w:hAnsi="Archivo Light" w:eastAsia="Archivo Light" w:cs="Archivo Light"/>
-          <w:sz w:val="24"/>
-          <w:szCs w:val="24"/>
-        </w:rPr>
-        <w:t>{resumen_condiciones_personal}</w:t>
-      </w:r>
-    </w:p>
-    <w:p>
-      <w:pPr>
-        <w:spacing w:before="0" w:after="0" w:line="320" w:lineRule="exact"/>
-        <w:ind w:left="0" w:right="0" w:firstLine="283"/>
-        <w:jc w:val="both"/>
-      </w:pPr>
-      <w:r>
-        <w:rPr>
-          <w:rFonts w:ascii="Archivo Light" w:hAnsi="Archivo Light" w:eastAsia="Archivo Light" w:cs="Archivo Light"/>
-          <w:sz w:val="24"/>
-          <w:szCs w:val="24"/>
-        </w:rPr>
-        <w:t>{resumen_inteligencia_eficiencia}</w:t>
-      </w:r>
-    </w:p>
-    <w:p>
-      <w:pPr>
-        <w:keepNext/>
-        <w:spacing w:before="0" w:after="0" w:line="280" w:lineRule="atLeast"/>
-        <w:ind w:left="0" w:right="0" w:firstLine="0"/>
-        <w:jc w:val="left"/>
-      </w:pPr>
-      <w:r>
-        <w:rPr>
-          <w:rFonts w:ascii="Archivo Light" w:hAnsi="Archivo Light" w:eastAsia="Archivo Light" w:cs="Archivo Light"/>
-          <w:sz w:val="48"/>
-          <w:szCs w:val="48"/>
-        </w:rPr>
-        <w:t>Orientación para el gobierno municipal</w:t>
-      </w:r>
-    </w:p>
-    <w:p>
-      <w:pPr>
-        <w:spacing w:before="0" w:after="0" w:line="320" w:lineRule="exact"/>
-        <w:ind w:left="0" w:right="0" w:firstLine="0"/>
-        <w:jc w:val="both"/>
-      </w:pPr>
-      <w:r>
-        <w:rPr>
-          <w:rFonts w:ascii="Archivo Light" w:hAnsi="Archivo Light" w:eastAsia="Archivo Light" w:cs="Archivo Light"/>
-          <w:sz w:val="24"/>
-          <w:szCs w:val="24"/>
-        </w:rPr>
-        <w:t>{tendencia_general}</w:t>
-      </w:r>
-    </w:p>
-    <w:p>
-      <w:pPr>
-        <w:spacing w:before="0" w:after="0" w:line="320" w:lineRule="exact"/>
-        <w:ind w:left="0" w:right="0" w:firstLine="283"/>
-        <w:jc w:val="both"/>
-      </w:pPr>
-      <w:r>
-        <w:rPr>
-          <w:rFonts w:ascii="Archivo Light" w:hAnsi="Archivo Light" w:eastAsia="Archivo Light" w:cs="Archivo Light"/>
-          <w:sz w:val="24"/>
-          <w:szCs w:val="24"/>
-        </w:rPr>
-        <w:t>{recomendaciones_gobierno}</w:t>
-      </w:r>
-    </w:p>
-    <w:p>
-      <w:pPr>
-        <w:keepNext/>
-        <w:spacing w:before="0" w:after="0" w:line="280" w:lineRule="atLeast"/>
-        <w:ind w:left="0" w:right="0" w:firstLine="0"/>
-        <w:jc w:val="left"/>
-      </w:pPr>
-      <w:r>
-        <w:rPr>
-          <w:rFonts w:ascii="Archivo Light" w:hAnsi="Archivo Light" w:eastAsia="Archivo Light" w:cs="Archivo Light"/>
-          <w:sz w:val="48"/>
-          <w:szCs w:val="48"/>
-        </w:rPr>
-        <w:t>Prioridades de seguridad</w:t>
-      </w:r>
-    </w:p>
-    <w:p>
-      <w:pPr>
-        <w:spacing w:before="0" w:after="0" w:line="320" w:lineRule="exact"/>
-        <w:ind w:left="0" w:right="0" w:firstLine="0"/>
-        <w:jc w:val="both"/>
-      </w:pPr>
-      <w:r>
-        <w:rPr>
-          <w:rFonts w:ascii="Archivo Light" w:hAnsi="Archivo Light" w:eastAsia="Archivo Light" w:cs="Archivo Light"/>
-          <w:sz w:val="24"/>
-          <w:szCs w:val="24"/>
-        </w:rPr>
-        <w:t>{fortalezas_seguridad}</w:t>
-      </w:r>
-    </w:p>
-    <w:p>
-      <w:pPr>
-        <w:spacing w:before="0" w:after="0" w:line="320" w:lineRule="exact"/>
-        <w:ind w:left="0" w:right="0" w:firstLine="283"/>
-        <w:jc w:val="both"/>
-      </w:pPr>
-      <w:r>
-        <w:rPr>
-          <w:rFonts w:ascii="Archivo Light" w:hAnsi="Archivo Light" w:eastAsia="Archivo Light" w:cs="Archivo Light"/>
-          <w:sz w:val="24"/>
-          <w:szCs w:val="24"/>
-        </w:rPr>
-        <w:t>{areas_mejora_seguridad}</w:t>
-      </w:r>
-    </w:p>
-    <w:p>
-      <w:pPr>
-        <w:spacing w:before="0" w:after="0" w:line="320" w:lineRule="exact"/>
-        <w:ind w:left="0" w:right="0" w:firstLine="283"/>
-        <w:jc w:val="both"/>
-      </w:pPr>
-      <w:r>
-        <w:rPr>
-          <w:rFonts w:ascii="Archivo Light" w:hAnsi="Archivo Light" w:eastAsia="Archivo Light" w:cs="Archivo Light"/>
-          <w:sz w:val="24"/>
-          <w:szCs w:val="24"/>
-        </w:rPr>
-        <w:t>{justificacion_prioridades}</w:t>
-      </w:r>
-    </w:p>
-    <w:p>
-      <w:pPr>
-        <w:keepNext/>
-        <w:spacing w:before="0" w:after="0" w:line="280" w:lineRule="atLeast"/>
-        <w:ind w:left="0" w:right="0" w:firstLine="0"/>
-        <w:jc w:val="center"/>
-      </w:pPr>
-      <w:r>
-        <w:rPr>
-          <w:rFonts w:ascii="Archivo Light" w:hAnsi="Archivo Light" w:eastAsia="Archivo Light" w:cs="Archivo Light"/>
-          <w:caps/>
-          <w:sz w:val="48"/>
-          <w:szCs w:val="48"/>
-        </w:rPr>
-        <w:t>PROTECCIÓN CIVIL</w:t>
-      </w:r>
-    </w:p>
-    <w:p>
-      <w:pPr>
-        <w:spacing w:before="0" w:after="0" w:line="320" w:lineRule="exact"/>
-        <w:ind w:left="0" w:right="0" w:firstLine="0"/>
-        <w:jc w:val="both"/>
-      </w:pPr>
-      <w:r>
-        <w:rPr>
-          <w:rFonts w:ascii="Archivo Light" w:hAnsi="Archivo Light" w:eastAsia="Archivo Light" w:cs="Archivo Light"/>
-          <w:sz w:val="24"/>
-          <w:szCs w:val="24"/>
-        </w:rPr>
-        <w:t>{benchmark_proteccion_civil}</w:t>
-      </w:r>
-    </w:p>
-    <w:p>
-      <w:pPr>
-        <w:keepNext/>
-        <w:spacing w:before="0" w:after="0" w:line="280" w:lineRule="atLeast"/>
-        <w:ind w:left="0" w:right="0" w:firstLine="0"/>
-        <w:jc w:val="left"/>
-      </w:pPr>
-      <w:r>
-        <w:rPr>
-          <w:rFonts w:ascii="Archivo Light" w:hAnsi="Archivo Light" w:eastAsia="Archivo Light" w:cs="Archivo Light"/>
-          <w:sz w:val="48"/>
-          <w:szCs w:val="48"/>
-        </w:rPr>
-        <w:t>Indicador 01: Plan o programa de protección civil</w:t>
-      </w:r>
-    </w:p>
-    <w:p>
-      <w:pPr>
-        <w:spacing w:before="0" w:after="0" w:line="320" w:lineRule="exact"/>
-        <w:ind w:left="0" w:right="0" w:firstLine="0"/>
-        <w:jc w:val="both"/>
-      </w:pPr>
-      <w:r>
-        <w:rPr>
-          <w:rFonts w:ascii="Archivo Light" w:hAnsi="Archivo Light" w:eastAsia="Archivo Light" w:cs="Archivo Light"/>
-          <w:sz w:val="24"/>
-          <w:szCs w:val="24"/>
-        </w:rPr>
-        <w:t>{analisis_indicador_01}</w:t>
-      </w:r>
-    </w:p>
-    <w:p>
-      <w:pPr>
-        <w:spacing w:before="0" w:after="0" w:line="320" w:lineRule="exact"/>
-        <w:ind w:left="0" w:right="0" w:firstLine="0"/>
-        <w:jc w:val="both"/>
-      </w:pPr>
-      <w:r>
-        <w:rPr>
-          <w:rFonts w:ascii="Archivo Light" w:hAnsi="Archivo Light" w:eastAsia="Archivo Light" w:cs="Archivo Light"/>
-          <w:sz w:val="24"/>
-          <w:szCs w:val="24"/>
-        </w:rPr>
-        <w:t>{minimos_indicador_01}</w:t>
-      </w:r>
-    </w:p>
-    <w:p>
-      <w:pPr>
-        <w:spacing w:before="0" w:after="0" w:line="320" w:lineRule="exact"/>
-        <w:ind w:left="0" w:right="0" w:firstLine="0"/>
-        <w:jc w:val="both"/>
-      </w:pPr>
-      <w:r>
-        <w:rPr>
-          <w:rFonts w:ascii="Archivo Light" w:hAnsi="Archivo Light" w:eastAsia="Archivo Light" w:cs="Archivo Light"/>
-          <w:sz w:val="24"/>
-          <w:szCs w:val="24"/>
-        </w:rPr>
-        <w:t>{graficas_indicador_01}</w:t>
-      </w:r>
-    </w:p>
-    <w:p>
-      <w:pPr>
-        <w:spacing w:before="0" w:after="0" w:line="320" w:lineRule="exact"/>
-        <w:ind w:left="0" w:right="0" w:firstLine="0"/>
-        <w:jc w:val="both"/>
-      </w:pPr>
-      <w:r>
-        <w:rPr>
-          <w:rFonts w:ascii="Archivo Light" w:hAnsi="Archivo Light" w:eastAsia="Archivo Light" w:cs="Archivo Light"/>
-          <w:sz w:val="24"/>
-          <w:szCs w:val="24"/>
-        </w:rPr>
-        <w:t>{tablas_indicador_01}</w:t>
-      </w:r>
-    </w:p>
-    <w:p>
-      <w:pPr>
-        <w:spacing w:before="0" w:after="0" w:line="320" w:lineRule="exact"/>
-        <w:ind w:left="0" w:right="0" w:firstLine="0"/>
-        <w:jc w:val="both"/>
-      </w:pPr>
-      <w:r>
-        <w:rPr>
-          <w:rFonts w:ascii="Archivo Light" w:hAnsi="Archivo Light" w:eastAsia="Archivo Light" w:cs="Archivo Light"/>
-          <w:sz w:val="24"/>
-          <w:szCs w:val="24"/>
-        </w:rPr>
-        <w:t>{cierre_indicador_01}</w:t>
-      </w:r>
-    </w:p>
-    <w:p>
-      <w:pPr>
-        <w:keepNext/>
-        <w:spacing w:before="0" w:after="0" w:line="280" w:lineRule="atLeast"/>
-        <w:ind w:left="0" w:right="0" w:firstLine="0"/>
-        <w:jc w:val="left"/>
-      </w:pPr>
-      <w:r>
-        <w:rPr>
-          <w:rFonts w:ascii="Archivo Light" w:hAnsi="Archivo Light" w:eastAsia="Archivo Light" w:cs="Archivo Light"/>
-          <w:sz w:val="48"/>
-          <w:szCs w:val="48"/>
-        </w:rPr>
-        <w:t>Indicador 02: Capacitación en materia de protección civil</w:t>
-      </w:r>
-    </w:p>
-    <w:p>
-      <w:pPr>
-        <w:spacing w:before="0" w:after="0" w:line="320" w:lineRule="exact"/>
-        <w:ind w:left="0" w:right="0" w:firstLine="0"/>
-        <w:jc w:val="both"/>
-      </w:pPr>
-      <w:r>
-        <w:rPr>
-          <w:rFonts w:ascii="Archivo Light" w:hAnsi="Archivo Light" w:eastAsia="Archivo Light" w:cs="Archivo Light"/>
-          <w:sz w:val="24"/>
-          <w:szCs w:val="24"/>
-        </w:rPr>
-        <w:t>{analisis_indicador_02}</w:t>
-      </w:r>
-    </w:p>
-    <w:p>
-      <w:pPr>
-        <w:spacing w:before="0" w:after="0" w:line="320" w:lineRule="exact"/>
-        <w:ind w:left="0" w:right="0" w:firstLine="0"/>
-        <w:jc w:val="both"/>
-      </w:pPr>
-      <w:r>
-        <w:rPr>
-          <w:rFonts w:ascii="Archivo Light" w:hAnsi="Archivo Light" w:eastAsia="Archivo Light" w:cs="Archivo Light"/>
-          <w:sz w:val="24"/>
-          <w:szCs w:val="24"/>
-        </w:rPr>
-        <w:t>{minimos_indicador_02}</w:t>
-      </w:r>
-    </w:p>
-    <w:p>
-      <w:pPr>
-        <w:spacing w:before="0" w:after="0" w:line="320" w:lineRule="exact"/>
-        <w:ind w:left="0" w:right="0" w:firstLine="0"/>
-        <w:jc w:val="both"/>
-      </w:pPr>
-      <w:r>
-        <w:rPr>
-          <w:rFonts w:ascii="Archivo Light" w:hAnsi="Archivo Light" w:eastAsia="Archivo Light" w:cs="Archivo Light"/>
-          <w:sz w:val="24"/>
-          <w:szCs w:val="24"/>
-        </w:rPr>
-        <w:t>{graficas_indicador_02}</w:t>
-      </w:r>
-    </w:p>
-    <w:p>
-      <w:pPr>
-        <w:spacing w:before="0" w:after="0" w:line="320" w:lineRule="exact"/>
-        <w:ind w:left="0" w:right="0" w:firstLine="0"/>
-        <w:jc w:val="both"/>
-      </w:pPr>
-      <w:r>
-        <w:rPr>
-          <w:rFonts w:ascii="Archivo Light" w:hAnsi="Archivo Light" w:eastAsia="Archivo Light" w:cs="Archivo Light"/>
-          <w:sz w:val="24"/>
-          <w:szCs w:val="24"/>
-        </w:rPr>
-        <w:t>{tablas_indicador_02}</w:t>
-      </w:r>
-    </w:p>
-    <w:p>
-      <w:pPr>
-        <w:spacing w:before="0" w:after="0" w:line="320" w:lineRule="exact"/>
-        <w:ind w:left="0" w:right="0" w:firstLine="0"/>
-        <w:jc w:val="both"/>
-      </w:pPr>
-      <w:r>
-        <w:rPr>
-          <w:rFonts w:ascii="Archivo Light" w:hAnsi="Archivo Light" w:eastAsia="Archivo Light" w:cs="Archivo Light"/>
-          <w:sz w:val="24"/>
-          <w:szCs w:val="24"/>
-        </w:rPr>
-        <w:t>{cierre_indicador_02}</w:t>
-      </w:r>
-    </w:p>
-    <w:p>
-      <w:pPr>
-        <w:keepNext/>
-        <w:spacing w:before="0" w:after="0" w:line="280" w:lineRule="atLeast"/>
-        <w:ind w:left="0" w:right="0" w:firstLine="0"/>
-        <w:jc w:val="left"/>
-      </w:pPr>
-      <w:r>
-        <w:rPr>
-          <w:rFonts w:ascii="Archivo Light" w:hAnsi="Archivo Light" w:eastAsia="Archivo Light" w:cs="Archivo Light"/>
-          <w:sz w:val="48"/>
-          <w:szCs w:val="48"/>
-        </w:rPr>
-        <w:t>Indicador 03: Temas de la capacitación de protección civil</w:t>
-      </w:r>
-    </w:p>
-    <w:p>
-      <w:pPr>
-        <w:spacing w:before="0" w:after="0" w:line="320" w:lineRule="exact"/>
-        <w:ind w:left="0" w:right="0" w:firstLine="0"/>
-        <w:jc w:val="both"/>
-      </w:pPr>
-      <w:r>
-        <w:rPr>
-          <w:rFonts w:ascii="Archivo Light" w:hAnsi="Archivo Light" w:eastAsia="Archivo Light" w:cs="Archivo Light"/>
-          <w:sz w:val="24"/>
-          <w:szCs w:val="24"/>
-        </w:rPr>
-        <w:t>{analisis_indicador_03}</w:t>
-      </w:r>
-    </w:p>
-    <w:p>
-      <w:pPr>
-        <w:spacing w:before="0" w:after="0" w:line="320" w:lineRule="exact"/>
-        <w:ind w:left="0" w:right="0" w:firstLine="0"/>
-        <w:jc w:val="both"/>
-      </w:pPr>
-      <w:r>
-        <w:rPr>
-          <w:rFonts w:ascii="Archivo Light" w:hAnsi="Archivo Light" w:eastAsia="Archivo Light" w:cs="Archivo Light"/>
-          <w:sz w:val="24"/>
-          <w:szCs w:val="24"/>
-        </w:rPr>
-        <w:t>{minimos_indicador_03}</w:t>
-      </w:r>
-    </w:p>
-    <w:p>
-      <w:pPr>
-        <w:spacing w:before="0" w:after="0" w:line="320" w:lineRule="exact"/>
-        <w:ind w:left="0" w:right="0" w:firstLine="0"/>
-        <w:jc w:val="both"/>
-      </w:pPr>
-      <w:r>
-        <w:rPr>
-          <w:rFonts w:ascii="Archivo Light" w:hAnsi="Archivo Light" w:eastAsia="Archivo Light" w:cs="Archivo Light"/>
-          <w:sz w:val="24"/>
-          <w:szCs w:val="24"/>
-        </w:rPr>
-        <w:t>{graficas_indicador_03}</w:t>
-      </w:r>
-    </w:p>
-    <w:p>
-      <w:pPr>
-        <w:spacing w:before="0" w:after="0" w:line="320" w:lineRule="exact"/>
-        <w:ind w:left="0" w:right="0" w:firstLine="0"/>
-        <w:jc w:val="both"/>
-      </w:pPr>
-      <w:r>
-        <w:rPr>
-          <w:rFonts w:ascii="Archivo Light" w:hAnsi="Archivo Light" w:eastAsia="Archivo Light" w:cs="Archivo Light"/>
-          <w:sz w:val="24"/>
-          <w:szCs w:val="24"/>
-        </w:rPr>
-        <w:t>{tablas_indicador_03}</w:t>
-      </w:r>
-    </w:p>
-    <w:p>
-      <w:pPr>
-        <w:spacing w:before="0" w:after="0" w:line="320" w:lineRule="exact"/>
-        <w:ind w:left="0" w:right="0" w:firstLine="0"/>
-        <w:jc w:val="both"/>
-      </w:pPr>
-      <w:r>
-        <w:rPr>
-          <w:rFonts w:ascii="Archivo Light" w:hAnsi="Archivo Light" w:eastAsia="Archivo Light" w:cs="Archivo Light"/>
-          <w:sz w:val="24"/>
-          <w:szCs w:val="24"/>
-        </w:rPr>
-        <w:t>{cierre_indicador_03}</w:t>
-      </w:r>
-    </w:p>
-    <w:p>
-      <w:pPr>
-        <w:keepNext/>
-        <w:spacing w:before="0" w:after="0" w:line="280" w:lineRule="atLeast"/>
-        <w:ind w:left="0" w:right="0" w:firstLine="0"/>
-        <w:jc w:val="center"/>
-      </w:pPr>
-      <w:r>
-        <w:rPr>
-          <w:rFonts w:ascii="Archivo Light" w:hAnsi="Archivo Light" w:eastAsia="Archivo Light" w:cs="Archivo Light"/>
-          <w:caps/>
-          <w:sz w:val="48"/>
-          <w:szCs w:val="48"/>
-        </w:rPr>
-        <w:t>CONDICIONES DEL PERSONAL</w:t>
-      </w:r>
-    </w:p>
-    <w:p>
-      <w:pPr>
-        <w:spacing w:before="0" w:after="0" w:line="320" w:lineRule="exact"/>
-        <w:ind w:left="0" w:right="0" w:firstLine="0"/>
-        <w:jc w:val="both"/>
-      </w:pPr>
-      <w:r>
-        <w:rPr>
-          <w:rFonts w:ascii="Archivo Light" w:hAnsi="Archivo Light" w:eastAsia="Archivo Light" w:cs="Archivo Light"/>
-          <w:sz w:val="24"/>
-          <w:szCs w:val="24"/>
-        </w:rPr>
-        <w:t>{benchmark_condiciones_personal}</w:t>
-      </w:r>
-    </w:p>
-    <w:p>
-      <w:pPr>
-        <w:keepNext/>
-        <w:spacing w:before="0" w:after="0" w:line="280" w:lineRule="atLeast"/>
-        <w:ind w:left="0" w:right="0" w:firstLine="0"/>
-        <w:jc w:val="left"/>
-      </w:pPr>
-      <w:r>
-        <w:rPr>
-          <w:rFonts w:ascii="Archivo Light" w:hAnsi="Archivo Light" w:eastAsia="Archivo Light" w:cs="Archivo Light"/>
-          <w:sz w:val="48"/>
-          <w:szCs w:val="48"/>
-        </w:rPr>
-        <w:t>Indicador 04: Personal destinado a funciones de seguridad pública</w:t>
-      </w:r>
-    </w:p>
-    <w:p>
-      <w:pPr>
-        <w:spacing w:before="0" w:after="0" w:line="320" w:lineRule="exact"/>
-        <w:ind w:left="0" w:right="0" w:firstLine="0"/>
-        <w:jc w:val="both"/>
-      </w:pPr>
-      <w:r>
-        <w:rPr>
-          <w:rFonts w:ascii="Archivo Light" w:hAnsi="Archivo Light" w:eastAsia="Archivo Light" w:cs="Archivo Light"/>
-          <w:sz w:val="24"/>
-          <w:szCs w:val="24"/>
-        </w:rPr>
-        <w:t>{analisis_indicador_04}</w:t>
-      </w:r>
-    </w:p>
-    <w:p>
-      <w:pPr>
-        <w:spacing w:before="0" w:after="0" w:line="320" w:lineRule="exact"/>
-        <w:ind w:left="0" w:right="0" w:firstLine="0"/>
-        <w:jc w:val="both"/>
-      </w:pPr>
-      <w:r>
-        <w:rPr>
-          <w:rFonts w:ascii="Archivo Light" w:hAnsi="Archivo Light" w:eastAsia="Archivo Light" w:cs="Archivo Light"/>
-          <w:sz w:val="24"/>
-          <w:szCs w:val="24"/>
-        </w:rPr>
-        <w:t>{graficas_indicador_04}</w:t>
-      </w:r>
-    </w:p>
-    <w:p>
-      <w:pPr>
-        <w:spacing w:before="0" w:after="0" w:line="320" w:lineRule="exact"/>
-        <w:ind w:left="0" w:right="0" w:firstLine="0"/>
-        <w:jc w:val="both"/>
-      </w:pPr>
-      <w:r>
-        <w:rPr>
-          <w:rFonts w:ascii="Archivo Light" w:hAnsi="Archivo Light" w:eastAsia="Archivo Light" w:cs="Archivo Light"/>
-          <w:sz w:val="24"/>
-          <w:szCs w:val="24"/>
-        </w:rPr>
-        <w:t>{tablas_indicador_04}</w:t>
-      </w:r>
-    </w:p>
-    <w:p>
-      <w:pPr>
-        <w:spacing w:before="0" w:after="0" w:line="320" w:lineRule="exact"/>
-        <w:ind w:left="0" w:right="0" w:firstLine="0"/>
-        <w:jc w:val="both"/>
-      </w:pPr>
-      <w:r>
-        <w:rPr>
-          <w:rFonts w:ascii="Archivo Light" w:hAnsi="Archivo Light" w:eastAsia="Archivo Light" w:cs="Archivo Light"/>
-          <w:sz w:val="24"/>
-          <w:szCs w:val="24"/>
-        </w:rPr>
-        <w:t>{cierre_indicador_04}</w:t>
-      </w:r>
-    </w:p>
-    <w:p>
-      <w:pPr>
-        <w:keepNext/>
-        <w:spacing w:before="0" w:after="0" w:line="280" w:lineRule="atLeast"/>
-        <w:ind w:left="0" w:right="0" w:firstLine="0"/>
-        <w:jc w:val="left"/>
-      </w:pPr>
-      <w:r>
-        <w:rPr>
-          <w:rFonts w:ascii="Archivo Light" w:hAnsi="Archivo Light" w:eastAsia="Archivo Light" w:cs="Archivo Light"/>
-          <w:sz w:val="48"/>
-          <w:szCs w:val="48"/>
-        </w:rPr>
-        <w:t>Indicador 05: Evaluaciones de control de confianza</w:t>
-      </w:r>
-    </w:p>
-    <w:p>
-      <w:pPr>
-        <w:spacing w:before="0" w:after="0" w:line="320" w:lineRule="exact"/>
-        <w:ind w:left="0" w:right="0" w:firstLine="0"/>
-        <w:jc w:val="both"/>
-      </w:pPr>
-      <w:r>
-        <w:rPr>
-          <w:rFonts w:ascii="Archivo Light" w:hAnsi="Archivo Light" w:eastAsia="Archivo Light" w:cs="Archivo Light"/>
-          <w:sz w:val="24"/>
-          <w:szCs w:val="24"/>
-        </w:rPr>
-        <w:t>{analisis_indicador_05}</w:t>
-      </w:r>
-    </w:p>
-    <w:p>
-      <w:pPr>
-        <w:spacing w:before="0" w:after="0" w:line="320" w:lineRule="exact"/>
-        <w:ind w:left="0" w:right="0" w:firstLine="0"/>
-        <w:jc w:val="both"/>
-      </w:pPr>
-      <w:r>
-        <w:rPr>
-          <w:rFonts w:ascii="Archivo Light" w:hAnsi="Archivo Light" w:eastAsia="Archivo Light" w:cs="Archivo Light"/>
-          <w:sz w:val="24"/>
-          <w:szCs w:val="24"/>
-        </w:rPr>
-        <w:t>{graficas_indicador_05}</w:t>
-      </w:r>
-    </w:p>
-    <w:p>
-      <w:pPr>
-        <w:spacing w:before="0" w:after="0" w:line="320" w:lineRule="exact"/>
-        <w:ind w:left="0" w:right="0" w:firstLine="0"/>
-        <w:jc w:val="both"/>
-      </w:pPr>
-      <w:r>
-        <w:rPr>
-          <w:rFonts w:ascii="Archivo Light" w:hAnsi="Archivo Light" w:eastAsia="Archivo Light" w:cs="Archivo Light"/>
-          <w:sz w:val="24"/>
-          <w:szCs w:val="24"/>
-        </w:rPr>
-        <w:t>{tablas_indicador_05}</w:t>
-      </w:r>
-    </w:p>
-    <w:p>
-      <w:pPr>
-        <w:spacing w:before="0" w:after="0" w:line="320" w:lineRule="exact"/>
-        <w:ind w:left="0" w:right="0" w:firstLine="0"/>
-        <w:jc w:val="both"/>
-      </w:pPr>
-      <w:r>
-        <w:rPr>
-          <w:rFonts w:ascii="Archivo Light" w:hAnsi="Archivo Light" w:eastAsia="Archivo Light" w:cs="Archivo Light"/>
-          <w:sz w:val="24"/>
-          <w:szCs w:val="24"/>
-        </w:rPr>
-        <w:t>{cierre_indicador_05}</w:t>
-      </w:r>
-    </w:p>
-    <w:p>
-      <w:pPr>
-        <w:keepNext/>
-        <w:spacing w:before="0" w:after="0" w:line="280" w:lineRule="atLeast"/>
-        <w:ind w:left="0" w:right="0" w:firstLine="0"/>
-        <w:jc w:val="left"/>
-      </w:pPr>
-      <w:r>
-        <w:rPr>
-          <w:rFonts w:ascii="Archivo Light" w:hAnsi="Archivo Light" w:eastAsia="Archivo Light" w:cs="Archivo Light"/>
-          <w:sz w:val="48"/>
-          <w:szCs w:val="48"/>
-        </w:rPr>
-        <w:t>Indicador 06: Instituto de formación, capacitación y/o profesionalización</w:t>
-      </w:r>
-    </w:p>
-    <w:p>
-      <w:pPr>
-        <w:spacing w:before="0" w:after="0" w:line="320" w:lineRule="exact"/>
-        <w:ind w:left="0" w:right="0" w:firstLine="0"/>
-        <w:jc w:val="both"/>
-      </w:pPr>
-      <w:r>
-        <w:rPr>
-          <w:rFonts w:ascii="Archivo Light" w:hAnsi="Archivo Light" w:eastAsia="Archivo Light" w:cs="Archivo Light"/>
-          <w:sz w:val="24"/>
-          <w:szCs w:val="24"/>
-        </w:rPr>
-        <w:t>{analisis_indicador_06}</w:t>
-      </w:r>
-    </w:p>
-    <w:p>
-      <w:pPr>
-        <w:spacing w:before="0" w:after="0" w:line="320" w:lineRule="exact"/>
-        <w:ind w:left="0" w:right="0" w:firstLine="0"/>
-        <w:jc w:val="both"/>
-      </w:pPr>
-      <w:r>
-        <w:rPr>
-          <w:rFonts w:ascii="Archivo Light" w:hAnsi="Archivo Light" w:eastAsia="Archivo Light" w:cs="Archivo Light"/>
-          <w:sz w:val="24"/>
-          <w:szCs w:val="24"/>
-        </w:rPr>
-        <w:t>{graficas_indicador_06}</w:t>
-      </w:r>
-    </w:p>
-    <w:p>
-      <w:pPr>
-        <w:spacing w:before="0" w:after="0" w:line="320" w:lineRule="exact"/>
-        <w:ind w:left="0" w:right="0" w:firstLine="0"/>
-        <w:jc w:val="both"/>
-      </w:pPr>
-      <w:r>
-        <w:rPr>
-          <w:rFonts w:ascii="Archivo Light" w:hAnsi="Archivo Light" w:eastAsia="Archivo Light" w:cs="Archivo Light"/>
-          <w:sz w:val="24"/>
-          <w:szCs w:val="24"/>
-        </w:rPr>
-        <w:t>{tablas_indicador_06}</w:t>
-      </w:r>
-    </w:p>
-    <w:p>
-      <w:pPr>
-        <w:spacing w:before="0" w:after="0" w:line="320" w:lineRule="exact"/>
-        <w:ind w:left="0" w:right="0" w:firstLine="0"/>
-        <w:jc w:val="both"/>
-      </w:pPr>
-      <w:r>
-        <w:rPr>
-          <w:rFonts w:ascii="Archivo Light" w:hAnsi="Archivo Light" w:eastAsia="Archivo Light" w:cs="Archivo Light"/>
-          <w:sz w:val="24"/>
-          <w:szCs w:val="24"/>
-        </w:rPr>
-        <w:t>{cierre_indicador_06}</w:t>
-      </w:r>
-    </w:p>
-    <w:p>
-      <w:pPr>
-        <w:keepNext/>
-        <w:spacing w:before="0" w:after="0" w:line="280" w:lineRule="atLeast"/>
-        <w:ind w:left="0" w:right="0" w:firstLine="0"/>
-        <w:jc w:val="left"/>
-      </w:pPr>
-      <w:r>
-        <w:rPr>
-          <w:rFonts w:ascii="Archivo Light" w:hAnsi="Archivo Light" w:eastAsia="Archivo Light" w:cs="Archivo Light"/>
-          <w:sz w:val="48"/>
-          <w:szCs w:val="48"/>
-        </w:rPr>
-        <w:t>Indicador 07: Certificado Único Policial vigente</w:t>
-      </w:r>
-    </w:p>
-    <w:p>
-      <w:pPr>
-        <w:spacing w:before="0" w:after="0" w:line="320" w:lineRule="exact"/>
-        <w:ind w:left="0" w:right="0" w:firstLine="0"/>
-        <w:jc w:val="both"/>
-      </w:pPr>
-      <w:r>
-        <w:rPr>
-          <w:rFonts w:ascii="Archivo Light" w:hAnsi="Archivo Light" w:eastAsia="Archivo Light" w:cs="Archivo Light"/>
-          <w:sz w:val="24"/>
-          <w:szCs w:val="24"/>
-        </w:rPr>
-        <w:t>{analisis_indicador_07}</w:t>
-      </w:r>
-    </w:p>
-    <w:p>
-      <w:pPr>
-        <w:spacing w:before="0" w:after="0" w:line="320" w:lineRule="exact"/>
-        <w:ind w:left="0" w:right="0" w:firstLine="0"/>
-        <w:jc w:val="both"/>
-      </w:pPr>
-      <w:r>
-        <w:rPr>
-          <w:rFonts w:ascii="Archivo Light" w:hAnsi="Archivo Light" w:eastAsia="Archivo Light" w:cs="Archivo Light"/>
-          <w:sz w:val="24"/>
-          <w:szCs w:val="24"/>
-        </w:rPr>
-        <w:t>{graficas_indicador_07}</w:t>
-      </w:r>
-    </w:p>
-    <w:p>
-      <w:pPr>
-        <w:spacing w:before="0" w:after="0" w:line="320" w:lineRule="exact"/>
-        <w:ind w:left="0" w:right="0" w:firstLine="0"/>
-        <w:jc w:val="both"/>
-      </w:pPr>
-      <w:r>
-        <w:rPr>
-          <w:rFonts w:ascii="Archivo Light" w:hAnsi="Archivo Light" w:eastAsia="Archivo Light" w:cs="Archivo Light"/>
-          <w:sz w:val="24"/>
-          <w:szCs w:val="24"/>
-        </w:rPr>
-        <w:t>{tablas_indicador_07}</w:t>
-      </w:r>
-    </w:p>
-    <w:p>
-      <w:pPr>
-        <w:spacing w:before="0" w:after="0" w:line="320" w:lineRule="exact"/>
-        <w:ind w:left="0" w:right="0" w:firstLine="0"/>
-        <w:jc w:val="both"/>
-      </w:pPr>
-      <w:r>
-        <w:rPr>
-          <w:rFonts w:ascii="Archivo Light" w:hAnsi="Archivo Light" w:eastAsia="Archivo Light" w:cs="Archivo Light"/>
-          <w:sz w:val="24"/>
-          <w:szCs w:val="24"/>
-        </w:rPr>
-        <w:t>{cierre_indicador_07}</w:t>
-      </w:r>
-    </w:p>
-    <w:p>
-      <w:pPr>
-        <w:keepNext/>
-        <w:spacing w:before="0" w:after="0" w:line="280" w:lineRule="atLeast"/>
-        <w:ind w:left="0" w:right="0" w:firstLine="0"/>
-        <w:jc w:val="left"/>
-      </w:pPr>
-      <w:r>
-        <w:rPr>
-          <w:rFonts w:ascii="Archivo Light" w:hAnsi="Archivo Light" w:eastAsia="Archivo Light" w:cs="Archivo Light"/>
-          <w:sz w:val="48"/>
-          <w:szCs w:val="48"/>
-        </w:rPr>
-        <w:t>Indicador 08: Uniformes</w:t>
-      </w:r>
-    </w:p>
-    <w:p>
-      <w:pPr>
-        <w:spacing w:before="0" w:after="0" w:line="320" w:lineRule="exact"/>
-        <w:ind w:left="0" w:right="0" w:firstLine="0"/>
-        <w:jc w:val="both"/>
-      </w:pPr>
-      <w:r>
-        <w:rPr>
-          <w:rFonts w:ascii="Archivo Light" w:hAnsi="Archivo Light" w:eastAsia="Archivo Light" w:cs="Archivo Light"/>
-          <w:sz w:val="24"/>
-          <w:szCs w:val="24"/>
-        </w:rPr>
-        <w:t>{analisis_indicador_08}</w:t>
-      </w:r>
-    </w:p>
-    <w:p>
-      <w:pPr>
-        <w:spacing w:before="0" w:after="0" w:line="320" w:lineRule="exact"/>
-        <w:ind w:left="0" w:right="0" w:firstLine="0"/>
-        <w:jc w:val="both"/>
-      </w:pPr>
-      <w:r>
-        <w:rPr>
-          <w:rFonts w:ascii="Archivo Light" w:hAnsi="Archivo Light" w:eastAsia="Archivo Light" w:cs="Archivo Light"/>
-          <w:sz w:val="24"/>
-          <w:szCs w:val="24"/>
-        </w:rPr>
-        <w:t>{graficas_indicador_08}</w:t>
-      </w:r>
-    </w:p>
-    <w:p>
-      <w:pPr>
-        <w:spacing w:before="0" w:after="0" w:line="320" w:lineRule="exact"/>
-        <w:ind w:left="0" w:right="0" w:firstLine="0"/>
-        <w:jc w:val="both"/>
-      </w:pPr>
-      <w:r>
-        <w:rPr>
-          <w:rFonts w:ascii="Archivo Light" w:hAnsi="Archivo Light" w:eastAsia="Archivo Light" w:cs="Archivo Light"/>
-          <w:sz w:val="24"/>
-          <w:szCs w:val="24"/>
-        </w:rPr>
-        <w:t>{tablas_indicador_08}</w:t>
-      </w:r>
-    </w:p>
-    <w:p>
-      <w:pPr>
-        <w:spacing w:before="0" w:after="0" w:line="320" w:lineRule="exact"/>
-        <w:ind w:left="0" w:right="0" w:firstLine="0"/>
-        <w:jc w:val="both"/>
-      </w:pPr>
-      <w:r>
-        <w:rPr>
-          <w:rFonts w:ascii="Archivo Light" w:hAnsi="Archivo Light" w:eastAsia="Archivo Light" w:cs="Archivo Light"/>
-          <w:sz w:val="24"/>
-          <w:szCs w:val="24"/>
-        </w:rPr>
-        <w:t>{cierre_indicador_08}</w:t>
-      </w:r>
-    </w:p>
-    <w:p>
-      <w:pPr>
-        <w:keepNext/>
-        <w:spacing w:before="0" w:after="0" w:line="280" w:lineRule="atLeast"/>
-        <w:ind w:left="0" w:right="0" w:firstLine="0"/>
-        <w:jc w:val="left"/>
-      </w:pPr>
-      <w:r>
-        <w:rPr>
-          <w:rFonts w:ascii="Archivo Light" w:hAnsi="Archivo Light" w:eastAsia="Archivo Light" w:cs="Archivo Light"/>
-          <w:sz w:val="48"/>
-          <w:szCs w:val="48"/>
-        </w:rPr>
-        <w:t>Indicador 09: Equipamiento</w:t>
-      </w:r>
-    </w:p>
-    <w:p>
-      <w:pPr>
-        <w:spacing w:before="0" w:after="0" w:line="320" w:lineRule="exact"/>
-        <w:ind w:left="0" w:right="0" w:firstLine="0"/>
-        <w:jc w:val="both"/>
-      </w:pPr>
-      <w:r>
-        <w:rPr>
-          <w:rFonts w:ascii="Archivo Light" w:hAnsi="Archivo Light" w:eastAsia="Archivo Light" w:cs="Archivo Light"/>
-          <w:sz w:val="24"/>
-          <w:szCs w:val="24"/>
-        </w:rPr>
-        <w:t>{analisis_indicador_09}</w:t>
-      </w:r>
-    </w:p>
-    <w:p>
-      <w:pPr>
-        <w:spacing w:before="0" w:after="0" w:line="320" w:lineRule="exact"/>
-        <w:ind w:left="0" w:right="0" w:firstLine="0"/>
-        <w:jc w:val="both"/>
-      </w:pPr>
-      <w:r>
-        <w:rPr>
-          <w:rFonts w:ascii="Archivo Light" w:hAnsi="Archivo Light" w:eastAsia="Archivo Light" w:cs="Archivo Light"/>
-          <w:sz w:val="24"/>
-          <w:szCs w:val="24"/>
-        </w:rPr>
-        <w:t>{graficas_indicador_09}</w:t>
-      </w:r>
-    </w:p>
-    <w:p>
-      <w:pPr>
-        <w:spacing w:before="0" w:after="0" w:line="320" w:lineRule="exact"/>
-        <w:ind w:left="0" w:right="0" w:firstLine="0"/>
-        <w:jc w:val="both"/>
-      </w:pPr>
-      <w:r>
-        <w:rPr>
-          <w:rFonts w:ascii="Archivo Light" w:hAnsi="Archivo Light" w:eastAsia="Archivo Light" w:cs="Archivo Light"/>
-          <w:sz w:val="24"/>
-          <w:szCs w:val="24"/>
-        </w:rPr>
-        <w:t>{tablas_indicador_09}</w:t>
-      </w:r>
-    </w:p>
-    <w:p>
-      <w:pPr>
-        <w:spacing w:before="0" w:after="0" w:line="320" w:lineRule="exact"/>
-        <w:ind w:left="0" w:right="0" w:firstLine="0"/>
-        <w:jc w:val="both"/>
-      </w:pPr>
-      <w:r>
-        <w:rPr>
-          <w:rFonts w:ascii="Archivo Light" w:hAnsi="Archivo Light" w:eastAsia="Archivo Light" w:cs="Archivo Light"/>
-          <w:sz w:val="24"/>
-          <w:szCs w:val="24"/>
-        </w:rPr>
-        <w:t>{cierre_indicador_09}</w:t>
-      </w:r>
-    </w:p>
-    <w:p>
-      <w:pPr>
-        <w:keepNext/>
-        <w:spacing w:before="0" w:after="0" w:line="280" w:lineRule="atLeast"/>
-        <w:ind w:left="0" w:right="0" w:firstLine="0"/>
-        <w:jc w:val="left"/>
-      </w:pPr>
-      <w:r>
-        <w:rPr>
-          <w:rFonts w:ascii="Archivo Light" w:hAnsi="Archivo Light" w:eastAsia="Archivo Light" w:cs="Archivo Light"/>
-          <w:sz w:val="48"/>
-          <w:szCs w:val="48"/>
-        </w:rPr>
-        <w:t>Indicador 10: Temas de capacitación policial</w:t>
-      </w:r>
-    </w:p>
-    <w:p>
-      <w:pPr>
-        <w:spacing w:before="0" w:after="0" w:line="320" w:lineRule="exact"/>
-        <w:ind w:left="0" w:right="0" w:firstLine="0"/>
-        <w:jc w:val="both"/>
-      </w:pPr>
-      <w:r>
-        <w:rPr>
-          <w:rFonts w:ascii="Archivo Light" w:hAnsi="Archivo Light" w:eastAsia="Archivo Light" w:cs="Archivo Light"/>
-          <w:sz w:val="24"/>
-          <w:szCs w:val="24"/>
-        </w:rPr>
-        <w:t>{analisis_indicador_10}</w:t>
-      </w:r>
-    </w:p>
-    <w:p>
-      <w:pPr>
-        <w:spacing w:before="0" w:after="0" w:line="320" w:lineRule="exact"/>
-        <w:ind w:left="0" w:right="0" w:firstLine="0"/>
-        <w:jc w:val="both"/>
-      </w:pPr>
-      <w:r>
-        <w:rPr>
-          <w:rFonts w:ascii="Archivo Light" w:hAnsi="Archivo Light" w:eastAsia="Archivo Light" w:cs="Archivo Light"/>
-          <w:sz w:val="24"/>
-          <w:szCs w:val="24"/>
-        </w:rPr>
-        <w:t>{graficas_indicador_10}</w:t>
-      </w:r>
-    </w:p>
-    <w:p>
-      <w:pPr>
-        <w:spacing w:before="0" w:after="0" w:line="320" w:lineRule="exact"/>
-        <w:ind w:left="0" w:right="0" w:firstLine="0"/>
-        <w:jc w:val="both"/>
-      </w:pPr>
-      <w:r>
-        <w:rPr>
-          <w:rFonts w:ascii="Archivo Light" w:hAnsi="Archivo Light" w:eastAsia="Archivo Light" w:cs="Archivo Light"/>
-          <w:sz w:val="24"/>
-          <w:szCs w:val="24"/>
-        </w:rPr>
-        <w:t>{tablas_indicador_10}</w:t>
-      </w:r>
-    </w:p>
-    <w:p>
-      <w:pPr>
-        <w:spacing w:before="0" w:after="0" w:line="320" w:lineRule="exact"/>
-        <w:ind w:left="0" w:right="0" w:firstLine="0"/>
-        <w:jc w:val="both"/>
-      </w:pPr>
-      <w:r>
-        <w:rPr>
-          <w:rFonts w:ascii="Archivo Light" w:hAnsi="Archivo Light" w:eastAsia="Archivo Light" w:cs="Archivo Light"/>
-          <w:sz w:val="24"/>
-          <w:szCs w:val="24"/>
-        </w:rPr>
-        <w:t>{cierre_indicador_10}</w:t>
-      </w:r>
-    </w:p>
-    <w:p>
-      <w:pPr>
-        <w:keepNext/>
-        <w:spacing w:before="0" w:after="0" w:line="280" w:lineRule="atLeast"/>
-        <w:ind w:left="0" w:right="0" w:firstLine="0"/>
-        <w:jc w:val="center"/>
-      </w:pPr>
-      <w:r>
-        <w:rPr>
-          <w:rFonts w:ascii="Archivo Light" w:hAnsi="Archivo Light" w:eastAsia="Archivo Light" w:cs="Archivo Light"/>
-          <w:caps/>
-          <w:sz w:val="48"/>
-          <w:szCs w:val="48"/>
-        </w:rPr>
-        <w:t>INFORMACIÓN E INTELIGENCIA POLICIAL</w:t>
-      </w:r>
-    </w:p>
-    <w:p>
-      <w:pPr>
-        <w:spacing w:before="0" w:after="0" w:line="320" w:lineRule="exact"/>
-        <w:ind w:left="0" w:right="0" w:firstLine="0"/>
-        <w:jc w:val="both"/>
-      </w:pPr>
-      <w:r>
-        <w:rPr>
-          <w:rFonts w:ascii="Archivo Light" w:hAnsi="Archivo Light" w:eastAsia="Archivo Light" w:cs="Archivo Light"/>
-          <w:sz w:val="24"/>
-          <w:szCs w:val="24"/>
-        </w:rPr>
-        <w:t>{benchmark_inteligencia_policial}</w:t>
-      </w:r>
-    </w:p>
-    <w:p>
-      <w:pPr>
-        <w:keepNext/>
-        <w:spacing w:before="0" w:after="0" w:line="280" w:lineRule="atLeast"/>
-        <w:ind w:left="0" w:right="0" w:firstLine="0"/>
-        <w:jc w:val="left"/>
-      </w:pPr>
-      <w:r>
-        <w:rPr>
-          <w:rFonts w:ascii="Archivo Light" w:hAnsi="Archivo Light" w:eastAsia="Archivo Light" w:cs="Archivo Light"/>
-          <w:sz w:val="48"/>
-          <w:szCs w:val="48"/>
-        </w:rPr>
-        <w:t>Indicador 11: Sistemas de información georreferenciados</w:t>
-      </w:r>
-    </w:p>
-    <w:p>
-      <w:pPr>
-        <w:spacing w:before="0" w:after="0" w:line="320" w:lineRule="exact"/>
-        <w:ind w:left="0" w:right="0" w:firstLine="0"/>
-        <w:jc w:val="both"/>
-      </w:pPr>
-      <w:r>
-        <w:rPr>
-          <w:rFonts w:ascii="Archivo Light" w:hAnsi="Archivo Light" w:eastAsia="Archivo Light" w:cs="Archivo Light"/>
-          <w:sz w:val="24"/>
-          <w:szCs w:val="24"/>
-        </w:rPr>
-        <w:t>{analisis_indicador_11}</w:t>
-      </w:r>
-    </w:p>
-    <w:p>
-      <w:pPr>
-        <w:spacing w:before="0" w:after="0" w:line="320" w:lineRule="exact"/>
-        <w:ind w:left="0" w:right="0" w:firstLine="0"/>
-        <w:jc w:val="both"/>
-      </w:pPr>
-      <w:r>
-        <w:rPr>
-          <w:rFonts w:ascii="Archivo Light" w:hAnsi="Archivo Light" w:eastAsia="Archivo Light" w:cs="Archivo Light"/>
-          <w:sz w:val="24"/>
-          <w:szCs w:val="24"/>
-        </w:rPr>
-        <w:t>{graficas_indicador_11}</w:t>
-      </w:r>
-    </w:p>
-    <w:p>
-      <w:pPr>
-        <w:spacing w:before="0" w:after="0" w:line="320" w:lineRule="exact"/>
-        <w:ind w:left="0" w:right="0" w:firstLine="0"/>
-        <w:jc w:val="both"/>
-      </w:pPr>
-      <w:r>
-        <w:rPr>
-          <w:rFonts w:ascii="Archivo Light" w:hAnsi="Archivo Light" w:eastAsia="Archivo Light" w:cs="Archivo Light"/>
-          <w:sz w:val="24"/>
-          <w:szCs w:val="24"/>
-        </w:rPr>
-        <w:t>{tablas_indicador_11}</w:t>
-      </w:r>
-    </w:p>
-    <w:p>
-      <w:pPr>
-        <w:spacing w:before="0" w:after="0" w:line="320" w:lineRule="exact"/>
-        <w:ind w:left="0" w:right="0" w:firstLine="0"/>
-        <w:jc w:val="both"/>
-      </w:pPr>
-      <w:r>
-        <w:rPr>
-          <w:rFonts w:ascii="Archivo Light" w:hAnsi="Archivo Light" w:eastAsia="Archivo Light" w:cs="Archivo Light"/>
-          <w:sz w:val="24"/>
-          <w:szCs w:val="24"/>
-        </w:rPr>
-        <w:t>{cierre_indicador_11}</w:t>
-      </w:r>
-    </w:p>
-    <w:p>
-      <w:pPr>
-        <w:keepNext/>
-        <w:spacing w:before="0" w:after="0" w:line="280" w:lineRule="atLeast"/>
-        <w:ind w:left="0" w:right="0" w:firstLine="0"/>
-        <w:jc w:val="left"/>
-      </w:pPr>
-      <w:r>
-        <w:rPr>
-          <w:rFonts w:ascii="Archivo Light" w:hAnsi="Archivo Light" w:eastAsia="Archivo Light" w:cs="Archivo Light"/>
-          <w:sz w:val="48"/>
-          <w:szCs w:val="48"/>
-        </w:rPr>
-        <w:t>Indicador 12: Patrullajes estratégicos</w:t>
-      </w:r>
-    </w:p>
-    <w:p>
-      <w:pPr>
-        <w:spacing w:before="0" w:after="0" w:line="320" w:lineRule="exact"/>
-        <w:ind w:left="0" w:right="0" w:firstLine="0"/>
-        <w:jc w:val="both"/>
-      </w:pPr>
-      <w:r>
-        <w:rPr>
-          <w:rFonts w:ascii="Archivo Light" w:hAnsi="Archivo Light" w:eastAsia="Archivo Light" w:cs="Archivo Light"/>
-          <w:sz w:val="24"/>
-          <w:szCs w:val="24"/>
-        </w:rPr>
-        <w:t>{analisis_indicador_12}</w:t>
-      </w:r>
-    </w:p>
-    <w:p>
-      <w:pPr>
-        <w:spacing w:before="0" w:after="0" w:line="320" w:lineRule="exact"/>
-        <w:ind w:left="0" w:right="0" w:firstLine="0"/>
-        <w:jc w:val="both"/>
-      </w:pPr>
-      <w:r>
-        <w:rPr>
-          <w:rFonts w:ascii="Archivo Light" w:hAnsi="Archivo Light" w:eastAsia="Archivo Light" w:cs="Archivo Light"/>
-          <w:sz w:val="24"/>
-          <w:szCs w:val="24"/>
-        </w:rPr>
-        <w:t>{graficas_indicador_12}</w:t>
-      </w:r>
-    </w:p>
-    <w:p>
-      <w:pPr>
-        <w:spacing w:before="0" w:after="0" w:line="320" w:lineRule="exact"/>
-        <w:ind w:left="0" w:right="0" w:firstLine="0"/>
-        <w:jc w:val="both"/>
-      </w:pPr>
-      <w:r>
-        <w:rPr>
-          <w:rFonts w:ascii="Archivo Light" w:hAnsi="Archivo Light" w:eastAsia="Archivo Light" w:cs="Archivo Light"/>
-          <w:sz w:val="24"/>
-          <w:szCs w:val="24"/>
-        </w:rPr>
-        <w:t>{tablas_indicador_12}</w:t>
-      </w:r>
-    </w:p>
-    <w:p>
-      <w:pPr>
-        <w:spacing w:before="0" w:after="0" w:line="320" w:lineRule="exact"/>
-        <w:ind w:left="0" w:right="0" w:firstLine="0"/>
-        <w:jc w:val="both"/>
-      </w:pPr>
-      <w:r>
-        <w:rPr>
-          <w:rFonts w:ascii="Archivo Light" w:hAnsi="Archivo Light" w:eastAsia="Archivo Light" w:cs="Archivo Light"/>
-          <w:sz w:val="24"/>
-          <w:szCs w:val="24"/>
-        </w:rPr>
-        <w:t>{cierre_indicador_12}</w:t>
-      </w:r>
-    </w:p>
-    <w:p>
-      <w:pPr>
-        <w:keepNext/>
-        <w:spacing w:before="0" w:after="0" w:line="280" w:lineRule="atLeast"/>
-        <w:ind w:left="0" w:right="0" w:firstLine="0"/>
-        <w:jc w:val="left"/>
-      </w:pPr>
-      <w:r>
-        <w:rPr>
-          <w:rFonts w:ascii="Archivo Light" w:hAnsi="Archivo Light" w:eastAsia="Archivo Light" w:cs="Archivo Light"/>
-          <w:sz w:val="48"/>
-          <w:szCs w:val="48"/>
-        </w:rPr>
-        <w:t>Indicador 13: Atención a problemas comunitarios</w:t>
-      </w:r>
-    </w:p>
-    <w:p>
-      <w:pPr>
-        <w:spacing w:before="0" w:after="0" w:line="320" w:lineRule="exact"/>
-        <w:ind w:left="0" w:right="0" w:firstLine="0"/>
-        <w:jc w:val="both"/>
-      </w:pPr>
-      <w:r>
-        <w:rPr>
-          <w:rFonts w:ascii="Archivo Light" w:hAnsi="Archivo Light" w:eastAsia="Archivo Light" w:cs="Archivo Light"/>
-          <w:sz w:val="24"/>
-          <w:szCs w:val="24"/>
-        </w:rPr>
-        <w:t>{analisis_indicador_13}</w:t>
-      </w:r>
-    </w:p>
-    <w:p>
-      <w:pPr>
-        <w:spacing w:before="0" w:after="0" w:line="320" w:lineRule="exact"/>
-        <w:ind w:left="0" w:right="0" w:firstLine="0"/>
-        <w:jc w:val="both"/>
-      </w:pPr>
-      <w:r>
-        <w:rPr>
-          <w:rFonts w:ascii="Archivo Light" w:hAnsi="Archivo Light" w:eastAsia="Archivo Light" w:cs="Archivo Light"/>
-          <w:sz w:val="24"/>
-          <w:szCs w:val="24"/>
-        </w:rPr>
-        <w:t>{graficas_indicador_13}</w:t>
-      </w:r>
-    </w:p>
-    <w:p>
-      <w:pPr>
-        <w:spacing w:before="0" w:after="0" w:line="320" w:lineRule="exact"/>
-        <w:ind w:left="0" w:right="0" w:firstLine="0"/>
-        <w:jc w:val="both"/>
-      </w:pPr>
-      <w:r>
-        <w:rPr>
-          <w:rFonts w:ascii="Archivo Light" w:hAnsi="Archivo Light" w:eastAsia="Archivo Light" w:cs="Archivo Light"/>
-          <w:sz w:val="24"/>
-          <w:szCs w:val="24"/>
-        </w:rPr>
-        <w:t>{tablas_indicador_13}</w:t>
-      </w:r>
-    </w:p>
-    <w:p>
-      <w:pPr>
-        <w:spacing w:before="0" w:after="0" w:line="320" w:lineRule="exact"/>
-        <w:ind w:left="0" w:right="0" w:firstLine="0"/>
-        <w:jc w:val="both"/>
-      </w:pPr>
-      <w:r>
-        <w:rPr>
-          <w:rFonts w:ascii="Archivo Light" w:hAnsi="Archivo Light" w:eastAsia="Archivo Light" w:cs="Archivo Light"/>
-          <w:sz w:val="24"/>
-          <w:szCs w:val="24"/>
-        </w:rPr>
-        <w:t>{cierre_indicador_13}</w:t>
-      </w:r>
-    </w:p>
-    <w:p>
-      <w:pPr>
-        <w:keepNext/>
-        <w:spacing w:before="0" w:after="0" w:line="280" w:lineRule="atLeast"/>
-        <w:ind w:left="0" w:right="0" w:firstLine="0"/>
-        <w:jc w:val="left"/>
-      </w:pPr>
-      <w:r>
-        <w:rPr>
-          <w:rFonts w:ascii="Archivo Light" w:hAnsi="Archivo Light" w:eastAsia="Archivo Light" w:cs="Archivo Light"/>
-          <w:sz w:val="48"/>
-          <w:szCs w:val="48"/>
-        </w:rPr>
-        <w:t>Indicador 14: Cámaras de vigilancia</w:t>
-      </w:r>
-    </w:p>
-    <w:p>
-      <w:pPr>
-        <w:spacing w:before="0" w:after="0" w:line="320" w:lineRule="exact"/>
-        <w:ind w:left="0" w:right="0" w:firstLine="0"/>
-        <w:jc w:val="both"/>
-      </w:pPr>
-      <w:r>
-        <w:rPr>
-          <w:rFonts w:ascii="Archivo Light" w:hAnsi="Archivo Light" w:eastAsia="Archivo Light" w:cs="Archivo Light"/>
-          <w:sz w:val="24"/>
-          <w:szCs w:val="24"/>
-        </w:rPr>
-        <w:t>{analisis_indicador_14}</w:t>
-      </w:r>
-    </w:p>
-    <w:p>
-      <w:pPr>
-        <w:spacing w:before="0" w:after="0" w:line="320" w:lineRule="exact"/>
-        <w:ind w:left="0" w:right="0" w:firstLine="0"/>
-        <w:jc w:val="both"/>
-      </w:pPr>
-      <w:r>
-        <w:rPr>
-          <w:rFonts w:ascii="Archivo Light" w:hAnsi="Archivo Light" w:eastAsia="Archivo Light" w:cs="Archivo Light"/>
-          <w:sz w:val="24"/>
-          <w:szCs w:val="24"/>
-        </w:rPr>
-        <w:t>{graficas_indicador_14}</w:t>
-      </w:r>
-    </w:p>
-    <w:p>
-      <w:pPr>
-        <w:spacing w:before="0" w:after="0" w:line="320" w:lineRule="exact"/>
-        <w:ind w:left="0" w:right="0" w:firstLine="0"/>
-        <w:jc w:val="both"/>
-      </w:pPr>
-      <w:r>
-        <w:rPr>
-          <w:rFonts w:ascii="Archivo Light" w:hAnsi="Archivo Light" w:eastAsia="Archivo Light" w:cs="Archivo Light"/>
-          <w:sz w:val="24"/>
-          <w:szCs w:val="24"/>
-        </w:rPr>
-        <w:t>{tablas_indicador_14}</w:t>
-      </w:r>
-    </w:p>
-    <w:p>
-      <w:pPr>
-        <w:spacing w:before="0" w:after="0" w:line="320" w:lineRule="exact"/>
-        <w:ind w:left="0" w:right="0" w:firstLine="0"/>
-        <w:jc w:val="both"/>
-      </w:pPr>
-      <w:r>
-        <w:rPr>
-          <w:rFonts w:ascii="Archivo Light" w:hAnsi="Archivo Light" w:eastAsia="Archivo Light" w:cs="Archivo Light"/>
-          <w:sz w:val="24"/>
-          <w:szCs w:val="24"/>
-        </w:rPr>
-        <w:t>{cierre_indicador_14}</w:t>
-      </w:r>
-    </w:p>
-    <w:p>
-      <w:pPr>
-        <w:keepNext/>
-        <w:spacing w:before="0" w:after="0" w:line="280" w:lineRule="atLeast"/>
-        <w:ind w:left="0" w:right="0" w:firstLine="0"/>
-        <w:jc w:val="left"/>
-      </w:pPr>
-      <w:r>
-        <w:rPr>
-          <w:rFonts w:ascii="Archivo Light" w:hAnsi="Archivo Light" w:eastAsia="Archivo Light" w:cs="Archivo Light"/>
-          <w:sz w:val="48"/>
-          <w:szCs w:val="48"/>
-        </w:rPr>
-        <w:t>Indicador 15: Llamadas procedentes</w:t>
-      </w:r>
-    </w:p>
-    <w:p>
-      <w:pPr>
-        <w:spacing w:before="0" w:after="0" w:line="320" w:lineRule="exact"/>
-        <w:ind w:left="0" w:right="0" w:firstLine="0"/>
-        <w:jc w:val="both"/>
-      </w:pPr>
-      <w:r>
-        <w:rPr>
-          <w:rFonts w:ascii="Archivo Light" w:hAnsi="Archivo Light" w:eastAsia="Archivo Light" w:cs="Archivo Light"/>
-          <w:sz w:val="24"/>
-          <w:szCs w:val="24"/>
-        </w:rPr>
-        <w:t>{analisis_indicador_15}</w:t>
-      </w:r>
-    </w:p>
-    <w:p>
-      <w:pPr>
-        <w:spacing w:before="0" w:after="0" w:line="320" w:lineRule="exact"/>
-        <w:ind w:left="0" w:right="0" w:firstLine="0"/>
-        <w:jc w:val="both"/>
-      </w:pPr>
-      <w:r>
-        <w:rPr>
-          <w:rFonts w:ascii="Archivo Light" w:hAnsi="Archivo Light" w:eastAsia="Archivo Light" w:cs="Archivo Light"/>
-          <w:sz w:val="24"/>
-          <w:szCs w:val="24"/>
-        </w:rPr>
-        <w:t>{graficas_indicador_15}</w:t>
-      </w:r>
-    </w:p>
-    <w:p>
-      <w:pPr>
-        <w:spacing w:before="0" w:after="0" w:line="320" w:lineRule="exact"/>
-        <w:ind w:left="0" w:right="0" w:firstLine="0"/>
-        <w:jc w:val="both"/>
-      </w:pPr>
-      <w:r>
-        <w:rPr>
-          <w:rFonts w:ascii="Archivo Light" w:hAnsi="Archivo Light" w:eastAsia="Archivo Light" w:cs="Archivo Light"/>
-          <w:sz w:val="24"/>
-          <w:szCs w:val="24"/>
-        </w:rPr>
-        <w:t>{tablas_indicador_15}</w:t>
-      </w:r>
-    </w:p>
-    <w:p>
-      <w:pPr>
-        <w:spacing w:before="0" w:after="0" w:line="320" w:lineRule="exact"/>
-        <w:ind w:left="0" w:right="0" w:firstLine="0"/>
-        <w:jc w:val="both"/>
-      </w:pPr>
-      <w:r>
-        <w:rPr>
-          <w:rFonts w:ascii="Archivo Light" w:hAnsi="Archivo Light" w:eastAsia="Archivo Light" w:cs="Archivo Light"/>
-          <w:sz w:val="24"/>
-          <w:szCs w:val="24"/>
-        </w:rPr>
-        <w:t>{cierre_indicador_15}</w:t>
-      </w:r>
-    </w:p>
-    <w:p>
-      <w:pPr>
-        <w:keepNext/>
-        <w:spacing w:before="0" w:after="0" w:line="280" w:lineRule="atLeast"/>
-        <w:ind w:left="0" w:right="0" w:firstLine="0"/>
-        <w:jc w:val="left"/>
-      </w:pPr>
-      <w:r>
-        <w:rPr>
-          <w:rFonts w:ascii="Archivo Light" w:hAnsi="Archivo Light" w:eastAsia="Archivo Light" w:cs="Archivo Light"/>
-          <w:sz w:val="48"/>
-          <w:szCs w:val="48"/>
-        </w:rPr>
-        <w:t>Indicador 16: Informe anual de actividades</w:t>
-      </w:r>
-    </w:p>
-    <w:p>
-      <w:pPr>
-        <w:spacing w:before="0" w:after="0" w:line="320" w:lineRule="exact"/>
-        <w:ind w:left="0" w:right="0" w:firstLine="0"/>
-        <w:jc w:val="both"/>
-      </w:pPr>
-      <w:r>
-        <w:rPr>
-          <w:rFonts w:ascii="Archivo Light" w:hAnsi="Archivo Light" w:eastAsia="Archivo Light" w:cs="Archivo Light"/>
-          <w:sz w:val="24"/>
-          <w:szCs w:val="24"/>
-        </w:rPr>
-        <w:t>{analisis_indicador_16}</w:t>
-      </w:r>
-    </w:p>
-    <w:p>
-      <w:pPr>
-        <w:spacing w:before="0" w:after="0" w:line="320" w:lineRule="exact"/>
-        <w:ind w:left="0" w:right="0" w:firstLine="0"/>
-        <w:jc w:val="both"/>
-      </w:pPr>
-      <w:r>
-        <w:rPr>
-          <w:rFonts w:ascii="Archivo Light" w:hAnsi="Archivo Light" w:eastAsia="Archivo Light" w:cs="Archivo Light"/>
-          <w:sz w:val="24"/>
-          <w:szCs w:val="24"/>
-        </w:rPr>
-        <w:t>{graficas_indicador_16}</w:t>
-      </w:r>
-    </w:p>
-    <w:p>
-      <w:pPr>
-        <w:spacing w:before="0" w:after="0" w:line="320" w:lineRule="exact"/>
-        <w:ind w:left="0" w:right="0" w:firstLine="0"/>
-        <w:jc w:val="both"/>
-      </w:pPr>
-      <w:r>
-        <w:rPr>
-          <w:rFonts w:ascii="Archivo Light" w:hAnsi="Archivo Light" w:eastAsia="Archivo Light" w:cs="Archivo Light"/>
-          <w:sz w:val="24"/>
-          <w:szCs w:val="24"/>
-        </w:rPr>
-        <w:t>{tablas_indicador_16}</w:t>
-      </w:r>
-    </w:p>
-    <w:p>
-      <w:pPr>
-        <w:spacing w:before="0" w:after="0" w:line="320" w:lineRule="exact"/>
-        <w:ind w:left="0" w:right="0" w:firstLine="0"/>
-        <w:jc w:val="both"/>
-      </w:pPr>
-      <w:r>
-        <w:rPr>
-          <w:rFonts w:ascii="Archivo Light" w:hAnsi="Archivo Light" w:eastAsia="Archivo Light" w:cs="Archivo Light"/>
-          <w:sz w:val="24"/>
-          <w:szCs w:val="24"/>
-        </w:rPr>
-        <w:t>{cierre_indicador_16}</w:t>
-      </w:r>
-    </w:p>
-    <w:p>
-      <w:pPr>
-        <w:keepNext/>
-        <w:spacing w:before="0" w:after="0" w:line="280" w:lineRule="atLeast"/>
-        <w:ind w:left="0" w:right="0" w:firstLine="0"/>
-        <w:jc w:val="center"/>
-      </w:pPr>
-      <w:r>
-        <w:rPr>
-          <w:rFonts w:ascii="Archivo Light" w:hAnsi="Archivo Light" w:eastAsia="Archivo Light" w:cs="Archivo Light"/>
-          <w:caps/>
-          <w:sz w:val="48"/>
-          <w:szCs w:val="48"/>
-        </w:rPr>
-        <w:t>EFICIENCIA POLICIAL</w:t>
-      </w:r>
-    </w:p>
-    <w:p>
-      <w:pPr>
-        <w:spacing w:before="0" w:after="0" w:line="320" w:lineRule="exact"/>
-        <w:ind w:left="0" w:right="0" w:firstLine="0"/>
-        <w:jc w:val="both"/>
-      </w:pPr>
-      <w:r>
-        <w:rPr>
-          <w:rFonts w:ascii="Archivo Light" w:hAnsi="Archivo Light" w:eastAsia="Archivo Light" w:cs="Archivo Light"/>
-          <w:sz w:val="24"/>
-          <w:szCs w:val="24"/>
-        </w:rPr>
-        <w:t>{benchmark_eficiencia_policial}</w:t>
-      </w:r>
-    </w:p>
-    <w:p>
-      <w:pPr>
-        <w:keepNext/>
-        <w:spacing w:before="0" w:after="0" w:line="280" w:lineRule="atLeast"/>
-        <w:ind w:left="0" w:right="0" w:firstLine="0"/>
-        <w:jc w:val="left"/>
-      </w:pPr>
-      <w:r>
-        <w:rPr>
-          <w:rFonts w:ascii="Archivo Light" w:hAnsi="Archivo Light" w:eastAsia="Archivo Light" w:cs="Archivo Light"/>
-          <w:sz w:val="48"/>
-          <w:szCs w:val="48"/>
-        </w:rPr>
-        <w:t>Indicador 17: Cambio del estado de fuerza, egresos y fallecimientos</w:t>
-      </w:r>
-    </w:p>
-    <w:p>
-      <w:pPr>
-        <w:spacing w:before="0" w:after="0" w:line="320" w:lineRule="exact"/>
-        <w:ind w:left="0" w:right="0" w:firstLine="0"/>
-        <w:jc w:val="both"/>
-      </w:pPr>
-      <w:r>
-        <w:rPr>
-          <w:rFonts w:ascii="Archivo Light" w:hAnsi="Archivo Light" w:eastAsia="Archivo Light" w:cs="Archivo Light"/>
-          <w:sz w:val="24"/>
-          <w:szCs w:val="24"/>
-        </w:rPr>
-        <w:t>{analisis_indicador_17}</w:t>
-      </w:r>
-    </w:p>
-    <w:p>
-      <w:pPr>
-        <w:spacing w:before="0" w:after="0" w:line="320" w:lineRule="exact"/>
-        <w:ind w:left="0" w:right="0" w:firstLine="0"/>
-        <w:jc w:val="both"/>
-      </w:pPr>
-      <w:r>
-        <w:rPr>
-          <w:rFonts w:ascii="Archivo Light" w:hAnsi="Archivo Light" w:eastAsia="Archivo Light" w:cs="Archivo Light"/>
-          <w:sz w:val="24"/>
-          <w:szCs w:val="24"/>
-        </w:rPr>
-        <w:t>{graficas_indicador_17}</w:t>
-      </w:r>
-    </w:p>
-    <w:p>
-      <w:pPr>
-        <w:spacing w:before="0" w:after="0" w:line="320" w:lineRule="exact"/>
-        <w:ind w:left="0" w:right="0" w:firstLine="0"/>
-        <w:jc w:val="both"/>
-      </w:pPr>
-      <w:r>
-        <w:rPr>
-          <w:rFonts w:ascii="Archivo Light" w:hAnsi="Archivo Light" w:eastAsia="Archivo Light" w:cs="Archivo Light"/>
-          <w:sz w:val="24"/>
-          <w:szCs w:val="24"/>
-        </w:rPr>
-        <w:t>{tablas_indicador_17}</w:t>
-      </w:r>
-    </w:p>
-    <w:p>
-      <w:pPr>
-        <w:spacing w:before="0" w:after="0" w:line="320" w:lineRule="exact"/>
-        <w:ind w:left="0" w:right="0" w:firstLine="0"/>
-        <w:jc w:val="both"/>
-      </w:pPr>
-      <w:r>
-        <w:rPr>
-          <w:rFonts w:ascii="Archivo Light" w:hAnsi="Archivo Light" w:eastAsia="Archivo Light" w:cs="Archivo Light"/>
-          <w:sz w:val="24"/>
-          <w:szCs w:val="24"/>
-        </w:rPr>
-        <w:t>{cierre_indicador_17}</w:t>
-      </w:r>
-    </w:p>
-    <w:p>
-      <w:pPr>
-        <w:keepNext/>
-        <w:spacing w:before="0" w:after="0" w:line="280" w:lineRule="atLeast"/>
-        <w:ind w:left="0" w:right="0" w:firstLine="0"/>
-        <w:jc w:val="left"/>
-      </w:pPr>
-      <w:r>
-        <w:rPr>
-          <w:rFonts w:ascii="Archivo Light" w:hAnsi="Archivo Light" w:eastAsia="Archivo Light" w:cs="Archivo Light"/>
-          <w:sz w:val="48"/>
-          <w:szCs w:val="48"/>
-        </w:rPr>
-        <w:t>Indicador 18: Puestas a disposición</w:t>
-      </w:r>
-    </w:p>
-    <w:p>
-      <w:pPr>
-        <w:spacing w:before="0" w:after="0" w:line="320" w:lineRule="exact"/>
-        <w:ind w:left="0" w:right="0" w:firstLine="0"/>
-        <w:jc w:val="both"/>
-      </w:pPr>
-      <w:r>
-        <w:rPr>
-          <w:rFonts w:ascii="Archivo Light" w:hAnsi="Archivo Light" w:eastAsia="Archivo Light" w:cs="Archivo Light"/>
-          <w:sz w:val="24"/>
-          <w:szCs w:val="24"/>
-        </w:rPr>
-        <w:t>{analisis_indicador_18}</w:t>
-      </w:r>
-    </w:p>
-    <w:p>
-      <w:pPr>
-        <w:spacing w:before="0" w:after="0" w:line="320" w:lineRule="exact"/>
-        <w:ind w:left="0" w:right="0" w:firstLine="0"/>
-        <w:jc w:val="both"/>
-      </w:pPr>
-      <w:r>
-        <w:rPr>
-          <w:rFonts w:ascii="Archivo Light" w:hAnsi="Archivo Light" w:eastAsia="Archivo Light" w:cs="Archivo Light"/>
-          <w:sz w:val="24"/>
-          <w:szCs w:val="24"/>
-        </w:rPr>
-        <w:t>{graficas_indicador_18}</w:t>
-      </w:r>
-    </w:p>
-    <w:p>
-      <w:pPr>
-        <w:spacing w:before="0" w:after="0" w:line="320" w:lineRule="exact"/>
-        <w:ind w:left="0" w:right="0" w:firstLine="0"/>
-        <w:jc w:val="both"/>
-      </w:pPr>
-      <w:r>
-        <w:rPr>
-          <w:rFonts w:ascii="Archivo Light" w:hAnsi="Archivo Light" w:eastAsia="Archivo Light" w:cs="Archivo Light"/>
-          <w:sz w:val="24"/>
-          <w:szCs w:val="24"/>
-        </w:rPr>
-        <w:t>{tablas_indicador_18}</w:t>
-      </w:r>
-    </w:p>
-    <w:p>
-      <w:pPr>
-        <w:spacing w:before="0" w:after="0" w:line="320" w:lineRule="exact"/>
-        <w:ind w:left="0" w:right="0" w:firstLine="0"/>
-        <w:jc w:val="both"/>
-      </w:pPr>
-      <w:r>
-        <w:rPr>
-          <w:rFonts w:ascii="Archivo Light" w:hAnsi="Archivo Light" w:eastAsia="Archivo Light" w:cs="Archivo Light"/>
-          <w:sz w:val="24"/>
-          <w:szCs w:val="24"/>
-        </w:rPr>
-        <w:t>{cierre_indicador_18}</w:t>
-      </w:r>
-    </w:p>
-    <w:p>
-      <w:pPr>
-        <w:keepNext/>
-        <w:spacing w:before="0" w:after="0" w:line="280" w:lineRule="atLeast"/>
-        <w:ind w:left="0" w:right="0" w:firstLine="0"/>
-        <w:jc w:val="left"/>
-      </w:pPr>
-      <w:r>
-        <w:rPr>
-          <w:rFonts w:ascii="Archivo Light" w:hAnsi="Archivo Light" w:eastAsia="Archivo Light" w:cs="Archivo Light"/>
-          <w:sz w:val="48"/>
-          <w:szCs w:val="48"/>
-        </w:rPr>
-        <w:t>Fuentes documentales y referencias</w:t>
-      </w:r>
-    </w:p>
-    <w:p>
-      <w:pPr>
-        <w:spacing w:before="0" w:after="0" w:line="320" w:lineRule="exact"/>
-        <w:ind w:left="0" w:right="0" w:firstLine="0"/>
-        <w:jc w:val="both"/>
-      </w:pPr>
-      <w:r>
-        <w:rPr>
-          <w:rFonts w:ascii="Archivo Light" w:hAnsi="Archivo Light" w:eastAsia="Archivo Light" w:cs="Archivo Light"/>
-          <w:sz w:val="24"/>
-          <w:szCs w:val="24"/>
-        </w:rPr>
-        <w:t>{bibliografia}</w:t>
-      </w:r>
-    </w:p>
+    <w:sdt>
+      <w:sdtPr>
+        <w:tag w:val="origen_000"/>
+        <w:alias w:val="Bloque 0 del machote original"/>
+      </w:sdtPr>
+      <w:sdtContent>
+        <w:p>
+          <w:pPr>
+            <w:spacing w:before="240" w:after="240" w:line="360" w:lineRule="auto"/>
+            <w:jc w:val="center"/>
+            <w:rPr>
+              <w:rFonts w:ascii="Archivo Light" w:hAnsi="Archivo Light" w:cs="Archivo Light"/>
+              <w:sz w:val="48"/>
+              <w:szCs w:val="48"/>
+            </w:rPr>
+          </w:pPr>
+          <w:r>
+            <w:rPr>
+              <w:rFonts w:ascii="Archivo Light" w:hAnsi="Archivo Light" w:cs="Archivo Light"/>
+              <w:sz w:val="48"/>
+              <w:szCs w:val="48"/>
+            </w:rPr>
+            <w:t>SEGURIDAD</w:t>
+          </w:r>
+        </w:p>
+        <w:p>
+          <w:pPr>
+            <w:jc w:val="center"/>
+            <w:rPr>
+              <w:rFonts w:ascii="Archivo" w:hAnsi="Archivo" w:cs="Archivo"/>
+              <w:b/>
+              <w:bCs/>
+              <w:color w:val="92D050"/>
+            </w:rPr>
+          </w:pPr>
+          <w:r>
+            <w:t>{municipio}, {estado}</w:t>
+          </w:r>
+        </w:p>
+      </w:sdtContent>
+    </w:sdt>
+    <w:sdt>
+      <w:sdtPr>
+        <w:tag w:val="origen_001"/>
+        <w:alias w:val="Bloque 1 del machote original"/>
+      </w:sdtPr>
+      <w:sdtContent>
+        <w:p>
+          <w:pPr>
+            <w:jc w:val="center"/>
+            <w:rPr>
+              <w:rFonts w:ascii="Archivo Medium" w:hAnsi="Archivo Medium" w:cs="Archivo Medium"/>
+              <w:b/>
+              <w:bCs/>
+              <w:color w:val="C00000"/>
+            </w:rPr>
+          </w:pPr>
+          <w:r>
+            <w:rPr>
+              <w:rFonts w:ascii="Archivo Medium" w:hAnsi="Archivo Medium" w:cs="Archivo Medium"/>
+              <w:b/>
+              <w:bCs/>
+            </w:rPr>
+            <w:t>CALIFICACIÓN GENERAL: {calificacion_general}</w:t>
+          </w:r>
+        </w:p>
+      </w:sdtContent>
+    </w:sdt>
+    <w:sdt>
+      <w:sdtPr>
+        <w:tag w:val="origen_002"/>
+        <w:alias w:val="Bloque 2 del machote original"/>
+      </w:sdtPr>
+      <w:sdtContent>
+        <w:p>
+          <w:pPr>
+            <w:jc w:val="center"/>
+            <w:rPr>
+              <w:rFonts w:ascii="Archivo Medium" w:hAnsi="Archivo Medium" w:cs="Archivo Medium"/>
+              <w:b/>
+              <w:bCs/>
+              <w:color w:val="C00000"/>
+            </w:rPr>
+          </w:pPr>
+          <w:r>
+            <w:rPr>
+              <w:rFonts w:ascii="Archivo Medium" w:hAnsi="Archivo Medium" w:cs="Archivo Medium"/>
+              <w:b/>
+              <w:bCs/>
+            </w:rPr>
+            <w:t>CALIFICACIÓN DEL ÚLTIMO PERIODO: {calificacion_ultimo_periodo}</w:t>
+          </w:r>
+        </w:p>
+      </w:sdtContent>
+    </w:sdt>
+    <w:sdt>
+      <w:sdtPr>
+        <w:tag w:val="origen_003"/>
+        <w:alias w:val="Bloque 3 del machote original"/>
+      </w:sdtPr>
+      <w:sdtContent>
+        <w:p>
+          <w:pPr>
+            <w:jc w:val="center"/>
+            <w:rPr>
+              <w:rFonts w:ascii="Archivo" w:hAnsi="Archivo" w:cs="Archivo"/>
+              <w:b/>
+              <w:bCs/>
+              <w:color w:val="92D050"/>
+            </w:rPr>
+          </w:pPr>
+        </w:p>
+      </w:sdtContent>
+    </w:sdt>
+    <w:sdt>
+      <w:sdtPr>
+        <w:tag w:val="origen_004"/>
+        <w:alias w:val="Bloque 4 del machote original"/>
+      </w:sdtPr>
+      <w:sdtContent>
+        <w:p>
+          <w:pPr>
+            <w:ind w:left="567" w:right="616" w:firstLine="567"/>
+            <w:jc w:val="center"/>
+            <w:rPr>
+              <w:rFonts w:ascii="Archivo" w:hAnsi="Archivo" w:cs="Archivo"/>
+              <w:b/>
+              <w:bCs/>
+              <w:color w:val="92D050"/>
+            </w:rPr>
+          </w:pPr>
+        </w:p>
+      </w:sdtContent>
+    </w:sdt>
+    <w:sdt>
+      <w:sdtPr>
+        <w:tag w:val="origen_005"/>
+        <w:alias w:val="Bloque 5 del machote original"/>
+      </w:sdtPr>
+      <w:sdtContent>
+        <w:p>
+          <w:pPr>
+            <w:spacing w:before="320" w:after="320" w:line="360" w:lineRule="auto"/>
+            <w:ind w:left="567" w:right="616" w:firstLine="284"/>
+            <w:contextualSpacing/>
+            <w:jc w:val="both"/>
+            <w:rPr>
+              <w:rFonts w:ascii="Archivo Light" w:hAnsi="Archivo Light" w:cs="Archivo Light"/>
+              <w:i/>
+              <w:iCs/>
+            </w:rPr>
+          </w:pPr>
+          <w:r>
+            <w:rPr>
+              <w:rFonts w:ascii="Archivo Light" w:hAnsi="Archivo Light" w:cs="Archivo Light"/>
+              <w:i/>
+              <w:iCs/>
+            </w:rPr>
+            <w:t>{introduccion_periodo_general}</w:t>
+          </w:r>
+        </w:p>
+      </w:sdtContent>
+    </w:sdt>
+    <w:sdt>
+      <w:sdtPr>
+        <w:tag w:val="origen_006"/>
+        <w:alias w:val="Bloque 6 del machote original"/>
+      </w:sdtPr>
+      <w:sdtContent>
+        <w:p>
+          <w:pPr>
+            <w:pStyle w:val="Prrafodelista"/>
+            <w:numPr>
+              <w:ilvl w:val="0"/>
+              <w:numId w:val="16"/>
+            </w:numPr>
+            <w:spacing w:before="320" w:after="320" w:line="360" w:lineRule="auto"/>
+            <w:ind w:right="616"/>
+            <w:jc w:val="both"/>
+            <w:rPr>
+              <w:rFonts w:ascii="Archivo Light" w:hAnsi="Archivo Light" w:cs="Archivo Light"/>
+              <w:color w:val="EE0000"/>
+            </w:rPr>
+          </w:pPr>
+          <w:r>
+            <w:rPr>
+              <w:rFonts w:ascii="Archivo Light" w:hAnsi="Archivo Light" w:cs="Archivo Light"/>
+              <w:color w:val="EE0000"/>
+            </w:rPr>
+            <w:t>{bienes_a_proteger}</w:t>
+          </w:r>
+        </w:p>
+      </w:sdtContent>
+    </w:sdt>
+    <w:sdt>
+      <w:sdtPr>
+        <w:tag w:val="origen_007"/>
+        <w:alias w:val="Bloque 7 del machote original"/>
+      </w:sdtPr>
+      <w:sdtContent>
+        <w:p>
+          <w:pPr>
+            <w:pStyle w:val="Prrafodelista"/>
+            <w:numPr>
+              <w:ilvl w:val="0"/>
+              <w:numId w:val="16"/>
+            </w:numPr>
+            <w:spacing w:before="320" w:after="320" w:line="360" w:lineRule="auto"/>
+            <w:ind w:right="616"/>
+            <w:jc w:val="both"/>
+            <w:rPr>
+              <w:rFonts w:ascii="Archivo Light" w:hAnsi="Archivo Light" w:cs="Archivo Light"/>
+              <w:color w:val="EE0000"/>
+            </w:rPr>
+          </w:pPr>
+          <w:r>
+            <w:rPr>
+              <w:rFonts w:ascii="Archivo Light" w:hAnsi="Archivo Light" w:cs="Archivo Light"/>
+              <w:color w:val="EE0000"/>
+            </w:rPr>
+            <w:t>{comparacion_estatal_municipal}</w:t>
+          </w:r>
+        </w:p>
+      </w:sdtContent>
+    </w:sdt>
+    <w:sdt>
+      <w:sdtPr>
+        <w:tag w:val="origen_008"/>
+        <w:alias w:val="Bloque 8 del machote original"/>
+      </w:sdtPr>
+      <w:sdtContent>
+        <w:p>
+          <w:pPr>
+            <w:pStyle w:val="Prrafodelista"/>
+            <w:numPr>
+              <w:ilvl w:val="0"/>
+              <w:numId w:val="16"/>
+            </w:numPr>
+            <w:spacing w:before="320" w:after="320" w:line="360" w:lineRule="auto"/>
+            <w:ind w:right="616"/>
+            <w:jc w:val="both"/>
+            <w:rPr>
+              <w:rFonts w:ascii="Archivo Light" w:hAnsi="Archivo Light" w:cs="Archivo Light"/>
+              <w:color w:val="EE0000"/>
+            </w:rPr>
+          </w:pPr>
+          <w:r>
+            <w:rPr>
+              <w:rFonts w:ascii="Archivo Light" w:hAnsi="Archivo Light" w:cs="Archivo Light"/>
+              <w:color w:val="EE0000"/>
+            </w:rPr>
+            <w:t>{avances_municipales}</w:t>
+          </w:r>
+        </w:p>
+      </w:sdtContent>
+    </w:sdt>
+    <w:sdt>
+      <w:sdtPr>
+        <w:tag w:val="origen_009"/>
+        <w:alias w:val="Bloque 9 del machote original"/>
+      </w:sdtPr>
+      <w:sdtContent>
+        <w:p>
+          <w:pPr>
+            <w:spacing w:before="320" w:after="320" w:line="360" w:lineRule="auto"/>
+            <w:ind w:left="567" w:right="616" w:firstLine="284"/>
+            <w:contextualSpacing/>
+            <w:jc w:val="both"/>
+            <w:rPr>
+              <w:rFonts w:ascii="Archivo Light" w:hAnsi="Archivo Light" w:cs="Archivo Light"/>
+            </w:rPr>
+          </w:pPr>
+          <w:r>
+            <w:rPr>
+              <w:rFonts w:ascii="Archivo Light" w:hAnsi="Archivo Light" w:cs="Archivo Light"/>
+            </w:rPr>
+            <w:t>{resumen_general}</w:t>
+          </w:r>
+        </w:p>
+      </w:sdtContent>
+    </w:sdt>
+    <w:sdt>
+      <w:sdtPr>
+        <w:tag w:val="origen_010"/>
+        <w:alias w:val="Bloque 10 del machote original"/>
+      </w:sdtPr>
+      <w:sdtContent>
+        <w:p>
+          <w:pPr>
+            <w:spacing w:before="320" w:after="320" w:line="360" w:lineRule="auto"/>
+            <w:ind w:left="567" w:right="616" w:firstLine="284"/>
+            <w:contextualSpacing/>
+            <w:jc w:val="both"/>
+            <w:rPr>
+              <w:rFonts w:ascii="Archivo Light" w:hAnsi="Archivo Light" w:cs="Archivo Light"/>
+            </w:rPr>
+          </w:pPr>
+          <w:r>
+            <w:rPr>
+              <w:rFonts w:ascii="Archivo Light" w:hAnsi="Archivo Light" w:cs="Archivo Light"/>
+              <w:i/>
+              <w:iCs/>
+            </w:rPr>
+            <w:t>{introduccion_ultimo_periodo}</w:t>
+          </w:r>
+        </w:p>
+      </w:sdtContent>
+    </w:sdt>
+    <w:sdt>
+      <w:sdtPr>
+        <w:tag w:val="origen_011"/>
+        <w:alias w:val="Bloque 11 del machote original"/>
+      </w:sdtPr>
+      <w:sdtContent>
+        <w:p>
+          <w:pPr>
+            <w:spacing w:before="320" w:after="320" w:line="360" w:lineRule="auto"/>
+            <w:ind w:left="567" w:right="616" w:firstLine="284"/>
+            <w:contextualSpacing/>
+            <w:jc w:val="both"/>
+            <w:rPr>
+              <w:rFonts w:ascii="Archivo Light" w:hAnsi="Archivo Light" w:cs="Archivo Light"/>
+            </w:rPr>
+          </w:pPr>
+          <w:r>
+            <w:rPr>
+              <w:rFonts w:ascii="Archivo Light" w:hAnsi="Archivo Light" w:cs="Archivo Light"/>
+            </w:rPr>
+            <w:t>{resumen_ultimo_periodo}</w:t>
+          </w:r>
+        </w:p>
+      </w:sdtContent>
+    </w:sdt>
+    <w:sdt>
+      <w:sdtPr>
+        <w:tag w:val="origen_012"/>
+        <w:alias w:val="Bloque 12 del machote original"/>
+      </w:sdtPr>
+      <w:sdtContent>
+        <w:p>
+          <w:pPr>
+            <w:spacing w:before="320" w:after="320" w:line="360" w:lineRule="auto"/>
+            <w:ind w:left="567" w:right="616" w:firstLine="284"/>
+            <w:contextualSpacing/>
+            <w:jc w:val="both"/>
+            <w:rPr>
+              <w:rFonts w:ascii="Archivo Light" w:hAnsi="Archivo Light" w:cs="Archivo Light"/>
+            </w:rPr>
+          </w:pPr>
+          <w:r>
+            <w:rPr>
+              <w:rFonts w:ascii="Archivo Light" w:hAnsi="Archivo Light" w:cs="Archivo Light"/>
+            </w:rPr>
+            <w:t>{resumen_proteccion_civil}</w:t>
+          </w:r>
+        </w:p>
+      </w:sdtContent>
+    </w:sdt>
+    <w:sdt>
+      <w:sdtPr>
+        <w:tag w:val="origen_013"/>
+        <w:alias w:val="Bloque 13 del machote original"/>
+      </w:sdtPr>
+      <w:sdtContent>
+        <w:p>
+          <w:pPr>
+            <w:spacing w:before="320" w:after="320" w:line="360" w:lineRule="auto"/>
+            <w:ind w:left="567" w:right="616" w:firstLine="284"/>
+            <w:contextualSpacing/>
+            <w:jc w:val="both"/>
+            <w:rPr>
+              <w:rFonts w:ascii="Archivo Light" w:hAnsi="Archivo Light" w:cs="Archivo Light"/>
+            </w:rPr>
+          </w:pPr>
+          <w:r>
+            <w:rPr>
+              <w:rFonts w:ascii="Archivo Light" w:hAnsi="Archivo Light" w:cs="Archivo Light"/>
+            </w:rPr>
+            <w:t>{resumen_condiciones_personal}</w:t>
+          </w:r>
+        </w:p>
+      </w:sdtContent>
+    </w:sdt>
+    <w:sdt>
+      <w:sdtPr>
+        <w:tag w:val="origen_014"/>
+        <w:alias w:val="Bloque 14 del machote original"/>
+      </w:sdtPr>
+      <w:sdtContent>
+        <w:p>
+          <w:pPr>
+            <w:spacing w:before="320" w:after="320" w:line="360" w:lineRule="auto"/>
+            <w:ind w:left="567" w:right="616" w:firstLine="284"/>
+            <w:contextualSpacing/>
+            <w:jc w:val="both"/>
+            <w:rPr>
+              <w:rFonts w:ascii="Archivo Light" w:hAnsi="Archivo Light" w:cs="Archivo Light"/>
+            </w:rPr>
+          </w:pPr>
+          <w:r>
+            <w:rPr>
+              <w:rFonts w:ascii="Archivo Light" w:hAnsi="Archivo Light" w:cs="Archivo Light"/>
+            </w:rPr>
+            <w:t>{resumen_inteligencia_eficiencia}</w:t>
+          </w:r>
+        </w:p>
+      </w:sdtContent>
+    </w:sdt>
+    <w:sdt>
+      <w:sdtPr>
+        <w:tag w:val="origen_015"/>
+        <w:alias w:val="Bloque 15 del machote original"/>
+      </w:sdtPr>
+      <w:sdtContent>
+        <w:p>
+          <w:pPr>
+            <w:spacing w:before="320" w:after="320" w:line="360" w:lineRule="auto"/>
+            <w:ind w:left="567" w:right="616" w:firstLine="284"/>
+            <w:contextualSpacing/>
+            <w:jc w:val="both"/>
+            <w:rPr>
+              <w:rFonts w:ascii="Archivo Light" w:hAnsi="Archivo Light" w:cs="Archivo Light"/>
+            </w:rPr>
+          </w:pPr>
+        </w:p>
+      </w:sdtContent>
+    </w:sdt>
+    <w:sdt>
+      <w:sdtPr>
+        <w:tag w:val="origen_016"/>
+        <w:alias w:val="Bloque 16 del machote original"/>
+      </w:sdtPr>
+      <w:sdtContent>
+        <w:p>
+          <w:pPr>
+            <w:spacing w:before="320" w:after="320" w:line="360" w:lineRule="auto"/>
+            <w:ind w:left="567" w:right="616" w:firstLine="284"/>
+            <w:contextualSpacing/>
+            <w:jc w:val="both"/>
+            <w:rPr>
+              <w:rFonts w:ascii="Archivo Light" w:hAnsi="Archivo Light" w:cs="Archivo Light"/>
+              <w:i/>
+              <w:iCs/>
+            </w:rPr>
+          </w:pPr>
+          <w:r>
+            <w:rPr>
+              <w:rFonts w:ascii="Archivo Light" w:hAnsi="Archivo Light" w:cs="Archivo Light"/>
+              <w:i/>
+              <w:iCs/>
+            </w:rPr>
+            <w:t>{enfoque_gobierno}</w:t>
+          </w:r>
+        </w:p>
+      </w:sdtContent>
+    </w:sdt>
+    <w:sdt>
+      <w:sdtPr>
+        <w:tag w:val="origen_017"/>
+        <w:alias w:val="Bloque 17 del machote original"/>
+      </w:sdtPr>
+      <w:sdtContent>
+        <w:p>
+          <w:pPr>
+            <w:pStyle w:val="Prrafodelista"/>
+            <w:numPr>
+              <w:ilvl w:val="0"/>
+              <w:numId w:val="17"/>
+            </w:numPr>
+            <w:spacing w:before="320" w:after="320" w:line="360" w:lineRule="auto"/>
+            <w:ind w:right="616"/>
+            <w:jc w:val="both"/>
+            <w:rPr>
+              <w:rFonts w:ascii="Archivo Light" w:hAnsi="Archivo Light" w:cs="Archivo Light"/>
+            </w:rPr>
+          </w:pPr>
+          <w:r>
+            <w:rPr>
+              <w:rFonts w:ascii="Archivo Light" w:hAnsi="Archivo Light" w:cs="Archivo Light"/>
+            </w:rPr>
+            <w:t>{tendencia_general}</w:t>
+          </w:r>
+        </w:p>
+      </w:sdtContent>
+    </w:sdt>
+    <w:sdt>
+      <w:sdtPr>
+        <w:tag w:val="origen_018"/>
+        <w:alias w:val="Bloque 18 del machote original"/>
+      </w:sdtPr>
+      <w:sdtContent>
+        <w:p>
+          <w:pPr>
+            <w:pStyle w:val="Prrafodelista"/>
+            <w:numPr>
+              <w:ilvl w:val="0"/>
+              <w:numId w:val="17"/>
+            </w:numPr>
+            <w:spacing w:before="320" w:after="320" w:line="360" w:lineRule="auto"/>
+            <w:ind w:right="616"/>
+            <w:jc w:val="both"/>
+            <w:rPr>
+              <w:rFonts w:ascii="Archivo Light" w:hAnsi="Archivo Light" w:cs="Archivo Light"/>
+            </w:rPr>
+          </w:pPr>
+          <w:r>
+            <w:rPr>
+              <w:rFonts w:ascii="Archivo Light" w:hAnsi="Archivo Light" w:cs="Archivo Light"/>
+            </w:rPr>
+            <w:t>{recomendaciones_gobierno}</w:t>
+          </w:r>
+        </w:p>
+      </w:sdtContent>
+    </w:sdt>
+    <w:sdt>
+      <w:sdtPr>
+        <w:tag w:val="origen_019"/>
+        <w:alias w:val="Bloque 19 del machote original"/>
+      </w:sdtPr>
+      <w:sdtContent>
+        <w:p>
+          <w:pPr>
+            <w:spacing w:before="320" w:after="320" w:line="360" w:lineRule="auto"/>
+            <w:ind w:left="567" w:right="616" w:firstLine="284"/>
+            <w:contextualSpacing/>
+            <w:jc w:val="both"/>
+            <w:rPr>
+              <w:rFonts w:ascii="Archivo Light" w:hAnsi="Archivo Light" w:cs="Archivo Light"/>
+            </w:rPr>
+          </w:pPr>
+        </w:p>
+      </w:sdtContent>
+    </w:sdt>
+    <w:sdt>
+      <w:sdtPr>
+        <w:tag w:val="origen_020"/>
+        <w:alias w:val="Bloque 20 del machote original"/>
+      </w:sdtPr>
+      <w:sdtContent>
+        <w:p>
+          <w:pPr>
+            <w:spacing w:before="320" w:after="320" w:line="360" w:lineRule="auto"/>
+            <w:ind w:left="567" w:right="616" w:firstLine="284"/>
+            <w:contextualSpacing/>
+            <w:jc w:val="both"/>
+            <w:rPr>
+              <w:rFonts w:ascii="Archivo Light" w:hAnsi="Archivo Light" w:cs="Archivo Light"/>
+              <w:i/>
+              <w:iCs/>
+            </w:rPr>
+          </w:pPr>
+        </w:p>
+      </w:sdtContent>
+    </w:sdt>
+    <w:sdt>
+      <w:sdtPr>
+        <w:tag w:val="origen_021"/>
+        <w:alias w:val="Bloque 21 del machote original"/>
+      </w:sdtPr>
+      <w:sdtContent>
+        <w:p>
+          <w:pPr>
+            <w:spacing w:before="320" w:after="320" w:line="360" w:lineRule="auto"/>
+            <w:ind w:left="567" w:right="616" w:firstLine="284"/>
+            <w:contextualSpacing/>
+            <w:jc w:val="both"/>
+            <w:rPr>
+              <w:rFonts w:ascii="Archivo Light" w:hAnsi="Archivo Light" w:cs="Archivo Light"/>
+              <w:i/>
+              <w:iCs/>
+            </w:rPr>
+          </w:pPr>
+          <w:r>
+            <w:rPr>
+              <w:rFonts w:ascii="Archivo Light" w:hAnsi="Archivo Light" w:cs="Archivo Light"/>
+              <w:i/>
+              <w:iCs/>
+            </w:rPr>
+            <w:t>{justificacion_prioridades}</w:t>
+          </w:r>
+        </w:p>
+      </w:sdtContent>
+    </w:sdt>
+    <w:sdt>
+      <w:sdtPr>
+        <w:tag w:val="origen_022"/>
+        <w:alias w:val="Bloque 22 del machote original"/>
+      </w:sdtPr>
+      <w:sdtContent>
+        <w:p>
+          <w:pPr>
+            <w:spacing w:before="320" w:after="320" w:line="360" w:lineRule="auto"/>
+            <w:ind w:right="616"/>
+            <w:contextualSpacing/>
+            <w:jc w:val="both"/>
+            <w:rPr>
+              <w:rFonts w:ascii="Archivo Light" w:hAnsi="Archivo Light" w:cs="Archivo Light"/>
+            </w:rPr>
+          </w:pPr>
+          <w:r>
+            <w:rPr>
+              <w:rFonts w:ascii="Archivo Light" w:hAnsi="Archivo Light" w:cs="Archivo Light"/>
+            </w:rPr>
+            <w:t>{fortalezas_seguridad}</w:t>
+          </w:r>
+        </w:p>
+      </w:sdtContent>
+    </w:sdt>
+    <w:sdt>
+      <w:sdtPr>
+        <w:tag w:val="origen_023"/>
+        <w:alias w:val="Bloque 23 del machote original"/>
+      </w:sdtPr>
+      <w:sdtContent>
+        <w:p>
+          <w:pPr>
+            <w:spacing w:before="320" w:after="320" w:line="360" w:lineRule="auto"/>
+            <w:ind w:right="616"/>
+            <w:contextualSpacing/>
+            <w:jc w:val="both"/>
+            <w:rPr>
+              <w:rFonts w:ascii="Archivo Light" w:hAnsi="Archivo Light" w:cs="Archivo Light"/>
+            </w:rPr>
+          </w:pPr>
+          <w:r>
+            <w:rPr>
+              <w:rFonts w:ascii="Archivo Light" w:hAnsi="Archivo Light" w:cs="Archivo Light"/>
+            </w:rPr>
+            <w:t>{areas_mejora_seguridad}</w:t>
+          </w:r>
+        </w:p>
+      </w:sdtContent>
+    </w:sdt>
+    <w:sdt>
+      <w:sdtPr>
+        <w:tag w:val="origen_024"/>
+        <w:alias w:val="Bloque 24 del machote original"/>
+      </w:sdtPr>
+      <w:sdtContent>
+        <w:p>
+          <w:pPr>
+            <w:spacing w:before="320" w:after="320" w:line="360" w:lineRule="auto"/>
+            <w:ind w:right="616"/>
+            <w:contextualSpacing/>
+            <w:jc w:val="both"/>
+            <w:rPr>
+              <w:rFonts w:ascii="Archivo Light" w:hAnsi="Archivo Light" w:cs="Archivo Light"/>
+            </w:rPr>
+          </w:pPr>
+        </w:p>
+      </w:sdtContent>
+    </w:sdt>
+    <w:sdt>
+      <w:sdtPr>
+        <w:tag w:val="origen_025"/>
+        <w:alias w:val="Bloque 25 del machote original"/>
+      </w:sdtPr>
+      <w:sdtContent>
+        <w:p>
+          <w:pPr>
+            <w:spacing w:before="320" w:after="320" w:line="360" w:lineRule="auto"/>
+            <w:ind w:left="567" w:right="616" w:firstLine="284"/>
+            <w:contextualSpacing/>
+            <w:jc w:val="both"/>
+            <w:rPr>
+              <w:rFonts w:ascii="Archivo Light" w:hAnsi="Archivo Light" w:cs="Archivo Light"/>
+              <w:i/>
+              <w:iCs/>
+            </w:rPr>
+          </w:pPr>
+          <w:r>
+            <w:rPr>
+              <w:rFonts w:ascii="Archivo Light" w:hAnsi="Archivo Light" w:cs="Archivo Light"/>
+              <w:i/>
+              <w:iCs/>
+            </w:rPr>
+            <w:t>{criterio_lectura_graficas}</w:t>
+          </w:r>
+        </w:p>
+      </w:sdtContent>
+    </w:sdt>
+    <w:sdt>
+      <w:sdtPr>
+        <w:tag w:val="origen_026"/>
+        <w:alias w:val="Bloque 26 del machote original"/>
+      </w:sdtPr>
+      <w:sdtContent>
+        <w:p>
+          <w:pPr>
+            <w:spacing w:before="280" w:after="280" w:line="240" w:lineRule="auto"/>
+            <w:rPr>
+              <w:rFonts w:ascii="Archivo Light" w:hAnsi="Archivo Light" w:cs="Archivo Light"/>
+              <w:sz w:val="48"/>
+              <w:szCs w:val="48"/>
+            </w:rPr>
+          </w:pPr>
+        </w:p>
+      </w:sdtContent>
+    </w:sdt>
+    <w:sdt>
+      <w:sdtPr>
+        <w:tag w:val="origen_027"/>
+        <w:alias w:val="Bloque 27 del machote original"/>
+      </w:sdtPr>
+      <w:sdtContent>
+        <w:p>
+          <w:pPr>
+            <w:spacing w:before="280" w:after="280" w:line="240" w:lineRule="auto"/>
+            <w:jc w:val="center"/>
+            <w:rPr>
+              <w:rFonts w:ascii="Archivo Light" w:hAnsi="Archivo Light" w:cs="Archivo Light"/>
+              <w:sz w:val="48"/>
+              <w:szCs w:val="48"/>
+              <w:highlight w:val="yellow"/>
+            </w:rPr>
+          </w:pPr>
+          <w:r>
+            <w:rPr>
+              <w:rFonts w:ascii="Archivo Light" w:hAnsi="Archivo Light" w:cs="Archivo Light"/>
+              <w:sz w:val="48"/>
+              <w:szCs w:val="48"/>
+              <w:highlight w:val="yellow"/>
+            </w:rPr>
+            <w:t xml:space="preserve">Protección civil: Estándar </w:t>
+          </w:r>
+          <w:proofErr w:type="spellStart"/>
+          <w:r>
+            <w:rPr>
+              <w:rFonts w:ascii="Archivo Light" w:hAnsi="Archivo Light" w:cs="Archivo Light"/>
+              <w:sz w:val="48"/>
+              <w:szCs w:val="48"/>
+              <w:highlight w:val="yellow"/>
+            </w:rPr>
+            <w:t>benchmark</w:t>
+          </w:r>
+          <w:proofErr w:type="spellEnd"/>
+          <w:r>
+            <w:rPr>
+              <w:rFonts w:ascii="Archivo Light" w:hAnsi="Archivo Light" w:cs="Archivo Light"/>
+              <w:sz w:val="48"/>
+              <w:szCs w:val="48"/>
+              <w:highlight w:val="yellow"/>
+            </w:rPr>
+            <w:t>. Tratados y leves en la materia.</w:t>
+          </w:r>
+        </w:p>
+        <w:p>
+          <w:pPr>
+            <w:spacing w:before="320" w:after="320" w:line="360" w:lineRule="auto"/>
+            <w:ind w:left="567" w:right="616" w:firstLine="284"/>
+            <w:contextualSpacing/>
+            <w:jc w:val="both"/>
+            <w:rPr>
+              <w:rFonts w:ascii="Archivo Light" w:hAnsi="Archivo Light" w:cs="Archivo Light"/>
+            </w:rPr>
+          </w:pPr>
+          <w:r>
+            <w:rPr>
+              <w:rFonts w:ascii="Archivo Light" w:hAnsi="Archivo Light" w:cs="Archivo Light"/>
+            </w:rPr>
+            <w:t>{benchmark_proteccion_civil}</w:t>
+          </w:r>
+        </w:p>
+      </w:sdtContent>
+    </w:sdt>
+    <w:sdt>
+      <w:sdtPr>
+        <w:tag w:val="origen_028"/>
+        <w:alias w:val="Bloque 28 del machote original"/>
+      </w:sdtPr>
+      <w:sdtContent>
+        <w:p>
+          <w:pPr>
+            <w:pStyle w:val="Prrafodelista"/>
+            <w:numPr>
+              <w:ilvl w:val="0"/>
+              <w:numId w:val="22"/>
+            </w:numPr>
+            <w:rPr>
+              <w:highlight w:val="yellow"/>
+            </w:rPr>
+          </w:pPr>
+          <w:r>
+            <w:rPr>
+              <w:highlight w:val="yellow"/>
+            </w:rPr>
+            <w:t>Tratados y leyes en materia protección civil y prevención de desastres</w:t>
+          </w:r>
+        </w:p>
+        <w:p>
+          <w:pPr>
+            <w:spacing w:before="320" w:after="320" w:line="360" w:lineRule="auto"/>
+            <w:ind w:left="567" w:right="616" w:firstLine="284"/>
+            <w:contextualSpacing/>
+            <w:jc w:val="both"/>
+            <w:rPr>
+              <w:rFonts w:ascii="Archivo Light" w:hAnsi="Archivo Light" w:cs="Archivo Light"/>
+            </w:rPr>
+          </w:pPr>
+          <w:r>
+            <w:rPr>
+              <w:rFonts w:ascii="Archivo Light" w:hAnsi="Archivo Light" w:cs="Archivo Light"/>
+            </w:rPr>
+            <w:t>{investigacion_proteccion_civil_tratados_leyes}</w:t>
+          </w:r>
+        </w:p>
+      </w:sdtContent>
+    </w:sdt>
+    <w:sdt>
+      <w:sdtPr>
+        <w:tag w:val="origen_029"/>
+        <w:alias w:val="Bloque 29 del machote original"/>
+      </w:sdtPr>
+      <w:sdtContent>
+        <w:p>
+          <w:pPr>
+            <w:pStyle w:val="Prrafodelista"/>
+            <w:numPr>
+              <w:ilvl w:val="0"/>
+              <w:numId w:val="22"/>
+            </w:numPr>
+            <w:rPr>
+              <w:highlight w:val="yellow"/>
+            </w:rPr>
+          </w:pPr>
+          <w:r>
+            <w:rPr>
+              <w:highlight w:val="yellow"/>
+            </w:rPr>
+            <w:t>Recomendaciones de Naciones Unidas</w:t>
+          </w:r>
+        </w:p>
+        <w:p>
+          <w:pPr>
+            <w:spacing w:before="320" w:after="320" w:line="360" w:lineRule="auto"/>
+            <w:ind w:left="567" w:right="616" w:firstLine="284"/>
+            <w:contextualSpacing/>
+            <w:jc w:val="both"/>
+            <w:rPr>
+              <w:rFonts w:ascii="Archivo Light" w:hAnsi="Archivo Light" w:cs="Archivo Light"/>
+            </w:rPr>
+          </w:pPr>
+          <w:r>
+            <w:rPr>
+              <w:rFonts w:ascii="Archivo Light" w:hAnsi="Archivo Light" w:cs="Archivo Light"/>
+            </w:rPr>
+            <w:t>{investigacion_proteccion_civil_recomendaciones_onu}</w:t>
+          </w:r>
+        </w:p>
+      </w:sdtContent>
+    </w:sdt>
+    <w:sdt>
+      <w:sdtPr>
+        <w:tag w:val="origen_030"/>
+        <w:alias w:val="Bloque 30 del machote original"/>
+      </w:sdtPr>
+      <w:sdtContent>
+        <w:p>
+          <w:pPr>
+            <w:pStyle w:val="Prrafodelista"/>
+            <w:spacing w:before="280" w:after="280" w:line="240" w:lineRule="auto"/>
+            <w:ind w:left="1211"/>
+            <w:rPr>
+              <w:rFonts w:ascii="Archivo Light" w:hAnsi="Archivo Light" w:cs="Archivo Light"/>
+              <w:sz w:val="48"/>
+              <w:szCs w:val="48"/>
+            </w:rPr>
+          </w:pPr>
+        </w:p>
+      </w:sdtContent>
+    </w:sdt>
+    <w:sdt>
+      <w:sdtPr>
+        <w:tag w:val="origen_031"/>
+        <w:alias w:val="Bloque 31 del machote original"/>
+      </w:sdtPr>
+      <w:sdtContent>
+        <w:p>
+          <w:pPr>
+            <w:spacing w:before="280" w:after="280" w:line="240" w:lineRule="auto"/>
+            <w:jc w:val="center"/>
+            <w:rPr>
+              <w:rFonts w:ascii="Archivo Light" w:hAnsi="Archivo Light" w:cs="Archivo Light"/>
+              <w:sz w:val="48"/>
+              <w:szCs w:val="48"/>
+            </w:rPr>
+          </w:pPr>
+        </w:p>
+      </w:sdtContent>
+    </w:sdt>
+    <w:sdt>
+      <w:sdtPr>
+        <w:tag w:val="origen_032"/>
+        <w:alias w:val="Bloque 32 del machote original"/>
+      </w:sdtPr>
+      <w:sdtContent>
+        <w:p>
+          <w:pPr>
+            <w:pStyle w:val="Prrafodelista"/>
+            <w:numPr>
+              <w:ilvl w:val="0"/>
+              <w:numId w:val="9"/>
+            </w:numPr>
+            <w:spacing w:before="280" w:after="280" w:line="240" w:lineRule="auto"/>
+            <w:ind w:left="714" w:hanging="357"/>
+            <w:rPr>
+              <w:rFonts w:ascii="Archivo Light" w:hAnsi="Archivo Light" w:cs="Archivo Light"/>
+              <w:sz w:val="48"/>
+              <w:szCs w:val="48"/>
+            </w:rPr>
+          </w:pPr>
+          <w:r>
+            <w:rPr>
+              <w:rFonts w:ascii="Archivo Light" w:hAnsi="Archivo Light" w:cs="Archivo Light"/>
+              <w:sz w:val="48"/>
+              <w:szCs w:val="48"/>
+            </w:rPr>
+            <w:t xml:space="preserve">Plan o </w:t>
+          </w:r>
+          <w:r>
+            <w:rPr>
+              <w:rFonts w:ascii="Archivo Light" w:hAnsi="Archivo Light" w:cs="Archivo Light"/>
+              <w:sz w:val="48"/>
+              <w:szCs w:val="48"/>
+            </w:rPr>
+            <w:t>p</w:t>
+          </w:r>
+          <w:r>
+            <w:rPr>
+              <w:rFonts w:ascii="Archivo Light" w:hAnsi="Archivo Light" w:cs="Archivo Light"/>
+              <w:sz w:val="48"/>
+              <w:szCs w:val="48"/>
+            </w:rPr>
+            <w:t xml:space="preserve">rograma de </w:t>
+          </w:r>
+          <w:r>
+            <w:rPr>
+              <w:rFonts w:ascii="Archivo Light" w:hAnsi="Archivo Light" w:cs="Archivo Light"/>
+              <w:sz w:val="48"/>
+              <w:szCs w:val="48"/>
+            </w:rPr>
+            <w:t>p</w:t>
+          </w:r>
+          <w:r>
+            <w:rPr>
+              <w:rFonts w:ascii="Archivo Light" w:hAnsi="Archivo Light" w:cs="Archivo Light"/>
+              <w:sz w:val="48"/>
+              <w:szCs w:val="48"/>
+            </w:rPr>
+            <w:t xml:space="preserve">rotección </w:t>
+          </w:r>
+          <w:r>
+            <w:rPr>
+              <w:rFonts w:ascii="Archivo Light" w:hAnsi="Archivo Light" w:cs="Archivo Light"/>
+              <w:sz w:val="48"/>
+              <w:szCs w:val="48"/>
+            </w:rPr>
+            <w:t>c</w:t>
+          </w:r>
+          <w:r>
+            <w:rPr>
+              <w:rFonts w:ascii="Archivo Light" w:hAnsi="Archivo Light" w:cs="Archivo Light"/>
+              <w:sz w:val="48"/>
+              <w:szCs w:val="48"/>
+            </w:rPr>
+            <w:t>ivil</w:t>
+          </w:r>
+        </w:p>
+      </w:sdtContent>
+    </w:sdt>
+    <w:sdt>
+      <w:sdtPr>
+        <w:tag w:val="origen_033"/>
+        <w:alias w:val="Bloque 33 del machote original"/>
+      </w:sdtPr>
+      <w:sdtContent>
+        <w:p>
+          <w:pPr>
+            <w:spacing w:before="320" w:after="320" w:line="360" w:lineRule="auto"/>
+            <w:ind w:left="567" w:right="616" w:firstLine="284"/>
+            <w:contextualSpacing/>
+            <w:jc w:val="both"/>
+            <w:rPr>
+              <w:rFonts w:ascii="Archivo Light" w:hAnsi="Archivo Light" w:cs="Archivo Light"/>
+            </w:rPr>
+          </w:pPr>
+          <w:r>
+            <w:rPr>
+              <w:rFonts w:ascii="Archivo Light" w:hAnsi="Archivo Light" w:cs="Archivo Light"/>
+            </w:rPr>
+            <w:t>{analisis_indicador_01}</w:t>
+          </w:r>
+        </w:p>
+        <w:p>
+          <w:pPr>
+            <w:spacing w:before="320" w:after="320" w:line="360" w:lineRule="auto"/>
+            <w:ind w:left="567" w:right="616" w:firstLine="284"/>
+            <w:contextualSpacing/>
+            <w:jc w:val="both"/>
+            <w:rPr>
+              <w:rFonts w:ascii="Archivo Light" w:hAnsi="Archivo Light" w:cs="Archivo Light"/>
+            </w:rPr>
+          </w:pPr>
+          <w:r>
+            <w:rPr>
+              <w:rFonts w:ascii="Archivo Light" w:hAnsi="Archivo Light" w:cs="Archivo Light"/>
+            </w:rPr>
+            <w:t>{graficas_indicador_01}</w:t>
+          </w:r>
+        </w:p>
+        <w:p>
+          <w:pPr>
+            <w:spacing w:before="320" w:after="320" w:line="360" w:lineRule="auto"/>
+            <w:ind w:left="567" w:right="616" w:firstLine="284"/>
+            <w:contextualSpacing/>
+            <w:jc w:val="both"/>
+            <w:rPr>
+              <w:rFonts w:ascii="Archivo Light" w:hAnsi="Archivo Light" w:cs="Archivo Light"/>
+            </w:rPr>
+          </w:pPr>
+          <w:r>
+            <w:rPr>
+              <w:rFonts w:ascii="Archivo Light" w:hAnsi="Archivo Light" w:cs="Archivo Light"/>
+            </w:rPr>
+            <w:t>{tablas_indicador_01}</w:t>
+          </w:r>
+        </w:p>
+        <w:p>
+          <w:pPr>
+            <w:spacing w:before="320" w:after="320" w:line="360" w:lineRule="auto"/>
+            <w:ind w:left="567" w:right="616" w:firstLine="284"/>
+            <w:contextualSpacing/>
+            <w:jc w:val="both"/>
+            <w:rPr>
+              <w:rFonts w:ascii="Archivo Light" w:hAnsi="Archivo Light" w:cs="Archivo Light"/>
+            </w:rPr>
+          </w:pPr>
+          <w:r>
+            <w:rPr>
+              <w:rFonts w:ascii="Archivo Light" w:hAnsi="Archivo Light" w:cs="Archivo Light"/>
+            </w:rPr>
+            <w:t>{cierre_indicador_01}</w:t>
+          </w:r>
+        </w:p>
+      </w:sdtContent>
+    </w:sdt>
+    <w:sdt>
+      <w:sdtPr>
+        <w:tag w:val="origen_034"/>
+        <w:alias w:val="Bloque 34 del machote original"/>
+      </w:sdtPr>
+      <w:sdtContent>
+        <w:p>
+          <w:pPr>
+            <w:spacing w:before="320" w:after="320" w:line="360" w:lineRule="auto"/>
+            <w:ind w:left="567" w:right="616" w:firstLine="284"/>
+            <w:contextualSpacing/>
+            <w:jc w:val="both"/>
+            <w:rPr>
+              <w:rFonts w:ascii="Archivo Light" w:hAnsi="Archivo Light" w:cs="Archivo Light"/>
+            </w:rPr>
+          </w:pPr>
+          <w:r>
+            <w:rPr>
+              <w:rFonts w:ascii="Archivo Light" w:hAnsi="Archivo Light" w:cs="Archivo Light"/>
+            </w:rPr>
+            <w:t>{minimos_indicador_01}</w:t>
+          </w:r>
+        </w:p>
+      </w:sdtContent>
+    </w:sdt>
+    <w:sdt>
+      <w:sdtPr>
+        <w:tag w:val="origen_035"/>
+        <w:alias w:val="Bloque 35 del machote original"/>
+      </w:sdtPr>
+      <w:sdtContent>
+        <w:p>
+          <w:pPr>
+            <w:pStyle w:val="Prrafodelista"/>
+            <w:numPr>
+              <w:ilvl w:val="0"/>
+              <w:numId w:val="9"/>
+            </w:numPr>
+            <w:spacing w:before="280" w:after="280" w:line="240" w:lineRule="auto"/>
+            <w:ind w:left="714" w:hanging="357"/>
+            <w:jc w:val="both"/>
+            <w:rPr>
+              <w:rFonts w:ascii="Archivo Light" w:hAnsi="Archivo Light" w:cs="Archivo Light"/>
+              <w:sz w:val="48"/>
+              <w:szCs w:val="48"/>
+            </w:rPr>
+          </w:pPr>
+          <w:r>
+            <w:rPr>
+              <w:rFonts w:ascii="Archivo Light" w:hAnsi="Archivo Light" w:cs="Archivo Light"/>
+              <w:sz w:val="48"/>
+              <w:szCs w:val="48"/>
+            </w:rPr>
+            <w:lastRenderedPageBreak/>
+            <w:t xml:space="preserve"> </w:t>
+          </w:r>
+          <w:r>
+            <w:rPr>
+              <w:rFonts w:ascii="Archivo Light" w:hAnsi="Archivo Light" w:cs="Archivo Light"/>
+              <w:sz w:val="48"/>
+              <w:szCs w:val="48"/>
+            </w:rPr>
+            <w:t xml:space="preserve">Capacitación en materia de </w:t>
+          </w:r>
+          <w:r>
+            <w:rPr>
+              <w:rFonts w:ascii="Archivo Light" w:hAnsi="Archivo Light" w:cs="Archivo Light"/>
+              <w:sz w:val="48"/>
+              <w:szCs w:val="48"/>
+            </w:rPr>
+            <w:t>p</w:t>
+          </w:r>
+          <w:r>
+            <w:rPr>
+              <w:rFonts w:ascii="Archivo Light" w:hAnsi="Archivo Light" w:cs="Archivo Light"/>
+              <w:sz w:val="48"/>
+              <w:szCs w:val="48"/>
+            </w:rPr>
+            <w:t xml:space="preserve">rotección </w:t>
+          </w:r>
+          <w:r>
+            <w:rPr>
+              <w:rFonts w:ascii="Archivo Light" w:hAnsi="Archivo Light" w:cs="Archivo Light"/>
+              <w:sz w:val="48"/>
+              <w:szCs w:val="48"/>
+            </w:rPr>
+            <w:t>c</w:t>
+          </w:r>
+          <w:r>
+            <w:rPr>
+              <w:rFonts w:ascii="Archivo Light" w:hAnsi="Archivo Light" w:cs="Archivo Light"/>
+              <w:sz w:val="48"/>
+              <w:szCs w:val="48"/>
+            </w:rPr>
+            <w:t>ivil</w:t>
+          </w:r>
+        </w:p>
+      </w:sdtContent>
+    </w:sdt>
+    <w:sdt>
+      <w:sdtPr>
+        <w:tag w:val="origen_036"/>
+        <w:alias w:val="Bloque 36 del machote original"/>
+      </w:sdtPr>
+      <w:sdtContent>
+        <w:p>
+          <w:pPr>
+            <w:spacing w:before="320" w:after="320" w:line="360" w:lineRule="auto"/>
+            <w:ind w:left="567" w:right="616" w:firstLine="284"/>
+            <w:contextualSpacing/>
+            <w:jc w:val="both"/>
+            <w:rPr>
+              <w:rFonts w:ascii="Archivo Light" w:hAnsi="Archivo Light" w:cs="Archivo Light"/>
+            </w:rPr>
+          </w:pPr>
+          <w:r>
+            <w:rPr>
+              <w:rFonts w:ascii="Archivo Light" w:hAnsi="Archivo Light" w:cs="Archivo Light"/>
+            </w:rPr>
+            <w:t>{analisis_indicador_02}</w:t>
+          </w:r>
+        </w:p>
+        <w:p>
+          <w:pPr>
+            <w:spacing w:before="320" w:after="320" w:line="360" w:lineRule="auto"/>
+            <w:ind w:left="567" w:right="616" w:firstLine="284"/>
+            <w:contextualSpacing/>
+            <w:jc w:val="both"/>
+            <w:rPr>
+              <w:rFonts w:ascii="Archivo Light" w:hAnsi="Archivo Light" w:cs="Archivo Light"/>
+            </w:rPr>
+          </w:pPr>
+          <w:r>
+            <w:rPr>
+              <w:rFonts w:ascii="Archivo Light" w:hAnsi="Archivo Light" w:cs="Archivo Light"/>
+            </w:rPr>
+            <w:t>{graficas_indicador_02}</w:t>
+          </w:r>
+        </w:p>
+        <w:p>
+          <w:pPr>
+            <w:spacing w:before="320" w:after="320" w:line="360" w:lineRule="auto"/>
+            <w:ind w:left="567" w:right="616" w:firstLine="284"/>
+            <w:contextualSpacing/>
+            <w:jc w:val="both"/>
+            <w:rPr>
+              <w:rFonts w:ascii="Archivo Light" w:hAnsi="Archivo Light" w:cs="Archivo Light"/>
+            </w:rPr>
+          </w:pPr>
+          <w:r>
+            <w:rPr>
+              <w:rFonts w:ascii="Archivo Light" w:hAnsi="Archivo Light" w:cs="Archivo Light"/>
+            </w:rPr>
+            <w:t>{tablas_indicador_02}</w:t>
+          </w:r>
+        </w:p>
+        <w:p>
+          <w:pPr>
+            <w:spacing w:before="320" w:after="320" w:line="360" w:lineRule="auto"/>
+            <w:ind w:left="567" w:right="616" w:firstLine="284"/>
+            <w:contextualSpacing/>
+            <w:jc w:val="both"/>
+            <w:rPr>
+              <w:rFonts w:ascii="Archivo Light" w:hAnsi="Archivo Light" w:cs="Archivo Light"/>
+            </w:rPr>
+          </w:pPr>
+          <w:r>
+            <w:rPr>
+              <w:rFonts w:ascii="Archivo Light" w:hAnsi="Archivo Light" w:cs="Archivo Light"/>
+            </w:rPr>
+            <w:t>{cierre_indicador_02}</w:t>
+          </w:r>
+        </w:p>
+      </w:sdtContent>
+    </w:sdt>
+    <w:sdt>
+      <w:sdtPr>
+        <w:tag w:val="origen_037"/>
+        <w:alias w:val="Bloque 37 del machote original"/>
+      </w:sdtPr>
+      <w:sdtContent>
+        <w:p>
+          <w:pPr>
+            <w:spacing w:before="320" w:after="320" w:line="360" w:lineRule="auto"/>
+            <w:ind w:left="567" w:right="616" w:firstLine="284"/>
+            <w:contextualSpacing/>
+            <w:jc w:val="both"/>
+            <w:rPr>
+              <w:rFonts w:ascii="Archivo Light" w:hAnsi="Archivo Light" w:cs="Archivo Light"/>
+            </w:rPr>
+          </w:pPr>
+          <w:r>
+            <w:rPr>
+              <w:rFonts w:ascii="Archivo Light" w:hAnsi="Archivo Light" w:cs="Archivo Light"/>
+            </w:rPr>
+            <w:t>{minimos_indicador_02}</w:t>
+          </w:r>
+        </w:p>
+      </w:sdtContent>
+    </w:sdt>
+    <w:sdt>
+      <w:sdtPr>
+        <w:tag w:val="origen_038"/>
+        <w:alias w:val="Bloque 38 del machote original"/>
+      </w:sdtPr>
+      <w:sdtContent>
+        <w:p>
+          <w:pPr>
+            <w:spacing w:before="320" w:after="320" w:line="360" w:lineRule="auto"/>
+            <w:ind w:left="567" w:right="616" w:firstLine="284"/>
+            <w:contextualSpacing/>
+            <w:jc w:val="both"/>
+            <w:rPr>
+              <w:rFonts w:ascii="Archivo Light" w:hAnsi="Archivo Light" w:cs="Archivo Light"/>
+            </w:rPr>
+          </w:pPr>
+        </w:p>
+      </w:sdtContent>
+    </w:sdt>
+    <w:sdt>
+      <w:sdtPr>
+        <w:tag w:val="origen_039"/>
+        <w:alias w:val="Bloque 39 del machote original"/>
+      </w:sdtPr>
+      <w:sdtContent>
+        <w:p>
+          <w:pPr>
+            <w:pStyle w:val="Prrafodelista"/>
+            <w:numPr>
+              <w:ilvl w:val="0"/>
+              <w:numId w:val="9"/>
+            </w:numPr>
+            <w:spacing w:before="280" w:after="280" w:line="240" w:lineRule="auto"/>
+            <w:ind w:left="714" w:hanging="357"/>
+            <w:jc w:val="both"/>
+            <w:rPr>
+              <w:rFonts w:ascii="Archivo Light" w:hAnsi="Archivo Light" w:cs="Archivo Light"/>
+              <w:sz w:val="48"/>
+              <w:szCs w:val="48"/>
+            </w:rPr>
+          </w:pPr>
+          <w:r>
+            <w:rPr>
+              <w:rFonts w:ascii="Archivo Light" w:hAnsi="Archivo Light" w:cs="Archivo Light"/>
+              <w:sz w:val="48"/>
+              <w:szCs w:val="48"/>
+            </w:rPr>
+            <w:t xml:space="preserve"> Temas de la capacitación (Protección Civil)</w:t>
+          </w:r>
+        </w:p>
+      </w:sdtContent>
+    </w:sdt>
+    <w:sdt>
+      <w:sdtPr>
+        <w:tag w:val="origen_040"/>
+        <w:alias w:val="Bloque 40 del machote original"/>
+      </w:sdtPr>
+      <w:sdtContent>
+        <w:p>
+          <w:pPr>
+            <w:pStyle w:val="Prrafodelista"/>
+            <w:spacing w:before="280" w:after="280" w:line="240" w:lineRule="auto"/>
+            <w:ind w:left="714"/>
+            <w:jc w:val="both"/>
+            <w:rPr>
+              <w:rFonts w:ascii="Archivo Light" w:hAnsi="Archivo Light" w:cs="Archivo Light"/>
+            </w:rPr>
+          </w:pPr>
+          <w:r>
+            <w:rPr>
+              <w:rFonts w:ascii="Archivo Light" w:hAnsi="Archivo Light" w:cs="Archivo Light"/>
+            </w:rPr>
+            <w:t>{analisis_indicador_03}</w:t>
+          </w:r>
+        </w:p>
+        <w:p>
+          <w:pPr>
+            <w:pStyle w:val="Prrafodelista"/>
+            <w:spacing w:before="280" w:after="280" w:line="240" w:lineRule="auto"/>
+            <w:ind w:left="714"/>
+            <w:jc w:val="both"/>
+            <w:rPr>
+              <w:rFonts w:ascii="Archivo Light" w:hAnsi="Archivo Light" w:cs="Archivo Light"/>
+            </w:rPr>
+          </w:pPr>
+          <w:r>
+            <w:rPr>
+              <w:rFonts w:ascii="Archivo Light" w:hAnsi="Archivo Light" w:cs="Archivo Light"/>
+            </w:rPr>
+            <w:t>{graficas_indicador_03}</w:t>
+          </w:r>
+        </w:p>
+        <w:p>
+          <w:pPr>
+            <w:pStyle w:val="Prrafodelista"/>
+            <w:spacing w:before="280" w:after="280" w:line="240" w:lineRule="auto"/>
+            <w:ind w:left="714"/>
+            <w:jc w:val="both"/>
+            <w:rPr>
+              <w:rFonts w:ascii="Archivo Light" w:hAnsi="Archivo Light" w:cs="Archivo Light"/>
+            </w:rPr>
+          </w:pPr>
+          <w:r>
+            <w:rPr>
+              <w:rFonts w:ascii="Archivo Light" w:hAnsi="Archivo Light" w:cs="Archivo Light"/>
+            </w:rPr>
+            <w:t>{tablas_indicador_03}</w:t>
+          </w:r>
+        </w:p>
+        <w:p>
+          <w:pPr>
+            <w:pStyle w:val="Prrafodelista"/>
+            <w:spacing w:before="280" w:after="280" w:line="240" w:lineRule="auto"/>
+            <w:ind w:left="714"/>
+            <w:jc w:val="both"/>
+            <w:rPr>
+              <w:rFonts w:ascii="Archivo Light" w:hAnsi="Archivo Light" w:cs="Archivo Light"/>
+            </w:rPr>
+          </w:pPr>
+          <w:r>
+            <w:rPr>
+              <w:rFonts w:ascii="Archivo Light" w:hAnsi="Archivo Light" w:cs="Archivo Light"/>
+            </w:rPr>
+            <w:t>{cierre_indicador_03}</w:t>
+          </w:r>
+        </w:p>
+      </w:sdtContent>
+    </w:sdt>
+    <w:sdt>
+      <w:sdtPr>
+        <w:tag w:val="origen_041"/>
+        <w:alias w:val="Bloque 41 del machote original"/>
+      </w:sdtPr>
+      <w:sdtContent>
+        <w:p>
+          <w:pPr>
+            <w:spacing w:before="320" w:after="320" w:line="360" w:lineRule="auto"/>
+            <w:ind w:left="567" w:right="616" w:firstLine="284"/>
+            <w:contextualSpacing/>
+            <w:jc w:val="both"/>
+            <w:rPr>
+              <w:rFonts w:ascii="Archivo Light" w:hAnsi="Archivo Light" w:cs="Archivo Light"/>
+            </w:rPr>
+          </w:pPr>
+          <w:r>
+            <w:rPr>
+              <w:rFonts w:ascii="Archivo Light" w:hAnsi="Archivo Light" w:cs="Archivo Light"/>
+            </w:rPr>
+            <w:t>{minimos_indicador_03}</w:t>
+          </w:r>
+        </w:p>
+      </w:sdtContent>
+    </w:sdt>
+    <w:sdt>
+      <w:sdtPr>
+        <w:tag w:val="origen_042"/>
+        <w:alias w:val="Bloque 42 del machote original"/>
+      </w:sdtPr>
+      <w:sdtContent>
+        <w:p>
+          <w:pPr>
+            <w:pStyle w:val="Prrafodelista"/>
+            <w:spacing w:before="280" w:after="280" w:line="240" w:lineRule="auto"/>
+            <w:ind w:left="714"/>
+            <w:jc w:val="both"/>
+            <w:rPr>
+              <w:rFonts w:ascii="Archivo Light" w:hAnsi="Archivo Light" w:cs="Archivo Light"/>
+            </w:rPr>
+          </w:pPr>
+        </w:p>
+      </w:sdtContent>
+    </w:sdt>
+    <w:sdt>
+      <w:sdtPr>
+        <w:tag w:val="origen_043"/>
+        <w:alias w:val="Bloque 43 del machote original"/>
+      </w:sdtPr>
+      <w:sdtContent>
+        <w:p>
+          <w:pPr>
+            <w:spacing w:before="280" w:after="280" w:line="240" w:lineRule="auto"/>
+            <w:jc w:val="center"/>
+            <w:rPr>
+              <w:rFonts w:ascii="Archivo Light" w:hAnsi="Archivo Light" w:cs="Archivo Light"/>
+              <w:sz w:val="48"/>
+              <w:szCs w:val="48"/>
+              <w:highlight w:val="yellow"/>
+            </w:rPr>
+          </w:pPr>
+          <w:r>
+            <w:rPr>
+              <w:rFonts w:ascii="Archivo Light" w:hAnsi="Archivo Light" w:cs="Archivo Light"/>
+              <w:sz w:val="48"/>
+              <w:szCs w:val="48"/>
+              <w:highlight w:val="yellow"/>
+            </w:rPr>
+            <w:t xml:space="preserve">Condiciones del personal: Estándar </w:t>
+          </w:r>
+          <w:proofErr w:type="spellStart"/>
+          <w:r>
+            <w:rPr>
+              <w:rFonts w:ascii="Archivo Light" w:hAnsi="Archivo Light" w:cs="Archivo Light"/>
+              <w:sz w:val="48"/>
+              <w:szCs w:val="48"/>
+              <w:highlight w:val="yellow"/>
+            </w:rPr>
+            <w:t>benchmark</w:t>
+          </w:r>
+          <w:proofErr w:type="spellEnd"/>
+          <w:r>
+            <w:rPr>
+              <w:rFonts w:ascii="Archivo Light" w:hAnsi="Archivo Light" w:cs="Archivo Light"/>
+              <w:sz w:val="48"/>
+              <w:szCs w:val="48"/>
+              <w:highlight w:val="yellow"/>
+            </w:rPr>
+            <w:t>. Condiciones laborales mínimas según leyes.</w:t>
+          </w:r>
+        </w:p>
+        <w:p>
+          <w:pPr>
+            <w:spacing w:before="320" w:after="320" w:line="360" w:lineRule="auto"/>
+            <w:ind w:left="567" w:right="616" w:firstLine="284"/>
+            <w:contextualSpacing/>
+            <w:jc w:val="both"/>
+            <w:rPr>
+              <w:rFonts w:ascii="Archivo Light" w:hAnsi="Archivo Light" w:cs="Archivo Light"/>
+            </w:rPr>
+          </w:pPr>
+          <w:r>
+            <w:rPr>
+              <w:rFonts w:ascii="Archivo Light" w:hAnsi="Archivo Light" w:cs="Archivo Light"/>
+            </w:rPr>
+            <w:t>{benchmark_condiciones_personal}</w:t>
+          </w:r>
+        </w:p>
+      </w:sdtContent>
+    </w:sdt>
+    <w:sdt>
+      <w:sdtPr>
+        <w:tag w:val="origen_044"/>
+        <w:alias w:val="Bloque 44 del machote original"/>
+      </w:sdtPr>
+      <w:sdtContent>
+        <w:p>
+          <w:pPr>
+            <w:pStyle w:val="Prrafodelista"/>
+            <w:numPr>
+              <w:ilvl w:val="0"/>
+              <w:numId w:val="19"/>
+            </w:numPr>
+            <w:spacing w:before="280" w:after="280" w:line="240" w:lineRule="auto"/>
+            <w:jc w:val="both"/>
+            <w:rPr>
+              <w:rFonts w:ascii="Archivo Light" w:hAnsi="Archivo Light" w:cs="Archivo Light"/>
+              <w:highlight w:val="yellow"/>
+            </w:rPr>
+          </w:pPr>
+          <w:r>
+            <w:rPr>
+              <w:rFonts w:ascii="Archivo Light" w:hAnsi="Archivo Light" w:cs="Archivo Light"/>
+              <w:highlight w:val="yellow"/>
+            </w:rPr>
+            <w:t>Leyes nacionales.</w:t>
+          </w:r>
+        </w:p>
+        <w:p>
+          <w:pPr>
+            <w:spacing w:before="320" w:after="320" w:line="360" w:lineRule="auto"/>
+            <w:ind w:left="567" w:right="616" w:firstLine="284"/>
+            <w:contextualSpacing/>
+            <w:jc w:val="both"/>
+            <w:rPr>
+              <w:rFonts w:ascii="Archivo Light" w:hAnsi="Archivo Light" w:cs="Archivo Light"/>
+            </w:rPr>
+          </w:pPr>
+          <w:r>
+            <w:rPr>
+              <w:rFonts w:ascii="Archivo Light" w:hAnsi="Archivo Light" w:cs="Archivo Light"/>
+            </w:rPr>
+            <w:t>{investigacion_condiciones_personal_leyes_nacionales}</w:t>
+          </w:r>
+        </w:p>
+      </w:sdtContent>
+    </w:sdt>
+    <w:sdt>
+      <w:sdtPr>
+        <w:tag w:val="origen_045"/>
+        <w:alias w:val="Bloque 45 del machote original"/>
+      </w:sdtPr>
+      <w:sdtContent>
+        <w:p>
+          <w:pPr>
+            <w:pStyle w:val="Prrafodelista"/>
+            <w:numPr>
+              <w:ilvl w:val="0"/>
+              <w:numId w:val="19"/>
+            </w:numPr>
+            <w:spacing w:before="280" w:after="280" w:line="240" w:lineRule="auto"/>
+            <w:jc w:val="both"/>
+            <w:rPr>
+              <w:rFonts w:ascii="Archivo Light" w:hAnsi="Archivo Light" w:cs="Archivo Light"/>
+              <w:highlight w:val="yellow"/>
+            </w:rPr>
+          </w:pPr>
+          <w:r>
+            <w:rPr>
+              <w:rFonts w:ascii="Archivo Light" w:hAnsi="Archivo Light" w:cs="Archivo Light"/>
+              <w:highlight w:val="yellow"/>
+            </w:rPr>
+            <w:t>Reportes de UNDOC</w:t>
+          </w:r>
+        </w:p>
+        <w:p>
+          <w:pPr>
+            <w:spacing w:before="320" w:after="320" w:line="360" w:lineRule="auto"/>
+            <w:ind w:left="567" w:right="616" w:firstLine="284"/>
+            <w:contextualSpacing/>
+            <w:jc w:val="both"/>
+            <w:rPr>
+              <w:rFonts w:ascii="Archivo Light" w:hAnsi="Archivo Light" w:cs="Archivo Light"/>
+            </w:rPr>
+          </w:pPr>
+          <w:r>
+            <w:rPr>
+              <w:rFonts w:ascii="Archivo Light" w:hAnsi="Archivo Light" w:cs="Archivo Light"/>
+            </w:rPr>
+            <w:t>{investigacion_condiciones_personal_reportes_unodc}</w:t>
+          </w:r>
+        </w:p>
+      </w:sdtContent>
+    </w:sdt>
+    <w:sdt>
+      <w:sdtPr>
+        <w:tag w:val="origen_046"/>
+        <w:alias w:val="Bloque 46 del machote original"/>
+      </w:sdtPr>
+      <w:sdtContent>
+        <w:p>
+          <w:pPr>
+            <w:pStyle w:val="Prrafodelista"/>
+            <w:numPr>
+              <w:ilvl w:val="0"/>
+              <w:numId w:val="19"/>
+            </w:numPr>
+            <w:spacing w:before="280" w:after="280" w:line="240" w:lineRule="auto"/>
+            <w:jc w:val="both"/>
+            <w:rPr>
+              <w:rFonts w:ascii="Archivo Light" w:hAnsi="Archivo Light" w:cs="Archivo Light"/>
+              <w:highlight w:val="yellow"/>
+            </w:rPr>
+          </w:pPr>
+          <w:r>
+            <w:rPr>
+              <w:rFonts w:ascii="Archivo Light" w:hAnsi="Archivo Light" w:cs="Archivo Light"/>
+              <w:highlight w:val="yellow"/>
+            </w:rPr>
+            <w:t xml:space="preserve">Revisiones sistemáticas de la literatura sobre la relación de condiciones laborales de la policía y seguridad pública </w:t>
+          </w:r>
+        </w:p>
+        <w:p>
+          <w:pPr>
+            <w:spacing w:before="320" w:after="320" w:line="360" w:lineRule="auto"/>
+            <w:ind w:left="567" w:right="616" w:firstLine="284"/>
+            <w:contextualSpacing/>
+            <w:jc w:val="both"/>
+            <w:rPr>
+              <w:rFonts w:ascii="Archivo Light" w:hAnsi="Archivo Light" w:cs="Archivo Light"/>
+            </w:rPr>
+          </w:pPr>
+          <w:r>
+            <w:rPr>
+              <w:rFonts w:ascii="Archivo Light" w:hAnsi="Archivo Light" w:cs="Archivo Light"/>
+            </w:rPr>
+            <w:t>{investigacion_condiciones_personal_revisiones_laborales}</w:t>
+          </w:r>
+        </w:p>
+      </w:sdtContent>
+    </w:sdt>
+    <w:sdt>
+      <w:sdtPr>
+        <w:tag w:val="origen_047"/>
+        <w:alias w:val="Bloque 47 del machote original"/>
+      </w:sdtPr>
+      <w:sdtContent>
+        <w:p>
+          <w:pPr>
+            <w:spacing w:before="280" w:after="280" w:line="240" w:lineRule="auto"/>
+            <w:jc w:val="both"/>
+            <w:rPr>
+              <w:rFonts w:ascii="Archivo Light" w:hAnsi="Archivo Light" w:cs="Archivo Light"/>
+            </w:rPr>
+          </w:pPr>
+        </w:p>
+      </w:sdtContent>
+    </w:sdt>
+    <w:sdt>
+      <w:sdtPr>
+        <w:tag w:val="origen_048"/>
+        <w:alias w:val="Bloque 48 del machote original"/>
+      </w:sdtPr>
+      <w:sdtContent>
+        <w:p>
+          <w:pPr>
+            <w:pStyle w:val="Prrafodelista"/>
+            <w:numPr>
+              <w:ilvl w:val="0"/>
+              <w:numId w:val="9"/>
+            </w:numPr>
+            <w:spacing w:before="280" w:after="280" w:line="240" w:lineRule="auto"/>
+            <w:ind w:left="714" w:hanging="357"/>
+            <w:jc w:val="both"/>
+            <w:rPr>
+              <w:rFonts w:ascii="Archivo Light" w:hAnsi="Archivo Light" w:cs="Archivo Light"/>
+              <w:sz w:val="48"/>
+              <w:szCs w:val="48"/>
+            </w:rPr>
+          </w:pPr>
+          <w:r>
+            <w:rPr>
+              <w:rFonts w:ascii="Archivo Light" w:hAnsi="Archivo Light" w:cs="Archivo Light"/>
+              <w:sz w:val="48"/>
+              <w:szCs w:val="48"/>
+            </w:rPr>
+            <w:t>Personal destinado a funciones de seguridad pública</w:t>
+          </w:r>
+        </w:p>
+      </w:sdtContent>
+    </w:sdt>
+    <w:sdt>
+      <w:sdtPr>
+        <w:tag w:val="origen_049"/>
+        <w:alias w:val="Bloque 49 del machote original"/>
+      </w:sdtPr>
+      <w:sdtContent>
+        <w:p>
+          <w:pPr>
+            <w:spacing w:before="320" w:after="320" w:line="360" w:lineRule="auto"/>
+            <w:ind w:left="567" w:right="616" w:firstLine="284"/>
+            <w:contextualSpacing/>
+            <w:jc w:val="both"/>
+            <w:rPr>
+              <w:rFonts w:ascii="Archivo Light" w:hAnsi="Archivo Light" w:cs="Archivo Light"/>
+            </w:rPr>
+          </w:pPr>
+          <w:r>
+            <w:rPr>
+              <w:rFonts w:ascii="Archivo Light" w:hAnsi="Archivo Light" w:cs="Archivo Light"/>
+            </w:rPr>
+            <w:t>{analisis_indicador_04}</w:t>
+          </w:r>
+        </w:p>
+        <w:p>
+          <w:pPr>
+            <w:spacing w:before="320" w:after="320" w:line="360" w:lineRule="auto"/>
+            <w:ind w:left="567" w:right="616" w:firstLine="284"/>
+            <w:contextualSpacing/>
+            <w:jc w:val="both"/>
+            <w:rPr>
+              <w:rFonts w:ascii="Archivo Light" w:hAnsi="Archivo Light" w:cs="Archivo Light"/>
+            </w:rPr>
+          </w:pPr>
+          <w:r>
+            <w:rPr>
+              <w:rFonts w:ascii="Archivo Light" w:hAnsi="Archivo Light" w:cs="Archivo Light"/>
+            </w:rPr>
+            <w:t>{graficas_indicador_04}</w:t>
+          </w:r>
+        </w:p>
+        <w:p>
+          <w:pPr>
+            <w:spacing w:before="320" w:after="320" w:line="360" w:lineRule="auto"/>
+            <w:ind w:left="567" w:right="616" w:firstLine="284"/>
+            <w:contextualSpacing/>
+            <w:jc w:val="both"/>
+            <w:rPr>
+              <w:rFonts w:ascii="Archivo Light" w:hAnsi="Archivo Light" w:cs="Archivo Light"/>
+            </w:rPr>
+          </w:pPr>
+          <w:r>
+            <w:rPr>
+              <w:rFonts w:ascii="Archivo Light" w:hAnsi="Archivo Light" w:cs="Archivo Light"/>
+            </w:rPr>
+            <w:t>{tablas_indicador_04}</w:t>
+          </w:r>
+        </w:p>
+        <w:p>
+          <w:pPr>
+            <w:spacing w:before="320" w:after="320" w:line="360" w:lineRule="auto"/>
+            <w:ind w:left="567" w:right="616" w:firstLine="284"/>
+            <w:contextualSpacing/>
+            <w:jc w:val="both"/>
+            <w:rPr>
+              <w:rFonts w:ascii="Archivo Light" w:hAnsi="Archivo Light" w:cs="Archivo Light"/>
+            </w:rPr>
+          </w:pPr>
+          <w:r>
+            <w:rPr>
+              <w:rFonts w:ascii="Archivo Light" w:hAnsi="Archivo Light" w:cs="Archivo Light"/>
+            </w:rPr>
+            <w:t>{cierre_indicador_04}</w:t>
+          </w:r>
+        </w:p>
+      </w:sdtContent>
+    </w:sdt>
+    <w:sdt>
+      <w:sdtPr>
+        <w:tag w:val="origen_052"/>
+        <w:alias w:val="Bloque 52 del machote original"/>
+      </w:sdtPr>
+      <w:sdtContent>
+        <w:p>
+          <w:pPr>
+            <w:pStyle w:val="Prrafodelista"/>
+            <w:numPr>
+              <w:ilvl w:val="0"/>
+              <w:numId w:val="9"/>
+            </w:numPr>
+            <w:spacing w:before="280" w:after="280" w:line="240" w:lineRule="auto"/>
+            <w:ind w:left="714" w:hanging="357"/>
+            <w:jc w:val="both"/>
+            <w:rPr>
+              <w:rFonts w:ascii="Archivo Light" w:hAnsi="Archivo Light" w:cs="Archivo Light"/>
+              <w:sz w:val="48"/>
+              <w:szCs w:val="48"/>
+            </w:rPr>
+          </w:pPr>
+          <w:r>
+            <w:rPr>
+              <w:rFonts w:ascii="Archivo Light" w:hAnsi="Archivo Light" w:cs="Archivo Light"/>
+              <w:sz w:val="48"/>
+              <w:szCs w:val="48"/>
+            </w:rPr>
+            <w:t xml:space="preserve"> </w:t>
+          </w:r>
+          <w:r>
+            <w:rPr>
+              <w:rFonts w:ascii="Archivo Light" w:hAnsi="Archivo Light" w:cs="Archivo Light"/>
+              <w:sz w:val="48"/>
+              <w:szCs w:val="48"/>
+            </w:rPr>
+            <w:t xml:space="preserve">Evaluaciones de control de confianza </w:t>
+          </w:r>
+          <w:r>
+            <w:rPr>
+              <w:rFonts w:ascii="Archivo Light" w:hAnsi="Archivo Light" w:cs="Archivo Light"/>
+              <w:sz w:val="48"/>
+              <w:szCs w:val="48"/>
+            </w:rPr>
+            <w:t>(policía)</w:t>
+          </w:r>
+        </w:p>
+      </w:sdtContent>
+    </w:sdt>
+    <w:sdt>
+      <w:sdtPr>
+        <w:tag w:val="origen_053"/>
+        <w:alias w:val="Bloque 53 del machote original"/>
+      </w:sdtPr>
+      <w:sdtContent>
+        <w:p>
+          <w:pPr>
+            <w:spacing w:before="320" w:after="320" w:line="360" w:lineRule="auto"/>
+            <w:ind w:left="567" w:right="616" w:firstLine="284"/>
+            <w:contextualSpacing/>
+            <w:jc w:val="both"/>
+            <w:rPr>
+              <w:rFonts w:ascii="Archivo Light" w:hAnsi="Archivo Light" w:cs="Archivo Light"/>
+            </w:rPr>
+          </w:pPr>
+          <w:r>
+            <w:rPr>
+              <w:rFonts w:ascii="Archivo Light" w:hAnsi="Archivo Light" w:cs="Archivo Light"/>
+            </w:rPr>
+            <w:t>{analisis_indicador_05}</w:t>
+          </w:r>
+        </w:p>
+        <w:p>
+          <w:pPr>
+            <w:spacing w:before="320" w:after="320" w:line="360" w:lineRule="auto"/>
+            <w:ind w:left="567" w:right="616" w:firstLine="284"/>
+            <w:contextualSpacing/>
+            <w:jc w:val="both"/>
+            <w:rPr>
+              <w:rFonts w:ascii="Archivo Light" w:hAnsi="Archivo Light" w:cs="Archivo Light"/>
+            </w:rPr>
+          </w:pPr>
+          <w:r>
+            <w:rPr>
+              <w:rFonts w:ascii="Archivo Light" w:hAnsi="Archivo Light" w:cs="Archivo Light"/>
+            </w:rPr>
+            <w:t>{graficas_indicador_05}</w:t>
+          </w:r>
+        </w:p>
+        <w:p>
+          <w:pPr>
+            <w:spacing w:before="320" w:after="320" w:line="360" w:lineRule="auto"/>
+            <w:ind w:left="567" w:right="616" w:firstLine="284"/>
+            <w:contextualSpacing/>
+            <w:jc w:val="both"/>
+            <w:rPr>
+              <w:rFonts w:ascii="Archivo Light" w:hAnsi="Archivo Light" w:cs="Archivo Light"/>
+            </w:rPr>
+          </w:pPr>
+          <w:r>
+            <w:rPr>
+              <w:rFonts w:ascii="Archivo Light" w:hAnsi="Archivo Light" w:cs="Archivo Light"/>
+            </w:rPr>
+            <w:t>{tablas_indicador_05}</w:t>
+          </w:r>
+        </w:p>
+        <w:p>
+          <w:pPr>
+            <w:spacing w:before="320" w:after="320" w:line="360" w:lineRule="auto"/>
+            <w:ind w:left="567" w:right="616" w:firstLine="284"/>
+            <w:contextualSpacing/>
+            <w:jc w:val="both"/>
+            <w:rPr>
+              <w:rFonts w:ascii="Archivo Light" w:hAnsi="Archivo Light" w:cs="Archivo Light"/>
+            </w:rPr>
+          </w:pPr>
+          <w:r>
+            <w:rPr>
+              <w:rFonts w:ascii="Archivo Light" w:hAnsi="Archivo Light" w:cs="Archivo Light"/>
+            </w:rPr>
+            <w:t>{cierre_indicador_05}</w:t>
+          </w:r>
+        </w:p>
+      </w:sdtContent>
+    </w:sdt>
+    <w:sdt>
+      <w:sdtPr>
+        <w:tag w:val="origen_054"/>
+        <w:alias w:val="Bloque 54 del machote original"/>
+      </w:sdtPr>
+      <w:sdtContent>
+        <w:p>
+          <w:pPr>
+            <w:pStyle w:val="Prrafodelista"/>
+            <w:numPr>
+              <w:ilvl w:val="0"/>
+              <w:numId w:val="9"/>
+            </w:numPr>
+            <w:spacing w:before="280" w:after="280" w:line="240" w:lineRule="auto"/>
+            <w:ind w:left="714" w:hanging="357"/>
+            <w:jc w:val="both"/>
+            <w:rPr>
+              <w:rFonts w:ascii="Archivo Light" w:hAnsi="Archivo Light" w:cs="Archivo Light"/>
+              <w:sz w:val="48"/>
+              <w:szCs w:val="48"/>
+            </w:rPr>
+          </w:pPr>
+          <w:r>
+            <w:rPr>
+              <w:rFonts w:ascii="Archivo Light" w:hAnsi="Archivo Light" w:cs="Archivo Light"/>
+              <w:sz w:val="48"/>
+              <w:szCs w:val="48"/>
+            </w:rPr>
+            <w:t xml:space="preserve"> </w:t>
+          </w:r>
+          <w:r>
+            <w:rPr>
+              <w:rFonts w:ascii="Archivo Light" w:hAnsi="Archivo Light" w:cs="Archivo Light"/>
+              <w:sz w:val="48"/>
+              <w:szCs w:val="48"/>
+            </w:rPr>
+            <w:t>Instituto de formación, capacitación y/o profesionalización policial municipal</w:t>
+          </w:r>
+        </w:p>
+      </w:sdtContent>
+    </w:sdt>
+    <w:sdt>
+      <w:sdtPr>
+        <w:tag w:val="origen_055"/>
+        <w:alias w:val="Bloque 55 del machote original"/>
+      </w:sdtPr>
+      <w:sdtContent>
+        <w:p>
+          <w:pPr>
+            <w:spacing w:before="320" w:after="320" w:line="360" w:lineRule="auto"/>
+            <w:ind w:left="567" w:right="616" w:firstLine="284"/>
+            <w:contextualSpacing/>
+            <w:jc w:val="both"/>
+            <w:rPr>
+              <w:rFonts w:ascii="Archivo Light" w:hAnsi="Archivo Light" w:cs="Archivo Light"/>
+            </w:rPr>
+          </w:pPr>
+          <w:r>
+            <w:rPr>
+              <w:rFonts w:ascii="Archivo Light" w:hAnsi="Archivo Light" w:cs="Archivo Light"/>
+            </w:rPr>
+            <w:t>{analisis_indicador_06}</w:t>
+          </w:r>
+        </w:p>
+        <w:p>
+          <w:pPr>
+            <w:spacing w:before="320" w:after="320" w:line="360" w:lineRule="auto"/>
+            <w:ind w:left="567" w:right="616" w:firstLine="284"/>
+            <w:contextualSpacing/>
+            <w:jc w:val="both"/>
+            <w:rPr>
+              <w:rFonts w:ascii="Archivo Light" w:hAnsi="Archivo Light" w:cs="Archivo Light"/>
+            </w:rPr>
+          </w:pPr>
+          <w:r>
+            <w:rPr>
+              <w:rFonts w:ascii="Archivo Light" w:hAnsi="Archivo Light" w:cs="Archivo Light"/>
+            </w:rPr>
+            <w:t>{graficas_indicador_06}</w:t>
+          </w:r>
+        </w:p>
+        <w:p>
+          <w:pPr>
+            <w:spacing w:before="320" w:after="320" w:line="360" w:lineRule="auto"/>
+            <w:ind w:left="567" w:right="616" w:firstLine="284"/>
+            <w:contextualSpacing/>
+            <w:jc w:val="both"/>
+            <w:rPr>
+              <w:rFonts w:ascii="Archivo Light" w:hAnsi="Archivo Light" w:cs="Archivo Light"/>
+            </w:rPr>
+          </w:pPr>
+          <w:r>
+            <w:rPr>
+              <w:rFonts w:ascii="Archivo Light" w:hAnsi="Archivo Light" w:cs="Archivo Light"/>
+            </w:rPr>
+            <w:t>{tablas_indicador_06}</w:t>
+          </w:r>
+        </w:p>
+        <w:p>
+          <w:pPr>
+            <w:spacing w:before="320" w:after="320" w:line="360" w:lineRule="auto"/>
+            <w:ind w:left="567" w:right="616" w:firstLine="284"/>
+            <w:contextualSpacing/>
+            <w:jc w:val="both"/>
+            <w:rPr>
+              <w:rFonts w:ascii="Archivo Light" w:hAnsi="Archivo Light" w:cs="Archivo Light"/>
+            </w:rPr>
+          </w:pPr>
+          <w:r>
+            <w:rPr>
+              <w:rFonts w:ascii="Archivo Light" w:hAnsi="Archivo Light" w:cs="Archivo Light"/>
+            </w:rPr>
+            <w:t>{cierre_indicador_06}</w:t>
+          </w:r>
+        </w:p>
+      </w:sdtContent>
+    </w:sdt>
+    <w:sdt>
+      <w:sdtPr>
+        <w:tag w:val="origen_050"/>
+        <w:alias w:val="Bloque 50 del machote original"/>
+      </w:sdtPr>
+      <w:sdtContent>
+        <w:p>
+          <w:pPr>
+            <w:pStyle w:val="Prrafodelista"/>
+            <w:numPr>
+              <w:ilvl w:val="0"/>
+              <w:numId w:val="9"/>
+            </w:numPr>
+            <w:spacing w:before="280" w:after="280" w:line="240" w:lineRule="auto"/>
+            <w:ind w:left="714" w:hanging="357"/>
+            <w:jc w:val="both"/>
+            <w:rPr>
+              <w:rFonts w:ascii="Archivo Light" w:hAnsi="Archivo Light" w:cs="Archivo Light"/>
+              <w:sz w:val="48"/>
+              <w:szCs w:val="48"/>
+            </w:rPr>
+          </w:pPr>
+          <w:r>
+            <w:rPr>
+              <w:rFonts w:ascii="Archivo Light" w:hAnsi="Archivo Light" w:cs="Archivo Light"/>
+              <w:sz w:val="48"/>
+              <w:szCs w:val="48"/>
+            </w:rPr>
+            <w:t>Certificado Único Policial vigente</w:t>
+          </w:r>
+        </w:p>
+      </w:sdtContent>
+    </w:sdt>
+    <w:sdt>
+      <w:sdtPr>
+        <w:tag w:val="origen_051"/>
+        <w:alias w:val="Bloque 51 del machote original"/>
+      </w:sdtPr>
+      <w:sdtContent>
+        <w:p>
+          <w:pPr>
+            <w:spacing w:before="320" w:after="320" w:line="360" w:lineRule="auto"/>
+            <w:ind w:left="567" w:right="616" w:firstLine="284"/>
+            <w:contextualSpacing/>
+            <w:jc w:val="both"/>
+            <w:rPr>
+              <w:rFonts w:ascii="Archivo Light" w:hAnsi="Archivo Light" w:cs="Archivo Light"/>
+            </w:rPr>
+          </w:pPr>
+          <w:r>
+            <w:rPr>
+              <w:rFonts w:ascii="Archivo Light" w:hAnsi="Archivo Light" w:cs="Archivo Light"/>
+            </w:rPr>
+            <w:t>{analisis_indicador_07}</w:t>
+          </w:r>
+        </w:p>
+        <w:p>
+          <w:pPr>
+            <w:spacing w:before="320" w:after="320" w:line="360" w:lineRule="auto"/>
+            <w:ind w:left="567" w:right="616" w:firstLine="284"/>
+            <w:contextualSpacing/>
+            <w:jc w:val="both"/>
+            <w:rPr>
+              <w:rFonts w:ascii="Archivo Light" w:hAnsi="Archivo Light" w:cs="Archivo Light"/>
+            </w:rPr>
+          </w:pPr>
+          <w:r>
+            <w:rPr>
+              <w:rFonts w:ascii="Archivo Light" w:hAnsi="Archivo Light" w:cs="Archivo Light"/>
+            </w:rPr>
+            <w:t>{graficas_indicador_07}</w:t>
+          </w:r>
+        </w:p>
+        <w:p>
+          <w:pPr>
+            <w:spacing w:before="320" w:after="320" w:line="360" w:lineRule="auto"/>
+            <w:ind w:left="567" w:right="616" w:firstLine="284"/>
+            <w:contextualSpacing/>
+            <w:jc w:val="both"/>
+            <w:rPr>
+              <w:rFonts w:ascii="Archivo Light" w:hAnsi="Archivo Light" w:cs="Archivo Light"/>
+            </w:rPr>
+          </w:pPr>
+          <w:r>
+            <w:rPr>
+              <w:rFonts w:ascii="Archivo Light" w:hAnsi="Archivo Light" w:cs="Archivo Light"/>
+            </w:rPr>
+            <w:t>{tablas_indicador_07}</w:t>
+          </w:r>
+        </w:p>
+        <w:p>
+          <w:pPr>
+            <w:spacing w:before="320" w:after="320" w:line="360" w:lineRule="auto"/>
+            <w:ind w:left="567" w:right="616" w:firstLine="284"/>
+            <w:contextualSpacing/>
+            <w:jc w:val="both"/>
+            <w:rPr>
+              <w:rFonts w:ascii="Archivo Light" w:hAnsi="Archivo Light" w:cs="Archivo Light"/>
+            </w:rPr>
+          </w:pPr>
+          <w:r>
+            <w:rPr>
+              <w:rFonts w:ascii="Archivo Light" w:hAnsi="Archivo Light" w:cs="Archivo Light"/>
+            </w:rPr>
+            <w:t>{cierre_indicador_07}</w:t>
+          </w:r>
+        </w:p>
+      </w:sdtContent>
+    </w:sdt>
+    <w:sdt>
+      <w:sdtPr>
+        <w:tag w:val="origen_056"/>
+        <w:alias w:val="Bloque 56 del machote original"/>
+      </w:sdtPr>
+      <w:sdtContent>
+        <w:p>
+          <w:pPr>
+            <w:pStyle w:val="Prrafodelista"/>
+            <w:numPr>
+              <w:ilvl w:val="0"/>
+              <w:numId w:val="9"/>
+            </w:numPr>
+            <w:spacing w:before="280" w:after="280" w:line="240" w:lineRule="auto"/>
+            <w:ind w:left="714" w:hanging="357"/>
+            <w:jc w:val="both"/>
+            <w:rPr>
+              <w:rFonts w:ascii="Archivo Light" w:hAnsi="Archivo Light" w:cs="Archivo Light"/>
+              <w:sz w:val="48"/>
+              <w:szCs w:val="48"/>
+            </w:rPr>
+          </w:pPr>
+          <w:r>
+            <w:rPr>
+              <w:rFonts w:ascii="Archivo Light" w:hAnsi="Archivo Light" w:cs="Archivo Light"/>
+              <w:sz w:val="48"/>
+              <w:szCs w:val="48"/>
+            </w:rPr>
+            <w:t xml:space="preserve"> </w:t>
+          </w:r>
+          <w:r>
+            <w:rPr>
+              <w:rFonts w:ascii="Archivo Light" w:hAnsi="Archivo Light" w:cs="Archivo Light"/>
+              <w:sz w:val="48"/>
+              <w:szCs w:val="48"/>
+            </w:rPr>
+            <w:t>Uniformes</w:t>
+          </w:r>
+        </w:p>
+      </w:sdtContent>
+    </w:sdt>
+    <w:sdt>
+      <w:sdtPr>
+        <w:tag w:val="origen_057"/>
+        <w:alias w:val="Bloque 57 del machote original"/>
+      </w:sdtPr>
+      <w:sdtContent>
+        <w:p>
+          <w:pPr>
+            <w:spacing w:before="280" w:after="280" w:line="240" w:lineRule="auto"/>
+            <w:ind w:left="357"/>
+            <w:jc w:val="both"/>
+            <w:rPr>
+              <w:rFonts w:ascii="Archivo Light" w:hAnsi="Archivo Light" w:cs="Archivo Light"/>
+              <w:sz w:val="48"/>
+              <w:szCs w:val="48"/>
+            </w:rPr>
+          </w:pPr>
+          <w:r>
+            <w:rPr>
+              <w:rFonts w:ascii="Archivo Light" w:hAnsi="Archivo Light" w:cs="Archivo Light"/>
+            </w:rPr>
+            <w:t>{analisis_indicador_08}</w:t>
+          </w:r>
+        </w:p>
+        <w:p>
+          <w:pPr>
+            <w:spacing w:before="280" w:after="280" w:line="240" w:lineRule="auto"/>
+            <w:ind w:left="357"/>
+            <w:jc w:val="both"/>
+            <w:rPr>
+              <w:rFonts w:ascii="Archivo Light" w:hAnsi="Archivo Light" w:cs="Archivo Light"/>
+              <w:sz w:val="48"/>
+              <w:szCs w:val="48"/>
+            </w:rPr>
+          </w:pPr>
+          <w:r>
+            <w:rPr>
+              <w:rFonts w:ascii="Archivo Light" w:hAnsi="Archivo Light" w:cs="Archivo Light"/>
+            </w:rPr>
+            <w:t>{graficas_indicador_08}</w:t>
+          </w:r>
+        </w:p>
+        <w:p>
+          <w:pPr>
+            <w:spacing w:before="280" w:after="280" w:line="240" w:lineRule="auto"/>
+            <w:ind w:left="357"/>
+            <w:jc w:val="both"/>
+            <w:rPr>
+              <w:rFonts w:ascii="Archivo Light" w:hAnsi="Archivo Light" w:cs="Archivo Light"/>
+              <w:sz w:val="48"/>
+              <w:szCs w:val="48"/>
+            </w:rPr>
+          </w:pPr>
+          <w:r>
+            <w:rPr>
+              <w:rFonts w:ascii="Archivo Light" w:hAnsi="Archivo Light" w:cs="Archivo Light"/>
+            </w:rPr>
+            <w:t>{tablas_indicador_08}</w:t>
+          </w:r>
+        </w:p>
+        <w:p>
+          <w:pPr>
+            <w:spacing w:before="280" w:after="280" w:line="240" w:lineRule="auto"/>
+            <w:ind w:left="357"/>
+            <w:jc w:val="both"/>
+            <w:rPr>
+              <w:rFonts w:ascii="Archivo Light" w:hAnsi="Archivo Light" w:cs="Archivo Light"/>
+              <w:sz w:val="48"/>
+              <w:szCs w:val="48"/>
+            </w:rPr>
+          </w:pPr>
+          <w:r>
+            <w:rPr>
+              <w:rFonts w:ascii="Archivo Light" w:hAnsi="Archivo Light" w:cs="Archivo Light"/>
+            </w:rPr>
+            <w:t>{cierre_indicador_08}</w:t>
+          </w:r>
+        </w:p>
+      </w:sdtContent>
+    </w:sdt>
+    <w:sdt>
+      <w:sdtPr>
+        <w:tag w:val="origen_058"/>
+        <w:alias w:val="Bloque 58 del machote original"/>
+      </w:sdtPr>
+      <w:sdtContent>
+        <w:p>
+          <w:pPr>
+            <w:spacing w:before="280" w:after="280" w:line="240" w:lineRule="auto"/>
+            <w:jc w:val="both"/>
+            <w:rPr>
+              <w:rFonts w:ascii="Archivo Light" w:hAnsi="Archivo Light" w:cs="Archivo Light"/>
+              <w:sz w:val="48"/>
+              <w:szCs w:val="48"/>
+            </w:rPr>
+          </w:pPr>
+        </w:p>
+      </w:sdtContent>
+    </w:sdt>
+    <w:sdt>
+      <w:sdtPr>
+        <w:tag w:val="origen_059"/>
+        <w:alias w:val="Bloque 59 del machote original"/>
+      </w:sdtPr>
+      <w:sdtContent>
+        <w:p>
+          <w:pPr>
+            <w:pStyle w:val="Prrafodelista"/>
+            <w:numPr>
+              <w:ilvl w:val="0"/>
+              <w:numId w:val="9"/>
+            </w:numPr>
+            <w:spacing w:before="280" w:after="280" w:line="240" w:lineRule="auto"/>
+            <w:ind w:left="714" w:hanging="357"/>
+            <w:jc w:val="both"/>
+            <w:rPr>
+              <w:rFonts w:ascii="Archivo Light" w:hAnsi="Archivo Light" w:cs="Archivo Light"/>
+              <w:sz w:val="48"/>
+              <w:szCs w:val="48"/>
+            </w:rPr>
+          </w:pPr>
+          <w:r>
+            <w:rPr>
+              <w:rFonts w:ascii="Archivo Light" w:hAnsi="Archivo Light" w:cs="Archivo Light"/>
+              <w:sz w:val="48"/>
+              <w:szCs w:val="48"/>
+            </w:rPr>
+            <w:t xml:space="preserve"> Equipamiento</w:t>
+          </w:r>
+        </w:p>
+      </w:sdtContent>
+    </w:sdt>
+    <w:sdt>
+      <w:sdtPr>
+        <w:tag w:val="origen_060"/>
+        <w:alias w:val="Bloque 60 del machote original"/>
+      </w:sdtPr>
+      <w:sdtContent>
+        <w:p>
+          <w:pPr>
+            <w:spacing w:before="320" w:after="320" w:line="360" w:lineRule="auto"/>
+            <w:ind w:right="618"/>
+            <w:jc w:val="both"/>
+            <w:rPr>
+              <w:rFonts w:ascii="Archivo Light" w:hAnsi="Archivo Light" w:cs="Archivo Light"/>
+            </w:rPr>
+          </w:pPr>
+          <w:r>
+            <w:rPr>
+              <w:rFonts w:ascii="Archivo Light" w:hAnsi="Archivo Light" w:cs="Archivo Light"/>
+            </w:rPr>
+            <w:t>{analisis_indicador_09}</w:t>
+          </w:r>
+        </w:p>
+        <w:p>
+          <w:pPr>
+            <w:spacing w:before="320" w:after="320" w:line="360" w:lineRule="auto"/>
+            <w:ind w:right="618"/>
+            <w:jc w:val="both"/>
+            <w:rPr>
+              <w:rFonts w:ascii="Archivo Light" w:hAnsi="Archivo Light" w:cs="Archivo Light"/>
+            </w:rPr>
+          </w:pPr>
+          <w:r>
+            <w:rPr>
+              <w:rFonts w:ascii="Archivo Light" w:hAnsi="Archivo Light" w:cs="Archivo Light"/>
+            </w:rPr>
+            <w:t>{graficas_indicador_09}</w:t>
+          </w:r>
+        </w:p>
+        <w:p>
+          <w:pPr>
+            <w:spacing w:before="320" w:after="320" w:line="360" w:lineRule="auto"/>
+            <w:ind w:right="618"/>
+            <w:jc w:val="both"/>
+            <w:rPr>
+              <w:rFonts w:ascii="Archivo Light" w:hAnsi="Archivo Light" w:cs="Archivo Light"/>
+            </w:rPr>
+          </w:pPr>
+          <w:r>
+            <w:rPr>
+              <w:rFonts w:ascii="Archivo Light" w:hAnsi="Archivo Light" w:cs="Archivo Light"/>
+            </w:rPr>
+            <w:t>{tablas_indicador_09}</w:t>
+          </w:r>
+        </w:p>
+        <w:p>
+          <w:pPr>
+            <w:spacing w:before="320" w:after="320" w:line="360" w:lineRule="auto"/>
+            <w:ind w:right="618"/>
+            <w:jc w:val="both"/>
+            <w:rPr>
+              <w:rFonts w:ascii="Archivo Light" w:hAnsi="Archivo Light" w:cs="Archivo Light"/>
+            </w:rPr>
+          </w:pPr>
+          <w:r>
+            <w:rPr>
+              <w:rFonts w:ascii="Archivo Light" w:hAnsi="Archivo Light" w:cs="Archivo Light"/>
+            </w:rPr>
+            <w:t>{cierre_indicador_09}</w:t>
+          </w:r>
+        </w:p>
+      </w:sdtContent>
+    </w:sdt>
+    <w:sdt>
+      <w:sdtPr>
+        <w:tag w:val="origen_061"/>
+        <w:alias w:val="Bloque 61 del machote original"/>
+      </w:sdtPr>
+      <w:sdtContent>
+        <w:p>
+          <w:pPr>
+            <w:pStyle w:val="Prrafodelista"/>
+            <w:numPr>
+              <w:ilvl w:val="0"/>
+              <w:numId w:val="9"/>
+            </w:numPr>
+            <w:spacing w:before="280" w:after="280" w:line="240" w:lineRule="auto"/>
+            <w:ind w:left="714" w:hanging="357"/>
+            <w:jc w:val="both"/>
+            <w:rPr>
+              <w:rFonts w:ascii="Archivo Light" w:hAnsi="Archivo Light" w:cs="Archivo Light"/>
+              <w:sz w:val="48"/>
+              <w:szCs w:val="48"/>
+            </w:rPr>
+          </w:pPr>
+          <w:r>
+            <w:rPr>
+              <w:rFonts w:ascii="Archivo Light" w:hAnsi="Archivo Light" w:cs="Archivo Light"/>
+              <w:sz w:val="48"/>
+              <w:szCs w:val="48"/>
+            </w:rPr>
+            <w:t xml:space="preserve"> Temas de capacitación</w:t>
+          </w:r>
+        </w:p>
+      </w:sdtContent>
+    </w:sdt>
+    <w:sdt>
+      <w:sdtPr>
+        <w:tag w:val="origen_062"/>
+        <w:alias w:val="Bloque 62 del machote original"/>
+      </w:sdtPr>
+      <w:sdtContent>
+        <w:p>
+          <w:pPr>
+            <w:spacing w:before="320" w:after="320" w:line="360" w:lineRule="auto"/>
+            <w:ind w:right="616"/>
+            <w:jc w:val="both"/>
+            <w:rPr>
+              <w:rFonts w:ascii="Archivo Light" w:hAnsi="Archivo Light" w:cs="Archivo Light"/>
+            </w:rPr>
+          </w:pPr>
+          <w:r>
+            <w:rPr>
+              <w:rFonts w:ascii="Archivo Light" w:hAnsi="Archivo Light" w:cs="Archivo Light"/>
+            </w:rPr>
+            <w:t>{analisis_indicador_10}</w:t>
+          </w:r>
+        </w:p>
+        <w:p>
+          <w:pPr>
+            <w:spacing w:before="320" w:after="320" w:line="360" w:lineRule="auto"/>
+            <w:ind w:right="616"/>
+            <w:jc w:val="both"/>
+            <w:rPr>
+              <w:rFonts w:ascii="Archivo Light" w:hAnsi="Archivo Light" w:cs="Archivo Light"/>
+            </w:rPr>
+          </w:pPr>
+          <w:r>
+            <w:rPr>
+              <w:rFonts w:ascii="Archivo Light" w:hAnsi="Archivo Light" w:cs="Archivo Light"/>
+            </w:rPr>
+            <w:t>{graficas_indicador_10}</w:t>
+          </w:r>
+        </w:p>
+        <w:p>
+          <w:pPr>
+            <w:spacing w:before="320" w:after="320" w:line="360" w:lineRule="auto"/>
+            <w:ind w:right="616"/>
+            <w:jc w:val="both"/>
+            <w:rPr>
+              <w:rFonts w:ascii="Archivo Light" w:hAnsi="Archivo Light" w:cs="Archivo Light"/>
+            </w:rPr>
+          </w:pPr>
+          <w:r>
+            <w:rPr>
+              <w:rFonts w:ascii="Archivo Light" w:hAnsi="Archivo Light" w:cs="Archivo Light"/>
+            </w:rPr>
+            <w:t>{tablas_indicador_10}</w:t>
+          </w:r>
+        </w:p>
+        <w:p>
+          <w:pPr>
+            <w:spacing w:before="320" w:after="320" w:line="360" w:lineRule="auto"/>
+            <w:ind w:right="616"/>
+            <w:jc w:val="both"/>
+            <w:rPr>
+              <w:rFonts w:ascii="Archivo Light" w:hAnsi="Archivo Light" w:cs="Archivo Light"/>
+            </w:rPr>
+          </w:pPr>
+          <w:r>
+            <w:rPr>
+              <w:rFonts w:ascii="Archivo Light" w:hAnsi="Archivo Light" w:cs="Archivo Light"/>
+            </w:rPr>
+            <w:t>{cierre_indicador_10}</w:t>
+          </w:r>
+        </w:p>
+      </w:sdtContent>
+    </w:sdt>
+    <w:sdt>
+      <w:sdtPr>
+        <w:tag w:val="origen_063"/>
+        <w:alias w:val="Bloque 63 del machote original"/>
+      </w:sdtPr>
+      <w:sdtContent>
+        <w:p>
+          <w:pPr>
+            <w:pStyle w:val="Prrafodelista"/>
+            <w:spacing w:before="280" w:after="280" w:line="240" w:lineRule="auto"/>
+            <w:ind w:left="714"/>
+            <w:jc w:val="both"/>
+            <w:rPr>
+              <w:rFonts w:ascii="Archivo Light" w:hAnsi="Archivo Light" w:cs="Archivo Light"/>
+              <w:sz w:val="48"/>
+              <w:szCs w:val="48"/>
+            </w:rPr>
+          </w:pPr>
+        </w:p>
+      </w:sdtContent>
+    </w:sdt>
+    <w:sdt>
+      <w:sdtPr>
+        <w:tag w:val="origen_064"/>
+        <w:alias w:val="Bloque 64 del machote original"/>
+      </w:sdtPr>
+      <w:sdtContent>
+        <w:p>
+          <w:pPr>
+            <w:spacing w:before="280" w:after="280" w:line="240" w:lineRule="auto"/>
+            <w:jc w:val="center"/>
+            <w:rPr>
+              <w:rFonts w:ascii="Archivo Light" w:hAnsi="Archivo Light" w:cs="Archivo Light"/>
+              <w:sz w:val="48"/>
+              <w:szCs w:val="48"/>
+              <w:highlight w:val="yellow"/>
+            </w:rPr>
+          </w:pPr>
+          <w:r>
+            <w:rPr>
+              <w:rFonts w:ascii="Archivo Light" w:hAnsi="Archivo Light" w:cs="Archivo Light"/>
+              <w:sz w:val="48"/>
+              <w:szCs w:val="48"/>
+              <w:highlight w:val="yellow"/>
+            </w:rPr>
+            <w:lastRenderedPageBreak/>
+            <w:t xml:space="preserve">Información e inteligencia policial: Estándar </w:t>
+          </w:r>
+          <w:proofErr w:type="spellStart"/>
+          <w:r>
+            <w:rPr>
+              <w:rFonts w:ascii="Archivo Light" w:hAnsi="Archivo Light" w:cs="Archivo Light"/>
+              <w:sz w:val="48"/>
+              <w:szCs w:val="48"/>
+              <w:highlight w:val="yellow"/>
+            </w:rPr>
+            <w:t>benchmark</w:t>
+          </w:r>
+          <w:proofErr w:type="spellEnd"/>
+          <w:r>
+            <w:rPr>
+              <w:rFonts w:ascii="Archivo Light" w:hAnsi="Archivo Light" w:cs="Archivo Light"/>
+              <w:sz w:val="48"/>
+              <w:szCs w:val="48"/>
+              <w:highlight w:val="yellow"/>
+            </w:rPr>
+            <w:t>. Capacidad de generar información suficiente para actividades policiales.</w:t>
+          </w:r>
+        </w:p>
+        <w:p>
+          <w:pPr>
+            <w:spacing w:before="320" w:after="320" w:line="360" w:lineRule="auto"/>
+            <w:ind w:left="567" w:right="616" w:firstLine="284"/>
+            <w:contextualSpacing/>
+            <w:jc w:val="both"/>
+            <w:rPr>
+              <w:rFonts w:ascii="Archivo Light" w:hAnsi="Archivo Light" w:cs="Archivo Light"/>
+            </w:rPr>
+          </w:pPr>
+          <w:r>
+            <w:rPr>
+              <w:rFonts w:ascii="Archivo Light" w:hAnsi="Archivo Light" w:cs="Archivo Light"/>
+            </w:rPr>
+            <w:t>{benchmark_inteligencia_policial}</w:t>
+          </w:r>
+        </w:p>
+      </w:sdtContent>
+    </w:sdt>
+    <w:sdt>
+      <w:sdtPr>
+        <w:tag w:val="origen_065"/>
+        <w:alias w:val="Bloque 65 del machote original"/>
+      </w:sdtPr>
+      <w:sdtContent>
+        <w:p>
+          <w:pPr>
+            <w:pStyle w:val="Prrafodelista"/>
+            <w:numPr>
+              <w:ilvl w:val="0"/>
+              <w:numId w:val="18"/>
+            </w:numPr>
+            <w:rPr>
+              <w:highlight w:val="yellow"/>
+            </w:rPr>
+          </w:pPr>
+          <w:r>
+            <w:rPr>
+              <w:highlight w:val="yellow"/>
+            </w:rPr>
+            <w:t>Revisiones sistemáticas de patrullaje policial</w:t>
+          </w:r>
+        </w:p>
+        <w:p>
+          <w:pPr>
+            <w:spacing w:before="320" w:after="320" w:line="360" w:lineRule="auto"/>
+            <w:ind w:left="567" w:right="616" w:firstLine="284"/>
+            <w:contextualSpacing/>
+            <w:jc w:val="both"/>
+            <w:rPr>
+              <w:rFonts w:ascii="Archivo Light" w:hAnsi="Archivo Light" w:cs="Archivo Light"/>
+            </w:rPr>
+          </w:pPr>
+          <w:r>
+            <w:rPr>
+              <w:rFonts w:ascii="Archivo Light" w:hAnsi="Archivo Light" w:cs="Archivo Light"/>
+            </w:rPr>
+            <w:t>{investigacion_inteligencia_policial_patrullaje}</w:t>
+          </w:r>
+        </w:p>
+      </w:sdtContent>
+    </w:sdt>
+    <w:sdt>
+      <w:sdtPr>
+        <w:tag w:val="origen_066"/>
+        <w:alias w:val="Bloque 66 del machote original"/>
+      </w:sdtPr>
+      <w:sdtContent>
+        <w:p>
+          <w:pPr>
+            <w:pStyle w:val="Prrafodelista"/>
+            <w:numPr>
+              <w:ilvl w:val="0"/>
+              <w:numId w:val="18"/>
+            </w:numPr>
+            <w:rPr>
+              <w:highlight w:val="yellow"/>
+            </w:rPr>
+          </w:pPr>
+          <w:proofErr w:type="spellStart"/>
+          <w:r>
+            <w:rPr>
+              <w:highlight w:val="yellow"/>
+            </w:rPr>
+            <w:t>Hotspots</w:t>
+          </w:r>
+          <w:proofErr w:type="spellEnd"/>
+          <w:r>
+            <w:rPr>
+              <w:highlight w:val="yellow"/>
+            </w:rPr>
+            <w:t xml:space="preserve"> en </w:t>
+          </w:r>
+          <w:proofErr w:type="spellStart"/>
+          <w:r>
+            <w:rPr>
+              <w:highlight w:val="yellow"/>
+            </w:rPr>
+            <w:t>policing</w:t>
+          </w:r>
+          <w:proofErr w:type="spellEnd"/>
+          <w:r>
+            <w:rPr>
+              <w:highlight w:val="yellow"/>
+            </w:rPr>
+            <w:t xml:space="preserve"> </w:t>
+          </w:r>
+        </w:p>
+        <w:p>
+          <w:pPr>
+            <w:spacing w:before="320" w:after="320" w:line="360" w:lineRule="auto"/>
+            <w:ind w:left="567" w:right="616" w:firstLine="284"/>
+            <w:contextualSpacing/>
+            <w:jc w:val="both"/>
+            <w:rPr>
+              <w:rFonts w:ascii="Archivo Light" w:hAnsi="Archivo Light" w:cs="Archivo Light"/>
+            </w:rPr>
+          </w:pPr>
+          <w:r>
+            <w:rPr>
+              <w:rFonts w:ascii="Archivo Light" w:hAnsi="Archivo Light" w:cs="Archivo Light"/>
+            </w:rPr>
+            <w:t>{investigacion_inteligencia_policial_hotspots}</w:t>
+          </w:r>
+        </w:p>
+      </w:sdtContent>
+    </w:sdt>
+    <w:sdt>
+      <w:sdtPr>
+        <w:tag w:val="origen_067"/>
+        <w:alias w:val="Bloque 67 del machote original"/>
+      </w:sdtPr>
+      <w:sdtContent>
+        <w:p>
+          <w:pPr>
+            <w:pStyle w:val="Prrafodelista"/>
+            <w:numPr>
+              <w:ilvl w:val="0"/>
+              <w:numId w:val="18"/>
+            </w:numPr>
+            <w:rPr>
+              <w:highlight w:val="yellow"/>
+            </w:rPr>
+          </w:pPr>
+          <w:proofErr w:type="spellStart"/>
+          <w:r>
+            <w:rPr>
+              <w:highlight w:val="yellow"/>
+            </w:rPr>
+            <w:t>Policing</w:t>
+          </w:r>
+          <w:proofErr w:type="spellEnd"/>
+          <w:r>
+            <w:rPr>
+              <w:highlight w:val="yellow"/>
+            </w:rPr>
+            <w:t xml:space="preserve"> comunitario</w:t>
+          </w:r>
+        </w:p>
+        <w:p>
+          <w:pPr>
+            <w:spacing w:before="320" w:after="320" w:line="360" w:lineRule="auto"/>
+            <w:ind w:left="567" w:right="616" w:firstLine="284"/>
+            <w:contextualSpacing/>
+            <w:jc w:val="both"/>
+            <w:rPr>
+              <w:rFonts w:ascii="Archivo Light" w:hAnsi="Archivo Light" w:cs="Archivo Light"/>
+            </w:rPr>
+          </w:pPr>
+          <w:r>
+            <w:rPr>
+              <w:rFonts w:ascii="Archivo Light" w:hAnsi="Archivo Light" w:cs="Archivo Light"/>
+            </w:rPr>
+            <w:t>{investigacion_inteligencia_policial_policia_comunitaria}</w:t>
+          </w:r>
+        </w:p>
+      </w:sdtContent>
+    </w:sdt>
+    <w:sdt>
+      <w:sdtPr>
+        <w:tag w:val="origen_068"/>
+        <w:alias w:val="Bloque 68 del machote original"/>
+      </w:sdtPr>
+      <w:sdtContent>
+        <w:p>
+          <w:pPr>
+            <w:pStyle w:val="Prrafodelista"/>
+            <w:numPr>
+              <w:ilvl w:val="0"/>
+              <w:numId w:val="18"/>
+            </w:numPr>
+            <w:rPr>
+              <w:highlight w:val="yellow"/>
+            </w:rPr>
+          </w:pPr>
+          <w:r>
+            <w:rPr>
+              <w:highlight w:val="yellow"/>
+            </w:rPr>
+            <w:t xml:space="preserve">Evaluación y </w:t>
+          </w:r>
+          <w:proofErr w:type="spellStart"/>
+          <w:r>
+            <w:rPr>
+              <w:highlight w:val="yellow"/>
+            </w:rPr>
+            <w:t>policing</w:t>
+          </w:r>
+          <w:proofErr w:type="spellEnd"/>
+        </w:p>
+        <w:p>
+          <w:pPr>
+            <w:spacing w:before="320" w:after="320" w:line="360" w:lineRule="auto"/>
+            <w:ind w:left="567" w:right="616" w:firstLine="284"/>
+            <w:contextualSpacing/>
+            <w:jc w:val="both"/>
+            <w:rPr>
+              <w:rFonts w:ascii="Archivo Light" w:hAnsi="Archivo Light" w:cs="Archivo Light"/>
+            </w:rPr>
+          </w:pPr>
+          <w:r>
+            <w:rPr>
+              <w:rFonts w:ascii="Archivo Light" w:hAnsi="Archivo Light" w:cs="Archivo Light"/>
+            </w:rPr>
+            <w:t>{investigacion_inteligencia_policial_evaluacion_policial}</w:t>
+          </w:r>
+        </w:p>
+      </w:sdtContent>
+    </w:sdt>
+    <w:sdt>
+      <w:sdtPr>
+        <w:tag w:val="origen_069"/>
+        <w:alias w:val="Bloque 69 del machote original"/>
+      </w:sdtPr>
+      <w:sdtContent>
+        <w:p>
+          <w:pPr>
+            <w:pStyle w:val="Prrafodelista"/>
+            <w:numPr>
+              <w:ilvl w:val="0"/>
+              <w:numId w:val="18"/>
+            </w:numPr>
+            <w:rPr>
+              <w:highlight w:val="yellow"/>
+            </w:rPr>
+          </w:pPr>
+          <w:proofErr w:type="spellStart"/>
+          <w:r>
+            <w:rPr>
+              <w:highlight w:val="yellow"/>
+            </w:rPr>
+            <w:t>Policing</w:t>
+          </w:r>
+          <w:proofErr w:type="spellEnd"/>
+          <w:r>
+            <w:rPr>
+              <w:highlight w:val="yellow"/>
+            </w:rPr>
+            <w:t xml:space="preserve"> y derechos humanos</w:t>
+          </w:r>
+        </w:p>
+        <w:p>
+          <w:pPr>
+            <w:spacing w:before="320" w:after="320" w:line="360" w:lineRule="auto"/>
+            <w:ind w:left="567" w:right="616" w:firstLine="284"/>
+            <w:contextualSpacing/>
+            <w:jc w:val="both"/>
+            <w:rPr>
+              <w:rFonts w:ascii="Archivo Light" w:hAnsi="Archivo Light" w:cs="Archivo Light"/>
+            </w:rPr>
+          </w:pPr>
+          <w:r>
+            <w:rPr>
+              <w:rFonts w:ascii="Archivo Light" w:hAnsi="Archivo Light" w:cs="Archivo Light"/>
+            </w:rPr>
+            <w:t>{investigacion_inteligencia_policial_derechos_humanos}</w:t>
+          </w:r>
+        </w:p>
+      </w:sdtContent>
+    </w:sdt>
+    <w:sdt>
+      <w:sdtPr>
+        <w:tag w:val="origen_070"/>
+        <w:alias w:val="Bloque 70 del machote original"/>
+      </w:sdtPr>
+      <w:sdtContent>
+        <w:p>
+          <w:pPr>
+            <w:pStyle w:val="Prrafodelista"/>
+            <w:numPr>
+              <w:ilvl w:val="0"/>
+              <w:numId w:val="18"/>
+            </w:numPr>
+            <w:rPr>
+              <w:highlight w:val="yellow"/>
+            </w:rPr>
+          </w:pPr>
+          <w:r>
+            <w:rPr>
+              <w:highlight w:val="yellow"/>
+            </w:rPr>
+            <w:t xml:space="preserve">CCTV y </w:t>
+          </w:r>
+          <w:proofErr w:type="spellStart"/>
+          <w:r>
+            <w:rPr>
+              <w:highlight w:val="yellow"/>
+            </w:rPr>
+            <w:t>policing</w:t>
+          </w:r>
+          <w:proofErr w:type="spellEnd"/>
+          <w:r>
+            <w:rPr>
+              <w:highlight w:val="yellow"/>
+            </w:rPr>
+            <w:t xml:space="preserve"> </w:t>
+          </w:r>
+        </w:p>
+        <w:p>
+          <w:pPr>
+            <w:spacing w:before="320" w:after="320" w:line="360" w:lineRule="auto"/>
+            <w:ind w:left="567" w:right="616" w:firstLine="284"/>
+            <w:contextualSpacing/>
+            <w:jc w:val="both"/>
+            <w:rPr>
+              <w:rFonts w:ascii="Archivo Light" w:hAnsi="Archivo Light" w:cs="Archivo Light"/>
+            </w:rPr>
+          </w:pPr>
+          <w:r>
+            <w:rPr>
+              <w:rFonts w:ascii="Archivo Light" w:hAnsi="Archivo Light" w:cs="Archivo Light"/>
+            </w:rPr>
+            <w:t>{investigacion_inteligencia_policial_cctv}</w:t>
+          </w:r>
+        </w:p>
+      </w:sdtContent>
+    </w:sdt>
+    <w:sdt>
+      <w:sdtPr>
+        <w:tag w:val="origen_071"/>
+        <w:alias w:val="Bloque 71 del machote original"/>
+      </w:sdtPr>
+      <w:sdtContent>
+        <w:p>
+          <w:pPr>
+            <w:pStyle w:val="Prrafodelista"/>
+            <w:numPr>
+              <w:ilvl w:val="0"/>
+              <w:numId w:val="18"/>
+            </w:numPr>
+            <w:rPr>
+              <w:highlight w:val="yellow"/>
+            </w:rPr>
+          </w:pPr>
+          <w:r>
+            <w:rPr>
+              <w:highlight w:val="yellow"/>
+            </w:rPr>
+            <w:t xml:space="preserve">Mediación de conflictos </w:t>
+          </w:r>
+        </w:p>
+        <w:p>
+          <w:pPr>
+            <w:spacing w:before="320" w:after="320" w:line="360" w:lineRule="auto"/>
+            <w:ind w:left="567" w:right="616" w:firstLine="284"/>
+            <w:contextualSpacing/>
+            <w:jc w:val="both"/>
+            <w:rPr>
+              <w:rFonts w:ascii="Archivo Light" w:hAnsi="Archivo Light" w:cs="Archivo Light"/>
+            </w:rPr>
+          </w:pPr>
+          <w:r>
+            <w:rPr>
+              <w:rFonts w:ascii="Archivo Light" w:hAnsi="Archivo Light" w:cs="Archivo Light"/>
+            </w:rPr>
+            <w:t>{investigacion_inteligencia_policial_mediacion}</w:t>
+          </w:r>
+        </w:p>
+      </w:sdtContent>
+    </w:sdt>
+    <w:sdt>
+      <w:sdtPr>
+        <w:tag w:val="origen_072"/>
+        <w:alias w:val="Bloque 72 del machote original"/>
+      </w:sdtPr>
+      <w:sdtContent>
+        <w:p>
+          <w:pPr>
+            <w:spacing w:before="280" w:after="280" w:line="240" w:lineRule="auto"/>
+            <w:jc w:val="center"/>
+            <w:rPr>
+              <w:rFonts w:ascii="Archivo Light" w:hAnsi="Archivo Light" w:cs="Archivo Light"/>
+              <w:sz w:val="48"/>
+              <w:szCs w:val="48"/>
+            </w:rPr>
+          </w:pPr>
+        </w:p>
+      </w:sdtContent>
+    </w:sdt>
+    <w:sdt>
+      <w:sdtPr>
+        <w:tag w:val="origen_073"/>
+        <w:alias w:val="Bloque 73 del machote original"/>
+      </w:sdtPr>
+      <w:sdtContent>
+        <w:p>
+          <w:pPr>
+            <w:spacing w:before="280" w:after="280" w:line="240" w:lineRule="auto"/>
+            <w:jc w:val="center"/>
+            <w:rPr>
+              <w:rFonts w:ascii="Archivo Light" w:hAnsi="Archivo Light" w:cs="Archivo Light"/>
+              <w:sz w:val="48"/>
+              <w:szCs w:val="48"/>
+            </w:rPr>
+          </w:pPr>
+        </w:p>
+      </w:sdtContent>
+    </w:sdt>
+    <w:sdt>
+      <w:sdtPr>
+        <w:tag w:val="origen_074"/>
+        <w:alias w:val="Bloque 74 del machote original"/>
+      </w:sdtPr>
+      <w:sdtContent>
+        <w:p>
+          <w:pPr>
+            <w:pStyle w:val="Prrafodelista"/>
+            <w:numPr>
+              <w:ilvl w:val="0"/>
+              <w:numId w:val="9"/>
+            </w:numPr>
+            <w:spacing w:before="280" w:after="280" w:line="240" w:lineRule="auto"/>
+            <w:ind w:left="714" w:hanging="357"/>
+            <w:jc w:val="both"/>
+            <w:rPr>
+              <w:rFonts w:ascii="Archivo Light" w:hAnsi="Archivo Light" w:cs="Archivo Light"/>
+              <w:sz w:val="48"/>
+              <w:szCs w:val="48"/>
+            </w:rPr>
+          </w:pPr>
+          <w:r>
+            <w:rPr>
+              <w:rFonts w:ascii="Archivo Light" w:hAnsi="Archivo Light" w:cs="Archivo Light"/>
+              <w:sz w:val="48"/>
+              <w:szCs w:val="48"/>
+            </w:rPr>
+            <w:t>Sistemas de información georreferenciados</w:t>
+          </w:r>
+        </w:p>
+      </w:sdtContent>
+    </w:sdt>
+    <w:sdt>
+      <w:sdtPr>
+        <w:tag w:val="origen_075"/>
+        <w:alias w:val="Bloque 75 del machote original"/>
+      </w:sdtPr>
+      <w:sdtContent>
+        <w:p>
+          <w:pPr>
+            <w:spacing w:before="320" w:after="320" w:line="360" w:lineRule="auto"/>
+            <w:ind w:right="616"/>
+            <w:jc w:val="both"/>
+            <w:rPr>
+              <w:rFonts w:ascii="Archivo Light" w:hAnsi="Archivo Light" w:cs="Archivo Light"/>
+            </w:rPr>
+          </w:pPr>
+          <w:r>
+            <w:rPr>
+              <w:rFonts w:ascii="Archivo Light" w:hAnsi="Archivo Light" w:cs="Archivo Light"/>
+            </w:rPr>
+            <w:t>{analisis_indicador_11}</w:t>
+          </w:r>
+        </w:p>
+        <w:p>
+          <w:pPr>
+            <w:spacing w:before="320" w:after="320" w:line="360" w:lineRule="auto"/>
+            <w:ind w:right="616"/>
+            <w:jc w:val="both"/>
+            <w:rPr>
+              <w:rFonts w:ascii="Archivo Light" w:hAnsi="Archivo Light" w:cs="Archivo Light"/>
+            </w:rPr>
+          </w:pPr>
+          <w:r>
+            <w:rPr>
+              <w:rFonts w:ascii="Archivo Light" w:hAnsi="Archivo Light" w:cs="Archivo Light"/>
+            </w:rPr>
+            <w:t>{graficas_indicador_11}</w:t>
+          </w:r>
+        </w:p>
+        <w:p>
+          <w:pPr>
+            <w:spacing w:before="320" w:after="320" w:line="360" w:lineRule="auto"/>
+            <w:ind w:right="616"/>
+            <w:jc w:val="both"/>
+            <w:rPr>
+              <w:rFonts w:ascii="Archivo Light" w:hAnsi="Archivo Light" w:cs="Archivo Light"/>
+            </w:rPr>
+          </w:pPr>
+          <w:r>
+            <w:rPr>
+              <w:rFonts w:ascii="Archivo Light" w:hAnsi="Archivo Light" w:cs="Archivo Light"/>
+            </w:rPr>
+            <w:t>{tablas_indicador_11}</w:t>
+          </w:r>
+        </w:p>
+        <w:p>
+          <w:pPr>
+            <w:spacing w:before="320" w:after="320" w:line="360" w:lineRule="auto"/>
+            <w:ind w:right="616"/>
+            <w:jc w:val="both"/>
+            <w:rPr>
+              <w:rFonts w:ascii="Archivo Light" w:hAnsi="Archivo Light" w:cs="Archivo Light"/>
+            </w:rPr>
+          </w:pPr>
+          <w:r>
+            <w:rPr>
+              <w:rFonts w:ascii="Archivo Light" w:hAnsi="Archivo Light" w:cs="Archivo Light"/>
+            </w:rPr>
+            <w:t>{cierre_indicador_11}</w:t>
+          </w:r>
+        </w:p>
+      </w:sdtContent>
+    </w:sdt>
+    <w:sdt>
+      <w:sdtPr>
+        <w:tag w:val="origen_076"/>
+        <w:alias w:val="Bloque 76 del machote original"/>
+      </w:sdtPr>
+      <w:sdtContent>
+        <w:p>
+          <w:pPr>
+            <w:pStyle w:val="Prrafodelista"/>
+            <w:spacing w:before="320" w:after="320" w:line="360" w:lineRule="auto"/>
+            <w:ind w:left="417" w:right="616"/>
+            <w:jc w:val="both"/>
+            <w:rPr>
+              <w:rFonts w:ascii="Archivo Light" w:hAnsi="Archivo Light" w:cs="Archivo Light"/>
+            </w:rPr>
+          </w:pPr>
+        </w:p>
+      </w:sdtContent>
+    </w:sdt>
+    <w:sdt>
+      <w:sdtPr>
+        <w:tag w:val="origen_077"/>
+        <w:alias w:val="Bloque 77 del machote original"/>
+      </w:sdtPr>
+      <w:sdtContent>
+        <w:p>
+          <w:pPr>
+            <w:pStyle w:val="Prrafodelista"/>
+            <w:numPr>
+              <w:ilvl w:val="0"/>
+              <w:numId w:val="9"/>
+            </w:numPr>
+            <w:spacing w:before="280" w:after="280" w:line="240" w:lineRule="auto"/>
+            <w:ind w:left="714" w:hanging="357"/>
+            <w:jc w:val="both"/>
+            <w:rPr>
+              <w:rFonts w:ascii="Archivo Light" w:hAnsi="Archivo Light" w:cs="Archivo Light"/>
+              <w:sz w:val="48"/>
+              <w:szCs w:val="48"/>
+            </w:rPr>
+          </w:pPr>
+          <w:r>
+            <w:rPr>
+              <w:rFonts w:ascii="Archivo Light" w:hAnsi="Archivo Light" w:cs="Archivo Light"/>
+              <w:sz w:val="48"/>
+              <w:szCs w:val="48"/>
+            </w:rPr>
+            <w:t>Patrullajes estratégicos</w:t>
+          </w:r>
+        </w:p>
+      </w:sdtContent>
+    </w:sdt>
+    <w:sdt>
+      <w:sdtPr>
+        <w:tag w:val="origen_078"/>
+        <w:alias w:val="Bloque 78 del machote original"/>
+      </w:sdtPr>
+      <w:sdtContent>
+        <w:p>
+          <w:pPr>
+            <w:spacing w:before="320" w:after="320" w:line="360" w:lineRule="auto"/>
+            <w:ind w:right="616"/>
+            <w:jc w:val="both"/>
+            <w:rPr>
+              <w:rFonts w:ascii="Archivo Light" w:hAnsi="Archivo Light" w:cs="Archivo Light"/>
+            </w:rPr>
+          </w:pPr>
+          <w:r>
+            <w:rPr>
+              <w:rFonts w:ascii="Archivo Light" w:hAnsi="Archivo Light" w:cs="Archivo Light"/>
+            </w:rPr>
+            <w:t>{analisis_indicador_12}</w:t>
+          </w:r>
+        </w:p>
+        <w:p>
+          <w:pPr>
+            <w:spacing w:before="320" w:after="320" w:line="360" w:lineRule="auto"/>
+            <w:ind w:right="616"/>
+            <w:jc w:val="both"/>
+            <w:rPr>
+              <w:rFonts w:ascii="Archivo Light" w:hAnsi="Archivo Light" w:cs="Archivo Light"/>
+            </w:rPr>
+          </w:pPr>
+          <w:r>
+            <w:rPr>
+              <w:rFonts w:ascii="Archivo Light" w:hAnsi="Archivo Light" w:cs="Archivo Light"/>
+            </w:rPr>
+            <w:t>{graficas_indicador_12}</w:t>
+          </w:r>
+        </w:p>
+        <w:p>
+          <w:pPr>
+            <w:spacing w:before="320" w:after="320" w:line="360" w:lineRule="auto"/>
+            <w:ind w:right="616"/>
+            <w:jc w:val="both"/>
+            <w:rPr>
+              <w:rFonts w:ascii="Archivo Light" w:hAnsi="Archivo Light" w:cs="Archivo Light"/>
+            </w:rPr>
+          </w:pPr>
+          <w:r>
+            <w:rPr>
+              <w:rFonts w:ascii="Archivo Light" w:hAnsi="Archivo Light" w:cs="Archivo Light"/>
+            </w:rPr>
+            <w:t>{tablas_indicador_12}</w:t>
+          </w:r>
+        </w:p>
+        <w:p>
+          <w:pPr>
+            <w:spacing w:before="320" w:after="320" w:line="360" w:lineRule="auto"/>
+            <w:ind w:right="616"/>
+            <w:jc w:val="both"/>
+            <w:rPr>
+              <w:rFonts w:ascii="Archivo Light" w:hAnsi="Archivo Light" w:cs="Archivo Light"/>
+            </w:rPr>
+          </w:pPr>
+          <w:r>
+            <w:rPr>
+              <w:rFonts w:ascii="Archivo Light" w:hAnsi="Archivo Light" w:cs="Archivo Light"/>
+            </w:rPr>
+            <w:t>{cierre_indicador_12}</w:t>
+          </w:r>
+        </w:p>
+      </w:sdtContent>
+    </w:sdt>
+    <w:sdt>
+      <w:sdtPr>
+        <w:tag w:val="origen_079"/>
+        <w:alias w:val="Bloque 79 del machote original"/>
+      </w:sdtPr>
+      <w:sdtContent>
+        <w:p>
+          <w:pPr>
+            <w:pStyle w:val="Prrafodelista"/>
+            <w:spacing w:before="320" w:after="320" w:line="360" w:lineRule="auto"/>
+            <w:ind w:left="417" w:right="616"/>
+            <w:jc w:val="both"/>
+            <w:rPr>
+              <w:rFonts w:ascii="Archivo Light" w:hAnsi="Archivo Light" w:cs="Archivo Light"/>
+            </w:rPr>
+          </w:pPr>
+        </w:p>
+      </w:sdtContent>
+    </w:sdt>
+    <w:sdt>
+      <w:sdtPr>
+        <w:tag w:val="origen_080"/>
+        <w:alias w:val="Bloque 80 del machote original"/>
+      </w:sdtPr>
+      <w:sdtContent>
+        <w:p>
+          <w:pPr>
+            <w:pStyle w:val="Prrafodelista"/>
+            <w:numPr>
+              <w:ilvl w:val="0"/>
+              <w:numId w:val="9"/>
+            </w:numPr>
+            <w:spacing w:before="280" w:after="280" w:line="240" w:lineRule="auto"/>
+            <w:ind w:left="714" w:hanging="357"/>
+            <w:jc w:val="both"/>
+            <w:rPr>
+              <w:rFonts w:ascii="Archivo Light" w:hAnsi="Archivo Light" w:cs="Archivo Light"/>
+              <w:sz w:val="48"/>
+              <w:szCs w:val="48"/>
+            </w:rPr>
+          </w:pPr>
+          <w:r>
+            <w:rPr>
+              <w:rFonts w:ascii="Archivo Light" w:hAnsi="Archivo Light" w:cs="Archivo Light"/>
+              <w:sz w:val="48"/>
+              <w:szCs w:val="48"/>
+            </w:rPr>
+            <w:t>Atención a problemas comunitarios</w:t>
+          </w:r>
+        </w:p>
+      </w:sdtContent>
+    </w:sdt>
+    <w:sdt>
+      <w:sdtPr>
+        <w:tag w:val="origen_081"/>
+        <w:alias w:val="Bloque 81 del machote original"/>
+      </w:sdtPr>
+      <w:sdtContent>
+        <w:p>
+          <w:pPr>
+            <w:spacing w:before="320" w:after="320" w:line="360" w:lineRule="auto"/>
+            <w:ind w:left="57" w:right="616"/>
+            <w:jc w:val="both"/>
+            <w:rPr>
+              <w:rFonts w:ascii="Archivo Light" w:hAnsi="Archivo Light" w:cs="Archivo Light"/>
+            </w:rPr>
+          </w:pPr>
+          <w:r>
+            <w:rPr>
+              <w:rFonts w:ascii="Archivo Light" w:hAnsi="Archivo Light" w:cs="Archivo Light"/>
+            </w:rPr>
+            <w:t>{analisis_indicador_13}</w:t>
+          </w:r>
+        </w:p>
+        <w:p>
+          <w:pPr>
+            <w:spacing w:before="320" w:after="320" w:line="360" w:lineRule="auto"/>
+            <w:ind w:left="57" w:right="616"/>
+            <w:jc w:val="both"/>
+            <w:rPr>
+              <w:rFonts w:ascii="Archivo Light" w:hAnsi="Archivo Light" w:cs="Archivo Light"/>
+            </w:rPr>
+          </w:pPr>
+          <w:r>
+            <w:rPr>
+              <w:rFonts w:ascii="Archivo Light" w:hAnsi="Archivo Light" w:cs="Archivo Light"/>
+            </w:rPr>
+            <w:t>{graficas_indicador_13}</w:t>
+          </w:r>
+        </w:p>
+        <w:p>
+          <w:pPr>
+            <w:spacing w:before="320" w:after="320" w:line="360" w:lineRule="auto"/>
+            <w:ind w:left="57" w:right="616"/>
+            <w:jc w:val="both"/>
+            <w:rPr>
+              <w:rFonts w:ascii="Archivo Light" w:hAnsi="Archivo Light" w:cs="Archivo Light"/>
+            </w:rPr>
+          </w:pPr>
+          <w:r>
+            <w:rPr>
+              <w:rFonts w:ascii="Archivo Light" w:hAnsi="Archivo Light" w:cs="Archivo Light"/>
+            </w:rPr>
+            <w:t>{tablas_indicador_13}</w:t>
+          </w:r>
+        </w:p>
+        <w:p>
+          <w:pPr>
+            <w:spacing w:before="320" w:after="320" w:line="360" w:lineRule="auto"/>
+            <w:ind w:left="57" w:right="616"/>
+            <w:jc w:val="both"/>
+            <w:rPr>
+              <w:rFonts w:ascii="Archivo Light" w:hAnsi="Archivo Light" w:cs="Archivo Light"/>
+            </w:rPr>
+          </w:pPr>
+          <w:r>
+            <w:rPr>
+              <w:rFonts w:ascii="Archivo Light" w:hAnsi="Archivo Light" w:cs="Archivo Light"/>
+            </w:rPr>
+            <w:t>{cierre_indicador_13}</w:t>
+          </w:r>
+        </w:p>
+      </w:sdtContent>
+    </w:sdt>
+    <w:sdt>
+      <w:sdtPr>
+        <w:tag w:val="origen_082"/>
+        <w:alias w:val="Bloque 82 del machote original"/>
+      </w:sdtPr>
+      <w:sdtContent>
+        <w:p>
+          <w:pPr>
+            <w:pStyle w:val="Prrafodelista"/>
+            <w:numPr>
+              <w:ilvl w:val="0"/>
+              <w:numId w:val="9"/>
+            </w:numPr>
+            <w:spacing w:before="280" w:after="280" w:line="240" w:lineRule="auto"/>
+            <w:ind w:left="714" w:hanging="357"/>
+            <w:jc w:val="both"/>
+            <w:rPr>
+              <w:rFonts w:ascii="Archivo Light" w:hAnsi="Archivo Light" w:cs="Archivo Light"/>
+              <w:sz w:val="48"/>
+              <w:szCs w:val="48"/>
+            </w:rPr>
+          </w:pPr>
+          <w:r>
+            <w:rPr>
+              <w:rFonts w:ascii="Archivo Light" w:hAnsi="Archivo Light" w:cs="Archivo Light"/>
+              <w:sz w:val="48"/>
+              <w:szCs w:val="48"/>
+            </w:rPr>
+            <w:t>Cámaras de vigilancia</w:t>
+          </w:r>
+        </w:p>
+      </w:sdtContent>
+    </w:sdt>
+    <w:sdt>
+      <w:sdtPr>
+        <w:tag w:val="origen_083"/>
+        <w:alias w:val="Bloque 83 del machote original"/>
+      </w:sdtPr>
+      <w:sdtContent>
+        <w:p>
+          <w:pPr>
+            <w:spacing w:before="320" w:after="320" w:line="360" w:lineRule="auto"/>
+            <w:ind w:right="616"/>
+            <w:jc w:val="both"/>
+            <w:rPr>
+              <w:rFonts w:ascii="Archivo Light" w:hAnsi="Archivo Light" w:cs="Archivo Light"/>
+            </w:rPr>
+          </w:pPr>
+          <w:r>
+            <w:rPr>
+              <w:rFonts w:ascii="Archivo Light" w:hAnsi="Archivo Light" w:cs="Archivo Light"/>
+            </w:rPr>
+            <w:t>{analisis_indicador_14}</w:t>
+          </w:r>
+        </w:p>
+        <w:p>
+          <w:pPr>
+            <w:spacing w:before="320" w:after="320" w:line="360" w:lineRule="auto"/>
+            <w:ind w:right="616"/>
+            <w:jc w:val="both"/>
+            <w:rPr>
+              <w:rFonts w:ascii="Archivo Light" w:hAnsi="Archivo Light" w:cs="Archivo Light"/>
+            </w:rPr>
+          </w:pPr>
+          <w:r>
+            <w:rPr>
+              <w:rFonts w:ascii="Archivo Light" w:hAnsi="Archivo Light" w:cs="Archivo Light"/>
+            </w:rPr>
+            <w:t>{graficas_indicador_14}</w:t>
+          </w:r>
+        </w:p>
+        <w:p>
+          <w:pPr>
+            <w:spacing w:before="320" w:after="320" w:line="360" w:lineRule="auto"/>
+            <w:ind w:right="616"/>
+            <w:jc w:val="both"/>
+            <w:rPr>
+              <w:rFonts w:ascii="Archivo Light" w:hAnsi="Archivo Light" w:cs="Archivo Light"/>
+            </w:rPr>
+          </w:pPr>
+          <w:r>
+            <w:rPr>
+              <w:rFonts w:ascii="Archivo Light" w:hAnsi="Archivo Light" w:cs="Archivo Light"/>
+            </w:rPr>
+            <w:t>{tablas_indicador_14}</w:t>
+          </w:r>
+        </w:p>
+        <w:p>
+          <w:pPr>
+            <w:spacing w:before="320" w:after="320" w:line="360" w:lineRule="auto"/>
+            <w:ind w:right="616"/>
+            <w:jc w:val="both"/>
+            <w:rPr>
+              <w:rFonts w:ascii="Archivo Light" w:hAnsi="Archivo Light" w:cs="Archivo Light"/>
+            </w:rPr>
+          </w:pPr>
+          <w:r>
+            <w:rPr>
+              <w:rFonts w:ascii="Archivo Light" w:hAnsi="Archivo Light" w:cs="Archivo Light"/>
+            </w:rPr>
+            <w:t>{cierre_indicador_14}</w:t>
+          </w:r>
+        </w:p>
+      </w:sdtContent>
+    </w:sdt>
+    <w:sdt>
+      <w:sdtPr>
+        <w:tag w:val="origen_084"/>
+        <w:alias w:val="Bloque 84 del machote original"/>
+      </w:sdtPr>
+      <w:sdtContent>
+        <w:p>
+          <w:pPr>
+            <w:spacing w:before="280" w:after="280" w:line="240" w:lineRule="auto"/>
+            <w:jc w:val="both"/>
+            <w:rPr>
+              <w:rFonts w:ascii="Archivo Light" w:hAnsi="Archivo Light" w:cs="Archivo Light"/>
+              <w:sz w:val="48"/>
+              <w:szCs w:val="48"/>
+            </w:rPr>
+          </w:pPr>
+        </w:p>
+      </w:sdtContent>
+    </w:sdt>
+    <w:sdt>
+      <w:sdtPr>
+        <w:tag w:val="origen_085"/>
+        <w:alias w:val="Bloque 85 del machote original"/>
+      </w:sdtPr>
+      <w:sdtContent>
+        <w:p>
+          <w:pPr>
+            <w:pStyle w:val="Prrafodelista"/>
+            <w:numPr>
+              <w:ilvl w:val="0"/>
+              <w:numId w:val="9"/>
+            </w:numPr>
+            <w:spacing w:before="280" w:after="280" w:line="240" w:lineRule="auto"/>
+            <w:ind w:left="714" w:hanging="357"/>
+            <w:jc w:val="both"/>
+            <w:rPr>
+              <w:rFonts w:ascii="Archivo Light" w:hAnsi="Archivo Light" w:cs="Archivo Light"/>
+              <w:sz w:val="48"/>
+              <w:szCs w:val="48"/>
+            </w:rPr>
+          </w:pPr>
+          <w:r>
+            <w:rPr>
+              <w:rFonts w:ascii="Archivo Light" w:hAnsi="Archivo Light" w:cs="Archivo Light"/>
+              <w:sz w:val="48"/>
+              <w:szCs w:val="48"/>
+            </w:rPr>
+            <w:t>Llamadas procedentes</w:t>
+          </w:r>
+        </w:p>
+      </w:sdtContent>
+    </w:sdt>
+    <w:sdt>
+      <w:sdtPr>
+        <w:tag w:val="origen_086"/>
+        <w:alias w:val="Bloque 86 del machote original"/>
+      </w:sdtPr>
+      <w:sdtContent>
+        <w:p>
+          <w:pPr>
+            <w:spacing w:before="320" w:after="320" w:line="360" w:lineRule="auto"/>
+            <w:ind w:right="616"/>
+            <w:jc w:val="both"/>
+            <w:rPr>
+              <w:rFonts w:ascii="Archivo Light" w:hAnsi="Archivo Light" w:cs="Archivo Light"/>
+            </w:rPr>
+          </w:pPr>
+          <w:r>
+            <w:rPr>
+              <w:rFonts w:ascii="Archivo Light" w:hAnsi="Archivo Light" w:cs="Archivo Light"/>
+            </w:rPr>
+            <w:t>{analisis_indicador_15}</w:t>
+          </w:r>
+        </w:p>
+        <w:p>
+          <w:pPr>
+            <w:spacing w:before="320" w:after="320" w:line="360" w:lineRule="auto"/>
+            <w:ind w:right="616"/>
+            <w:jc w:val="both"/>
+            <w:rPr>
+              <w:rFonts w:ascii="Archivo Light" w:hAnsi="Archivo Light" w:cs="Archivo Light"/>
+            </w:rPr>
+          </w:pPr>
+          <w:r>
+            <w:rPr>
+              <w:rFonts w:ascii="Archivo Light" w:hAnsi="Archivo Light" w:cs="Archivo Light"/>
+            </w:rPr>
+            <w:t>{graficas_indicador_15}</w:t>
+          </w:r>
+        </w:p>
+        <w:p>
+          <w:pPr>
+            <w:spacing w:before="320" w:after="320" w:line="360" w:lineRule="auto"/>
+            <w:ind w:right="616"/>
+            <w:jc w:val="both"/>
+            <w:rPr>
+              <w:rFonts w:ascii="Archivo Light" w:hAnsi="Archivo Light" w:cs="Archivo Light"/>
+            </w:rPr>
+          </w:pPr>
+          <w:r>
+            <w:rPr>
+              <w:rFonts w:ascii="Archivo Light" w:hAnsi="Archivo Light" w:cs="Archivo Light"/>
+            </w:rPr>
+            <w:t>{tablas_indicador_15}</w:t>
+          </w:r>
+        </w:p>
+        <w:p>
+          <w:pPr>
+            <w:spacing w:before="320" w:after="320" w:line="360" w:lineRule="auto"/>
+            <w:ind w:right="616"/>
+            <w:jc w:val="both"/>
+            <w:rPr>
+              <w:rFonts w:ascii="Archivo Light" w:hAnsi="Archivo Light" w:cs="Archivo Light"/>
+            </w:rPr>
+          </w:pPr>
+          <w:r>
+            <w:rPr>
+              <w:rFonts w:ascii="Archivo Light" w:hAnsi="Archivo Light" w:cs="Archivo Light"/>
+            </w:rPr>
+            <w:t>{cierre_indicador_15}</w:t>
+          </w:r>
+        </w:p>
+      </w:sdtContent>
+    </w:sdt>
+    <w:sdt>
+      <w:sdtPr>
+        <w:tag w:val="origen_087"/>
+        <w:alias w:val="Bloque 87 del machote original"/>
+      </w:sdtPr>
+      <w:sdtContent>
+        <w:p>
+          <w:pPr>
+            <w:pStyle w:val="Prrafodelista"/>
+            <w:numPr>
+              <w:ilvl w:val="0"/>
+              <w:numId w:val="9"/>
+            </w:numPr>
+            <w:spacing w:before="280" w:after="280" w:line="240" w:lineRule="auto"/>
+            <w:ind w:left="714" w:hanging="357"/>
+            <w:jc w:val="both"/>
+            <w:rPr>
+              <w:rFonts w:ascii="Archivo Light" w:hAnsi="Archivo Light" w:cs="Archivo Light"/>
+              <w:sz w:val="48"/>
+              <w:szCs w:val="48"/>
+            </w:rPr>
+          </w:pPr>
+          <w:r>
+            <w:rPr>
+              <w:rFonts w:ascii="Archivo Light" w:hAnsi="Archivo Light" w:cs="Archivo Light"/>
+              <w:sz w:val="48"/>
+              <w:szCs w:val="48"/>
+            </w:rPr>
+            <w:t>Informe anual de actividades</w:t>
+          </w:r>
+        </w:p>
+      </w:sdtContent>
+    </w:sdt>
+    <w:sdt>
+      <w:sdtPr>
+        <w:tag w:val="origen_088"/>
+        <w:alias w:val="Bloque 88 del machote original"/>
+      </w:sdtPr>
+      <w:sdtContent>
+        <w:p>
+          <w:pPr>
+            <w:spacing w:before="320" w:after="320" w:line="360" w:lineRule="auto"/>
+            <w:ind w:right="616"/>
+            <w:jc w:val="both"/>
+            <w:rPr>
+              <w:rFonts w:ascii="Archivo Light" w:hAnsi="Archivo Light" w:cs="Archivo Light"/>
+            </w:rPr>
+          </w:pPr>
+          <w:r>
+            <w:rPr>
+              <w:rFonts w:ascii="Archivo Light" w:hAnsi="Archivo Light" w:cs="Archivo Light"/>
+            </w:rPr>
+            <w:t>{analisis_indicador_16}</w:t>
+          </w:r>
+        </w:p>
+        <w:p>
+          <w:pPr>
+            <w:spacing w:before="320" w:after="320" w:line="360" w:lineRule="auto"/>
+            <w:ind w:right="616"/>
+            <w:jc w:val="both"/>
+            <w:rPr>
+              <w:rFonts w:ascii="Archivo Light" w:hAnsi="Archivo Light" w:cs="Archivo Light"/>
+            </w:rPr>
+          </w:pPr>
+          <w:r>
+            <w:rPr>
+              <w:rFonts w:ascii="Archivo Light" w:hAnsi="Archivo Light" w:cs="Archivo Light"/>
+            </w:rPr>
+            <w:t>{graficas_indicador_16}</w:t>
+          </w:r>
+        </w:p>
+        <w:p>
+          <w:pPr>
+            <w:spacing w:before="320" w:after="320" w:line="360" w:lineRule="auto"/>
+            <w:ind w:right="616"/>
+            <w:jc w:val="both"/>
+            <w:rPr>
+              <w:rFonts w:ascii="Archivo Light" w:hAnsi="Archivo Light" w:cs="Archivo Light"/>
+            </w:rPr>
+          </w:pPr>
+          <w:r>
+            <w:rPr>
+              <w:rFonts w:ascii="Archivo Light" w:hAnsi="Archivo Light" w:cs="Archivo Light"/>
+            </w:rPr>
+            <w:t>{tablas_indicador_16}</w:t>
+          </w:r>
+        </w:p>
+        <w:p>
+          <w:pPr>
+            <w:spacing w:before="320" w:after="320" w:line="360" w:lineRule="auto"/>
+            <w:ind w:right="616"/>
+            <w:jc w:val="both"/>
+            <w:rPr>
+              <w:rFonts w:ascii="Archivo Light" w:hAnsi="Archivo Light" w:cs="Archivo Light"/>
+            </w:rPr>
+          </w:pPr>
+          <w:r>
+            <w:rPr>
+              <w:rFonts w:ascii="Archivo Light" w:hAnsi="Archivo Light" w:cs="Archivo Light"/>
+            </w:rPr>
+            <w:t>{cierre_indicador_16}</w:t>
+          </w:r>
+        </w:p>
+      </w:sdtContent>
+    </w:sdt>
+    <w:sdt>
+      <w:sdtPr>
+        <w:tag w:val="origen_089"/>
+        <w:alias w:val="Bloque 89 del machote original"/>
+      </w:sdtPr>
+      <w:sdtContent>
+        <w:p>
+          <w:pPr>
+            <w:spacing w:before="280" w:after="280" w:line="240" w:lineRule="auto"/>
+            <w:jc w:val="center"/>
+            <w:rPr>
+              <w:rFonts w:ascii="Archivo Light" w:hAnsi="Archivo Light" w:cs="Archivo Light"/>
+              <w:sz w:val="48"/>
+              <w:szCs w:val="48"/>
+            </w:rPr>
+          </w:pPr>
+          <w:r>
+            <w:rPr>
+              <w:rFonts w:ascii="Archivo Light" w:hAnsi="Archivo Light" w:cs="Archivo Light"/>
+              <w:sz w:val="48"/>
+              <w:szCs w:val="48"/>
+            </w:rPr>
+            <w:t xml:space="preserve">Eficiencia policial: Estándar </w:t>
+          </w:r>
+          <w:proofErr w:type="spellStart"/>
+          <w:r>
+            <w:rPr>
+              <w:rFonts w:ascii="Archivo Light" w:hAnsi="Archivo Light" w:cs="Archivo Light"/>
+              <w:sz w:val="48"/>
+              <w:szCs w:val="48"/>
+            </w:rPr>
+            <w:t>benchmark</w:t>
+          </w:r>
+          <w:proofErr w:type="spellEnd"/>
+          <w:r>
+            <w:rPr>
+              <w:rFonts w:ascii="Archivo Light" w:hAnsi="Archivo Light" w:cs="Archivo Light"/>
+              <w:sz w:val="48"/>
+              <w:szCs w:val="48"/>
+            </w:rPr>
+            <w:t>. Eficiencia general – más incremento, seguridad del personal.</w:t>
+          </w:r>
+        </w:p>
+        <w:p>
+          <w:pPr>
+            <w:spacing w:before="320" w:after="320" w:line="360" w:lineRule="auto"/>
+            <w:ind w:left="567" w:right="616" w:firstLine="284"/>
+            <w:contextualSpacing/>
+            <w:jc w:val="both"/>
+            <w:rPr>
+              <w:rFonts w:ascii="Archivo Light" w:hAnsi="Archivo Light" w:cs="Archivo Light"/>
+            </w:rPr>
+          </w:pPr>
+          <w:r>
+            <w:rPr>
+              <w:rFonts w:ascii="Archivo Light" w:hAnsi="Archivo Light" w:cs="Archivo Light"/>
+            </w:rPr>
+            <w:t>{benchmark_eficiencia_policial}</w:t>
+          </w:r>
+        </w:p>
+      </w:sdtContent>
+    </w:sdt>
+    <w:sdt>
+      <w:sdtPr>
+        <w:tag w:val="origen_090"/>
+        <w:alias w:val="Bloque 90 del machote original"/>
+      </w:sdtPr>
+      <w:sdtContent>
+        <w:p>
+          <w:pPr>
+            <w:spacing w:before="320" w:after="320" w:line="360" w:lineRule="auto"/>
+            <w:ind w:right="616"/>
+            <w:jc w:val="both"/>
+            <w:rPr>
+              <w:rFonts w:ascii="Archivo Light" w:hAnsi="Archivo Light" w:cs="Archivo Light"/>
+            </w:rPr>
+          </w:pPr>
+          <w:r>
+            <w:rPr>
+              <w:rFonts w:ascii="Archivo Light" w:hAnsi="Archivo Light" w:cs="Archivo Light"/>
+            </w:rPr>
+            <w:t>Estándares de derechos humanos (México, sentencias, Naciones Unidas, COIDH OEA)</w:t>
+          </w:r>
+        </w:p>
+        <w:p>
+          <w:pPr>
+            <w:spacing w:before="320" w:after="320" w:line="360" w:lineRule="auto"/>
+            <w:ind w:left="567" w:right="616" w:firstLine="284"/>
+            <w:contextualSpacing/>
+            <w:jc w:val="both"/>
+            <w:rPr>
+              <w:rFonts w:ascii="Archivo Light" w:hAnsi="Archivo Light" w:cs="Archivo Light"/>
+            </w:rPr>
+          </w:pPr>
+          <w:r>
+            <w:rPr>
+              <w:rFonts w:ascii="Archivo Light" w:hAnsi="Archivo Light" w:cs="Archivo Light"/>
+            </w:rPr>
+            <w:t>{investigacion_eficiencia_policial_derechos_humanos}</w:t>
+          </w:r>
+        </w:p>
+      </w:sdtContent>
+    </w:sdt>
+    <w:sdt>
+      <w:sdtPr>
+        <w:tag w:val="origen_091"/>
+        <w:alias w:val="Bloque 91 del machote original"/>
+      </w:sdtPr>
+      <w:sdtContent>
+        <w:p>
+          <w:pPr>
+            <w:spacing w:before="320" w:after="320" w:line="360" w:lineRule="auto"/>
+            <w:ind w:right="616"/>
+            <w:jc w:val="both"/>
+            <w:rPr>
+              <w:rFonts w:ascii="Archivo Light" w:hAnsi="Archivo Light" w:cs="Archivo Light"/>
+            </w:rPr>
+          </w:pPr>
+          <w:r>
+            <w:rPr>
+              <w:rFonts w:ascii="Archivo Light" w:hAnsi="Archivo Light" w:cs="Archivo Light"/>
+            </w:rPr>
+            <w:t xml:space="preserve">Letalidad policial </w:t>
+          </w:r>
+        </w:p>
+        <w:p>
+          <w:pPr>
+            <w:spacing w:before="320" w:after="320" w:line="360" w:lineRule="auto"/>
+            <w:ind w:left="567" w:right="616" w:firstLine="284"/>
+            <w:contextualSpacing/>
+            <w:jc w:val="both"/>
+            <w:rPr>
+              <w:rFonts w:ascii="Archivo Light" w:hAnsi="Archivo Light" w:cs="Archivo Light"/>
+            </w:rPr>
+          </w:pPr>
+          <w:r>
+            <w:rPr>
+              <w:rFonts w:ascii="Archivo Light" w:hAnsi="Archivo Light" w:cs="Archivo Light"/>
+            </w:rPr>
+            <w:t>{investigacion_eficiencia_policial_letalidad}</w:t>
+          </w:r>
+        </w:p>
+      </w:sdtContent>
+    </w:sdt>
+    <w:sdt>
+      <w:sdtPr>
+        <w:tag w:val="origen_092"/>
+        <w:alias w:val="Bloque 92 del machote original"/>
+      </w:sdtPr>
+      <w:sdtContent>
+        <w:p>
+          <w:pPr>
+            <w:spacing w:before="320" w:after="320" w:line="360" w:lineRule="auto"/>
+            <w:ind w:right="616"/>
+            <w:jc w:val="both"/>
+            <w:rPr>
+              <w:rFonts w:ascii="Archivo Light" w:hAnsi="Archivo Light" w:cs="Archivo Light"/>
+            </w:rPr>
+          </w:pPr>
+          <w:r>
+            <w:rPr>
+              <w:rFonts w:ascii="Archivo Light" w:hAnsi="Archivo Light" w:cs="Archivo Light"/>
+            </w:rPr>
+            <w:t>Problematización: detenciones vs seguridad, cifra negra, eficiencia general, abuso policial</w:t>
+          </w:r>
+        </w:p>
+        <w:p>
+          <w:pPr>
+            <w:spacing w:before="320" w:after="320" w:line="360" w:lineRule="auto"/>
+            <w:ind w:left="567" w:right="616" w:firstLine="284"/>
+            <w:contextualSpacing/>
+            <w:jc w:val="both"/>
+            <w:rPr>
+              <w:rFonts w:ascii="Archivo Light" w:hAnsi="Archivo Light" w:cs="Archivo Light"/>
+            </w:rPr>
+          </w:pPr>
+          <w:r>
+            <w:rPr>
+              <w:rFonts w:ascii="Archivo Light" w:hAnsi="Archivo Light" w:cs="Archivo Light"/>
+            </w:rPr>
+            <w:t>{investigacion_eficiencia_policial_detenciones_seguridad}</w:t>
+          </w:r>
+        </w:p>
+      </w:sdtContent>
+    </w:sdt>
+    <w:sdt>
+      <w:sdtPr>
+        <w:tag w:val="origen_093"/>
+        <w:alias w:val="Bloque 93 del machote original"/>
+      </w:sdtPr>
+      <w:sdtContent>
+        <w:p>
+          <w:pPr>
+            <w:spacing w:before="320" w:after="320" w:line="360" w:lineRule="auto"/>
+            <w:ind w:right="616"/>
+            <w:jc w:val="both"/>
+            <w:rPr>
+              <w:rFonts w:ascii="Archivo Light" w:hAnsi="Archivo Light" w:cs="Archivo Light"/>
+            </w:rPr>
+          </w:pPr>
+        </w:p>
+      </w:sdtContent>
+    </w:sdt>
+    <w:sdt>
+      <w:sdtPr>
+        <w:tag w:val="origen_094"/>
+        <w:alias w:val="Bloque 94 del machote original"/>
+      </w:sdtPr>
+      <w:sdtContent>
+        <w:p>
+          <w:pPr>
+            <w:pStyle w:val="Prrafodelista"/>
+            <w:numPr>
+              <w:ilvl w:val="0"/>
+              <w:numId w:val="9"/>
+            </w:numPr>
+            <w:spacing w:before="280" w:after="280" w:line="240" w:lineRule="auto"/>
+            <w:ind w:left="714" w:hanging="357"/>
+            <w:jc w:val="both"/>
+            <w:rPr>
+              <w:rFonts w:ascii="Archivo Light" w:hAnsi="Archivo Light" w:cs="Archivo Light"/>
+              <w:sz w:val="48"/>
+              <w:szCs w:val="48"/>
+            </w:rPr>
+          </w:pPr>
+          <w:r>
+            <w:rPr>
+              <w:rFonts w:ascii="Archivo Light" w:hAnsi="Archivo Light" w:cs="Archivo Light"/>
+              <w:sz w:val="48"/>
+              <w:szCs w:val="48"/>
+            </w:rPr>
+            <w:lastRenderedPageBreak/>
+            <w:t>Cambio en el estado de fuerza, egresos y fallecimientos</w:t>
+          </w:r>
+        </w:p>
+      </w:sdtContent>
+    </w:sdt>
+    <w:sdt>
+      <w:sdtPr>
+        <w:tag w:val="origen_095"/>
+        <w:alias w:val="Bloque 95 del machote original"/>
+      </w:sdtPr>
+      <w:sdtContent>
+        <w:p>
+          <w:pPr>
+            <w:spacing w:before="320" w:after="320" w:line="360" w:lineRule="auto"/>
+            <w:ind w:right="616"/>
+            <w:jc w:val="both"/>
+            <w:rPr>
+              <w:rFonts w:ascii="Archivo Light" w:hAnsi="Archivo Light" w:cs="Archivo Light"/>
+            </w:rPr>
+          </w:pPr>
+          <w:r>
+            <w:rPr>
+              <w:rFonts w:ascii="Archivo Light" w:hAnsi="Archivo Light" w:cs="Archivo Light"/>
+            </w:rPr>
+            <w:t>{analisis_indicador_17}</w:t>
+          </w:r>
+        </w:p>
+        <w:p>
+          <w:pPr>
+            <w:spacing w:before="320" w:after="320" w:line="360" w:lineRule="auto"/>
+            <w:ind w:right="616"/>
+            <w:jc w:val="both"/>
+            <w:rPr>
+              <w:rFonts w:ascii="Archivo Light" w:hAnsi="Archivo Light" w:cs="Archivo Light"/>
+            </w:rPr>
+          </w:pPr>
+          <w:r>
+            <w:rPr>
+              <w:rFonts w:ascii="Archivo Light" w:hAnsi="Archivo Light" w:cs="Archivo Light"/>
+            </w:rPr>
+            <w:t>{graficas_indicador_17}</w:t>
+          </w:r>
+        </w:p>
+        <w:p>
+          <w:pPr>
+            <w:spacing w:before="320" w:after="320" w:line="360" w:lineRule="auto"/>
+            <w:ind w:right="616"/>
+            <w:jc w:val="both"/>
+            <w:rPr>
+              <w:rFonts w:ascii="Archivo Light" w:hAnsi="Archivo Light" w:cs="Archivo Light"/>
+            </w:rPr>
+          </w:pPr>
+          <w:r>
+            <w:rPr>
+              <w:rFonts w:ascii="Archivo Light" w:hAnsi="Archivo Light" w:cs="Archivo Light"/>
+            </w:rPr>
+            <w:t>{tablas_indicador_17}</w:t>
+          </w:r>
+        </w:p>
+        <w:p>
+          <w:pPr>
+            <w:spacing w:before="320" w:after="320" w:line="360" w:lineRule="auto"/>
+            <w:ind w:right="616"/>
+            <w:jc w:val="both"/>
+            <w:rPr>
+              <w:rFonts w:ascii="Archivo Light" w:hAnsi="Archivo Light" w:cs="Archivo Light"/>
+            </w:rPr>
+          </w:pPr>
+          <w:r>
+            <w:rPr>
+              <w:rFonts w:ascii="Archivo Light" w:hAnsi="Archivo Light" w:cs="Archivo Light"/>
+            </w:rPr>
+            <w:t>{cierre_indicador_17}</w:t>
+          </w:r>
+        </w:p>
+      </w:sdtContent>
+    </w:sdt>
+    <w:sdt>
+      <w:sdtPr>
+        <w:tag w:val="origen_096"/>
+        <w:alias w:val="Bloque 96 del machote original"/>
+      </w:sdtPr>
+      <w:sdtContent>
+        <w:p>
+          <w:pPr>
+            <w:spacing w:before="320" w:after="320" w:line="360" w:lineRule="auto"/>
+            <w:ind w:right="616"/>
+            <w:jc w:val="both"/>
+            <w:rPr>
+              <w:rFonts w:ascii="Archivo Light" w:hAnsi="Archivo Light" w:cs="Archivo Light"/>
+            </w:rPr>
+          </w:pPr>
+        </w:p>
+      </w:sdtContent>
+    </w:sdt>
+    <w:sdt>
+      <w:sdtPr>
+        <w:tag w:val="origen_097"/>
+        <w:alias w:val="Bloque 97 del machote original"/>
+      </w:sdtPr>
+      <w:sdtContent>
+        <w:p>
+          <w:pPr>
+            <w:pStyle w:val="Prrafodelista"/>
+            <w:numPr>
+              <w:ilvl w:val="0"/>
+              <w:numId w:val="9"/>
+            </w:numPr>
+            <w:spacing w:before="280" w:after="280" w:line="240" w:lineRule="auto"/>
+            <w:ind w:left="714" w:hanging="357"/>
+            <w:jc w:val="both"/>
+            <w:rPr>
+              <w:rFonts w:ascii="Archivo Light" w:hAnsi="Archivo Light" w:cs="Archivo Light"/>
+              <w:sz w:val="48"/>
+              <w:szCs w:val="48"/>
+            </w:rPr>
+          </w:pPr>
+          <w:r>
+            <w:rPr>
+              <w:rFonts w:ascii="Archivo Light" w:hAnsi="Archivo Light" w:cs="Archivo Light"/>
+              <w:sz w:val="48"/>
+              <w:szCs w:val="48"/>
+            </w:rPr>
+            <w:t>Puestas a disposición</w:t>
+          </w:r>
+        </w:p>
+      </w:sdtContent>
+    </w:sdt>
+    <w:sdt>
+      <w:sdtPr>
+        <w:tag w:val="origen_098"/>
+        <w:alias w:val="Bloque 98 del machote original"/>
+      </w:sdtPr>
+      <w:sdtContent>
+        <w:p>
+          <w:pPr>
+            <w:spacing w:before="320" w:after="320" w:line="360" w:lineRule="auto"/>
+            <w:ind w:right="616"/>
+            <w:jc w:val="both"/>
+            <w:rPr>
+              <w:rFonts w:ascii="Archivo Light" w:hAnsi="Archivo Light" w:cs="Archivo Light"/>
+            </w:rPr>
+          </w:pPr>
+          <w:r>
+            <w:rPr>
+              <w:rFonts w:ascii="Archivo Light" w:hAnsi="Archivo Light" w:cs="Archivo Light"/>
+            </w:rPr>
+            <w:t>{analisis_indicador_18}</w:t>
+          </w:r>
+        </w:p>
+        <w:p>
+          <w:pPr>
+            <w:spacing w:before="320" w:after="320" w:line="360" w:lineRule="auto"/>
+            <w:ind w:right="616"/>
+            <w:jc w:val="both"/>
+            <w:rPr>
+              <w:rFonts w:ascii="Archivo Light" w:hAnsi="Archivo Light" w:cs="Archivo Light"/>
+            </w:rPr>
+          </w:pPr>
+          <w:r>
+            <w:rPr>
+              <w:rFonts w:ascii="Archivo Light" w:hAnsi="Archivo Light" w:cs="Archivo Light"/>
+            </w:rPr>
+            <w:t>{graficas_indicador_18}</w:t>
+          </w:r>
+        </w:p>
+        <w:p>
+          <w:pPr>
+            <w:spacing w:before="320" w:after="320" w:line="360" w:lineRule="auto"/>
+            <w:ind w:right="616"/>
+            <w:jc w:val="both"/>
+            <w:rPr>
+              <w:rFonts w:ascii="Archivo Light" w:hAnsi="Archivo Light" w:cs="Archivo Light"/>
+            </w:rPr>
+          </w:pPr>
+          <w:r>
+            <w:rPr>
+              <w:rFonts w:ascii="Archivo Light" w:hAnsi="Archivo Light" w:cs="Archivo Light"/>
+            </w:rPr>
+            <w:t>{tablas_indicador_18}</w:t>
+          </w:r>
+        </w:p>
+        <w:p>
+          <w:pPr>
+            <w:spacing w:before="320" w:after="320" w:line="360" w:lineRule="auto"/>
+            <w:ind w:right="616"/>
+            <w:jc w:val="both"/>
+            <w:rPr>
+              <w:rFonts w:ascii="Archivo Light" w:hAnsi="Archivo Light" w:cs="Archivo Light"/>
+            </w:rPr>
+          </w:pPr>
+          <w:r>
+            <w:rPr>
+              <w:rFonts w:ascii="Archivo Light" w:hAnsi="Archivo Light" w:cs="Archivo Light"/>
+            </w:rPr>
+            <w:t>{cierre_indicador_18}</w:t>
+          </w:r>
+        </w:p>
+      </w:sdtContent>
+    </w:sdt>
+    <w:sdt>
+      <w:sdtPr>
+        <w:tag w:val="origen_099"/>
+        <w:alias w:val="Bloque 99 del machote original"/>
+      </w:sdtPr>
+      <w:sdtContent>
+        <w:p>
+          <w:pPr>
+            <w:spacing w:before="320" w:after="320" w:line="240" w:lineRule="auto"/>
+            <w:ind w:left="284" w:right="284"/>
+            <w:contextualSpacing/>
+            <w:jc w:val="both"/>
+            <w:rPr>
+              <w:rFonts w:ascii="Archivo Light" w:hAnsi="Archivo Light" w:cs="Archivo Light"/>
+            </w:rPr>
+          </w:pPr>
+        </w:p>
+      </w:sdtContent>
+    </w:sdt>
+    <w:sdt>
+      <w:sdtPr>
+        <w:tag w:val="origen_100"/>
+        <w:alias w:val="Bloque 100 del machote original"/>
+      </w:sdtPr>
+      <w:sdtContent>
+        <w:p>
+          <w:pPr>
+            <w:rPr>
+              <w:rFonts w:ascii="Archivo" w:hAnsi="Archivo" w:cs="Archivo"/>
+            </w:rPr>
+          </w:pPr>
+        </w:p>
+      </w:sdtContent>
+    </w:sdt>
+    <w:sdt>
+      <w:sdtPr>
+        <w:tag w:val="adicional_fuentes"/>
+        <w:alias w:val="Bloque 100 del machote original"/>
+      </w:sdtPr>
+      <w:sdtContent>
+        <w:p>
+          <w:pPr>
+            <w:spacing w:before="320" w:after="320" w:line="360" w:lineRule="auto"/>
+            <w:ind w:left="567" w:right="616" w:firstLine="284"/>
+            <w:contextualSpacing/>
+            <w:jc w:val="both"/>
+            <w:rPr>
+              <w:rFonts w:ascii="Archivo Light" w:hAnsi="Archivo Light" w:cs="Archivo Light"/>
+            </w:rPr>
+          </w:pPr>
+          <w:r>
+            <w:rPr>
+              <w:rFonts w:ascii="Archivo Light" w:hAnsi="Archivo Light" w:cs="Archivo Light"/>
+            </w:rPr>
+            <w:t>Fuentes documentales y referencias</w:t>
+          </w:r>
+        </w:p>
+        <w:p>
+          <w:pPr>
+            <w:spacing w:before="320" w:after="320" w:line="360" w:lineRule="auto"/>
+            <w:ind w:left="567" w:right="616" w:firstLine="284"/>
+            <w:contextualSpacing/>
+            <w:jc w:val="both"/>
+            <w:rPr>
+              <w:rFonts w:ascii="Archivo Light" w:hAnsi="Archivo Light" w:cs="Archivo Light"/>
+            </w:rPr>
+          </w:pPr>
+          <w:r>
+            <w:rPr>
+              <w:rFonts w:ascii="Archivo Light" w:hAnsi="Archivo Light" w:cs="Archivo Light"/>
+            </w:rPr>
+            <w:t>{bibliografia}</w:t>
+          </w:r>
+        </w:p>
+      </w:sdtContent>
+    </w:sdt>
     <w:sectPr>
-      <w:type w:val="nextPage"/>
+      <w:type w:val="continuous"/>
       <w:pgSz w:w="12240" w:h="15840" w:code="1"/>
       <w:pgMar w:top="1418" w:right="1701" w:bottom="1418" w:left="1701" w:header="709" w:footer="709" w:gutter="0"/>
-      <w:cols w:space="708" w:num="1"/>
+      <w:cols w:space="708"/>
       <w:docGrid w:linePitch="360"/>
     </w:sectPr>
   </w:body>

--- a/templates/seguridad_medicion_v3.docx
+++ b/templates/seguridad_medicion_v3.docx
@@ -113,6 +113,91 @@
               <w:color w:val="92D050"/>
             </w:rPr>
           </w:pPr>
+        </w:p>
+        <w:p>
+          <w:pPr>
+            <w:spacing w:before="320" w:after="320" w:line="360" w:lineRule="auto"/>
+            <w:ind w:left="567" w:right="616" w:firstLine="284"/>
+            <w:contextualSpacing/>
+            <w:jc w:val="both"/>
+            <w:rPr>
+              <w:rFonts w:ascii="Archivo Light" w:hAnsi="Archivo Light" w:cs="Archivo Light"/>
+            </w:rPr>
+          </w:pPr>
+          <w:r>
+            <w:rPr>
+              <w:rFonts w:ascii="Archivo Light" w:hAnsi="Archivo Light" w:cs="Archivo Light"/>
+            </w:rPr>
+            <w:t>{metodologia_calificacion}</w:t>
+          </w:r>
+        </w:p>
+        <w:p>
+          <w:pPr>
+            <w:spacing w:before="320" w:after="320" w:line="360" w:lineRule="auto"/>
+            <w:ind w:left="567" w:right="616" w:firstLine="284"/>
+            <w:contextualSpacing/>
+            <w:jc w:val="both"/>
+            <w:rPr>
+              <w:rFonts w:ascii="Archivo Light" w:hAnsi="Archivo Light" w:cs="Archivo Light"/>
+            </w:rPr>
+          </w:pPr>
+          <w:r>
+            <w:rPr>
+              <w:rFonts w:ascii="Archivo Light" w:hAnsi="Archivo Light" w:cs="Archivo Light"/>
+            </w:rPr>
+            <w:t>{cobertura_general}</w:t>
+          </w:r>
+        </w:p>
+        <w:p>
+          <w:pPr>
+            <w:spacing w:before="320" w:after="320" w:line="360" w:lineRule="auto"/>
+            <w:ind w:left="567" w:right="616" w:firstLine="284"/>
+            <w:contextualSpacing/>
+            <w:jc w:val="both"/>
+            <w:rPr>
+              <w:rFonts w:ascii="Archivo Light" w:hAnsi="Archivo Light" w:cs="Archivo Light"/>
+            </w:rPr>
+          </w:pPr>
+          <w:r>
+            <w:rPr>
+              <w:rFonts w:ascii="Archivo Light" w:hAnsi="Archivo Light" w:cs="Archivo Light"/>
+            </w:rPr>
+            <w:t>{cobertura_ultimo_periodo}</w:t>
+          </w:r>
+        </w:p>
+        <w:p>
+          <w:pPr>
+            <w:spacing w:before="320" w:after="320" w:line="360" w:lineRule="auto"/>
+            <w:ind w:left="567" w:right="616" w:firstLine="284"/>
+            <w:contextualSpacing/>
+            <w:jc w:val="both"/>
+            <w:rPr>
+              <w:rFonts w:ascii="Archivo Light" w:hAnsi="Archivo Light" w:cs="Archivo Light"/>
+            </w:rPr>
+          </w:pPr>
+          <w:r>
+            <w:rPr>
+              <w:rFonts w:ascii="Archivo Light" w:hAnsi="Archivo Light" w:cs="Archivo Light"/>
+            </w:rPr>
+            <w:t>{sensibilidad_general}</w:t>
+          </w:r>
+        </w:p>
+        <w:p>
+          <w:pPr>
+            <w:spacing w:before="320" w:after="320" w:line="360" w:lineRule="auto"/>
+            <w:ind w:left="567" w:right="616" w:firstLine="284"/>
+            <w:contextualSpacing/>
+            <w:jc w:val="both"/>
+            <w:rPr>
+              <w:rFonts w:ascii="Archivo Light" w:hAnsi="Archivo Light" w:cs="Archivo Light"/>
+            </w:rPr>
+          </w:pPr>
+          <w:r>
+            <w:rPr>
+              <w:rFonts w:ascii="Archivo Light" w:hAnsi="Archivo Light" w:cs="Archivo Light"/>
+            </w:rPr>
+            <w:t>{sensibilidad_ultimo_periodo}</w:t>
+          </w:r>
         </w:p>
       </w:sdtContent>
     </w:sdt>
@@ -992,6 +1077,40 @@
             <w:rPr>
               <w:rFonts w:ascii="Archivo Light" w:hAnsi="Archivo Light" w:cs="Archivo Light"/>
             </w:rPr>
+            <w:t>{calificacion_indicador_01_general}</w:t>
+          </w:r>
+        </w:p>
+        <w:p>
+          <w:pPr>
+            <w:spacing w:before="320" w:after="320" w:line="360" w:lineRule="auto"/>
+            <w:ind w:left="567" w:right="616" w:firstLine="284"/>
+            <w:contextualSpacing/>
+            <w:jc w:val="both"/>
+            <w:rPr>
+              <w:rFonts w:ascii="Archivo Light" w:hAnsi="Archivo Light" w:cs="Archivo Light"/>
+            </w:rPr>
+          </w:pPr>
+          <w:r>
+            <w:rPr>
+              <w:rFonts w:ascii="Archivo Light" w:hAnsi="Archivo Light" w:cs="Archivo Light"/>
+            </w:rPr>
+            <w:t>{calificacion_indicador_01_ultimo_periodo}</w:t>
+          </w:r>
+        </w:p>
+        <w:p>
+          <w:pPr>
+            <w:spacing w:before="320" w:after="320" w:line="360" w:lineRule="auto"/>
+            <w:ind w:left="567" w:right="616" w:firstLine="284"/>
+            <w:contextualSpacing/>
+            <w:jc w:val="both"/>
+            <w:rPr>
+              <w:rFonts w:ascii="Archivo Light" w:hAnsi="Archivo Light" w:cs="Archivo Light"/>
+            </w:rPr>
+          </w:pPr>
+          <w:r>
+            <w:rPr>
+              <w:rFonts w:ascii="Archivo Light" w:hAnsi="Archivo Light" w:cs="Archivo Light"/>
+            </w:rPr>
             <w:t>{analisis_indicador_01}</w:t>
           </w:r>
         </w:p>
@@ -1167,6 +1286,40 @@
             <w:rPr>
               <w:rFonts w:ascii="Archivo Light" w:hAnsi="Archivo Light" w:cs="Archivo Light"/>
             </w:rPr>
+            <w:t>{calificacion_indicador_02_general}</w:t>
+          </w:r>
+        </w:p>
+        <w:p>
+          <w:pPr>
+            <w:spacing w:before="320" w:after="320" w:line="360" w:lineRule="auto"/>
+            <w:ind w:left="567" w:right="616" w:firstLine="284"/>
+            <w:contextualSpacing/>
+            <w:jc w:val="both"/>
+            <w:rPr>
+              <w:rFonts w:ascii="Archivo Light" w:hAnsi="Archivo Light" w:cs="Archivo Light"/>
+            </w:rPr>
+          </w:pPr>
+          <w:r>
+            <w:rPr>
+              <w:rFonts w:ascii="Archivo Light" w:hAnsi="Archivo Light" w:cs="Archivo Light"/>
+            </w:rPr>
+            <w:t>{calificacion_indicador_02_ultimo_periodo}</w:t>
+          </w:r>
+        </w:p>
+        <w:p>
+          <w:pPr>
+            <w:spacing w:before="320" w:after="320" w:line="360" w:lineRule="auto"/>
+            <w:ind w:left="567" w:right="616" w:firstLine="284"/>
+            <w:contextualSpacing/>
+            <w:jc w:val="both"/>
+            <w:rPr>
+              <w:rFonts w:ascii="Archivo Light" w:hAnsi="Archivo Light" w:cs="Archivo Light"/>
+            </w:rPr>
+          </w:pPr>
+          <w:r>
+            <w:rPr>
+              <w:rFonts w:ascii="Archivo Light" w:hAnsi="Archivo Light" w:cs="Archivo Light"/>
+            </w:rPr>
             <w:t>{analisis_indicador_02}</w:t>
           </w:r>
         </w:p>
@@ -1320,6 +1473,40 @@
             <w:rPr>
               <w:rFonts w:ascii="Archivo Light" w:hAnsi="Archivo Light" w:cs="Archivo Light"/>
             </w:rPr>
+            <w:t>{calificacion_indicador_03_general}</w:t>
+          </w:r>
+        </w:p>
+        <w:p>
+          <w:pPr>
+            <w:pStyle w:val="Prrafodelista"/>
+            <w:spacing w:before="280" w:after="280" w:line="240" w:lineRule="auto"/>
+            <w:ind w:left="714"/>
+            <w:jc w:val="both"/>
+            <w:rPr>
+              <w:rFonts w:ascii="Archivo Light" w:hAnsi="Archivo Light" w:cs="Archivo Light"/>
+            </w:rPr>
+          </w:pPr>
+          <w:r>
+            <w:rPr>
+              <w:rFonts w:ascii="Archivo Light" w:hAnsi="Archivo Light" w:cs="Archivo Light"/>
+            </w:rPr>
+            <w:t>{calificacion_indicador_03_ultimo_periodo}</w:t>
+          </w:r>
+        </w:p>
+        <w:p>
+          <w:pPr>
+            <w:pStyle w:val="Prrafodelista"/>
+            <w:spacing w:before="280" w:after="280" w:line="240" w:lineRule="auto"/>
+            <w:ind w:left="714"/>
+            <w:jc w:val="both"/>
+            <w:rPr>
+              <w:rFonts w:ascii="Archivo Light" w:hAnsi="Archivo Light" w:cs="Archivo Light"/>
+            </w:rPr>
+          </w:pPr>
+          <w:r>
+            <w:rPr>
+              <w:rFonts w:ascii="Archivo Light" w:hAnsi="Archivo Light" w:cs="Archivo Light"/>
+            </w:rPr>
             <w:t>{analisis_indicador_03}</w:t>
           </w:r>
         </w:p>
@@ -1697,6 +1884,40 @@
             <w:rPr>
               <w:rFonts w:ascii="Archivo Light" w:hAnsi="Archivo Light" w:cs="Archivo Light"/>
             </w:rPr>
+            <w:t>{calificacion_indicador_04_general}</w:t>
+          </w:r>
+        </w:p>
+        <w:p>
+          <w:pPr>
+            <w:spacing w:before="320" w:after="320" w:line="360" w:lineRule="auto"/>
+            <w:ind w:left="567" w:right="616" w:firstLine="284"/>
+            <w:contextualSpacing/>
+            <w:jc w:val="both"/>
+            <w:rPr>
+              <w:rFonts w:ascii="Archivo Light" w:hAnsi="Archivo Light" w:cs="Archivo Light"/>
+            </w:rPr>
+          </w:pPr>
+          <w:r>
+            <w:rPr>
+              <w:rFonts w:ascii="Archivo Light" w:hAnsi="Archivo Light" w:cs="Archivo Light"/>
+            </w:rPr>
+            <w:t>{calificacion_indicador_04_ultimo_periodo}</w:t>
+          </w:r>
+        </w:p>
+        <w:p>
+          <w:pPr>
+            <w:spacing w:before="320" w:after="320" w:line="360" w:lineRule="auto"/>
+            <w:ind w:left="567" w:right="616" w:firstLine="284"/>
+            <w:contextualSpacing/>
+            <w:jc w:val="both"/>
+            <w:rPr>
+              <w:rFonts w:ascii="Archivo Light" w:hAnsi="Archivo Light" w:cs="Archivo Light"/>
+            </w:rPr>
+          </w:pPr>
+          <w:r>
+            <w:rPr>
+              <w:rFonts w:ascii="Archivo Light" w:hAnsi="Archivo Light" w:cs="Archivo Light"/>
+            </w:rPr>
             <w:t>{analisis_indicador_04}</w:t>
           </w:r>
         </w:p>
@@ -1822,6 +2043,40 @@
             <w:rPr>
               <w:rFonts w:ascii="Archivo Light" w:hAnsi="Archivo Light" w:cs="Archivo Light"/>
             </w:rPr>
+            <w:t>{calificacion_indicador_05_general}</w:t>
+          </w:r>
+        </w:p>
+        <w:p>
+          <w:pPr>
+            <w:spacing w:before="320" w:after="320" w:line="360" w:lineRule="auto"/>
+            <w:ind w:left="567" w:right="616" w:firstLine="284"/>
+            <w:contextualSpacing/>
+            <w:jc w:val="both"/>
+            <w:rPr>
+              <w:rFonts w:ascii="Archivo Light" w:hAnsi="Archivo Light" w:cs="Archivo Light"/>
+            </w:rPr>
+          </w:pPr>
+          <w:r>
+            <w:rPr>
+              <w:rFonts w:ascii="Archivo Light" w:hAnsi="Archivo Light" w:cs="Archivo Light"/>
+            </w:rPr>
+            <w:t>{calificacion_indicador_05_ultimo_periodo}</w:t>
+          </w:r>
+        </w:p>
+        <w:p>
+          <w:pPr>
+            <w:spacing w:before="320" w:after="320" w:line="360" w:lineRule="auto"/>
+            <w:ind w:left="567" w:right="616" w:firstLine="284"/>
+            <w:contextualSpacing/>
+            <w:jc w:val="both"/>
+            <w:rPr>
+              <w:rFonts w:ascii="Archivo Light" w:hAnsi="Archivo Light" w:cs="Archivo Light"/>
+            </w:rPr>
+          </w:pPr>
+          <w:r>
+            <w:rPr>
+              <w:rFonts w:ascii="Archivo Light" w:hAnsi="Archivo Light" w:cs="Archivo Light"/>
+            </w:rPr>
             <w:t>{analisis_indicador_05}</w:t>
           </w:r>
         </w:p>
@@ -1939,6 +2194,40 @@
             <w:rPr>
               <w:rFonts w:ascii="Archivo Light" w:hAnsi="Archivo Light" w:cs="Archivo Light"/>
             </w:rPr>
+            <w:t>{calificacion_indicador_06_general}</w:t>
+          </w:r>
+        </w:p>
+        <w:p>
+          <w:pPr>
+            <w:spacing w:before="320" w:after="320" w:line="360" w:lineRule="auto"/>
+            <w:ind w:left="567" w:right="616" w:firstLine="284"/>
+            <w:contextualSpacing/>
+            <w:jc w:val="both"/>
+            <w:rPr>
+              <w:rFonts w:ascii="Archivo Light" w:hAnsi="Archivo Light" w:cs="Archivo Light"/>
+            </w:rPr>
+          </w:pPr>
+          <w:r>
+            <w:rPr>
+              <w:rFonts w:ascii="Archivo Light" w:hAnsi="Archivo Light" w:cs="Archivo Light"/>
+            </w:rPr>
+            <w:t>{calificacion_indicador_06_ultimo_periodo}</w:t>
+          </w:r>
+        </w:p>
+        <w:p>
+          <w:pPr>
+            <w:spacing w:before="320" w:after="320" w:line="360" w:lineRule="auto"/>
+            <w:ind w:left="567" w:right="616" w:firstLine="284"/>
+            <w:contextualSpacing/>
+            <w:jc w:val="both"/>
+            <w:rPr>
+              <w:rFonts w:ascii="Archivo Light" w:hAnsi="Archivo Light" w:cs="Archivo Light"/>
+            </w:rPr>
+          </w:pPr>
+          <w:r>
+            <w:rPr>
+              <w:rFonts w:ascii="Archivo Light" w:hAnsi="Archivo Light" w:cs="Archivo Light"/>
+            </w:rPr>
             <w:t>{analisis_indicador_06}</w:t>
           </w:r>
         </w:p>
@@ -2048,6 +2337,40 @@
             <w:rPr>
               <w:rFonts w:ascii="Archivo Light" w:hAnsi="Archivo Light" w:cs="Archivo Light"/>
             </w:rPr>
+            <w:t>{calificacion_indicador_07_general}</w:t>
+          </w:r>
+        </w:p>
+        <w:p>
+          <w:pPr>
+            <w:spacing w:before="320" w:after="320" w:line="360" w:lineRule="auto"/>
+            <w:ind w:left="567" w:right="616" w:firstLine="284"/>
+            <w:contextualSpacing/>
+            <w:jc w:val="both"/>
+            <w:rPr>
+              <w:rFonts w:ascii="Archivo Light" w:hAnsi="Archivo Light" w:cs="Archivo Light"/>
+            </w:rPr>
+          </w:pPr>
+          <w:r>
+            <w:rPr>
+              <w:rFonts w:ascii="Archivo Light" w:hAnsi="Archivo Light" w:cs="Archivo Light"/>
+            </w:rPr>
+            <w:t>{calificacion_indicador_07_ultimo_periodo}</w:t>
+          </w:r>
+        </w:p>
+        <w:p>
+          <w:pPr>
+            <w:spacing w:before="320" w:after="320" w:line="360" w:lineRule="auto"/>
+            <w:ind w:left="567" w:right="616" w:firstLine="284"/>
+            <w:contextualSpacing/>
+            <w:jc w:val="both"/>
+            <w:rPr>
+              <w:rFonts w:ascii="Archivo Light" w:hAnsi="Archivo Light" w:cs="Archivo Light"/>
+            </w:rPr>
+          </w:pPr>
+          <w:r>
+            <w:rPr>
+              <w:rFonts w:ascii="Archivo Light" w:hAnsi="Archivo Light" w:cs="Archivo Light"/>
+            </w:rPr>
             <w:t>{analisis_indicador_07}</w:t>
           </w:r>
         </w:p>
@@ -2166,6 +2489,42 @@
             <w:rPr>
               <w:rFonts w:ascii="Archivo Light" w:hAnsi="Archivo Light" w:cs="Archivo Light"/>
             </w:rPr>
+            <w:t>{calificacion_indicador_08_general}</w:t>
+          </w:r>
+        </w:p>
+        <w:p>
+          <w:pPr>
+            <w:spacing w:before="280" w:after="280" w:line="240" w:lineRule="auto"/>
+            <w:ind w:left="357"/>
+            <w:jc w:val="both"/>
+            <w:rPr>
+              <w:rFonts w:ascii="Archivo Light" w:hAnsi="Archivo Light" w:cs="Archivo Light"/>
+              <w:sz w:val="48"/>
+              <w:szCs w:val="48"/>
+            </w:rPr>
+          </w:pPr>
+          <w:r>
+            <w:rPr>
+              <w:rFonts w:ascii="Archivo Light" w:hAnsi="Archivo Light" w:cs="Archivo Light"/>
+            </w:rPr>
+            <w:t>{calificacion_indicador_08_ultimo_periodo}</w:t>
+          </w:r>
+        </w:p>
+        <w:p>
+          <w:pPr>
+            <w:spacing w:before="280" w:after="280" w:line="240" w:lineRule="auto"/>
+            <w:ind w:left="357"/>
+            <w:jc w:val="both"/>
+            <w:rPr>
+              <w:rFonts w:ascii="Archivo Light" w:hAnsi="Archivo Light" w:cs="Archivo Light"/>
+              <w:sz w:val="48"/>
+              <w:szCs w:val="48"/>
+            </w:rPr>
+          </w:pPr>
+          <w:r>
+            <w:rPr>
+              <w:rFonts w:ascii="Archivo Light" w:hAnsi="Archivo Light" w:cs="Archivo Light"/>
+            </w:rPr>
             <w:t>{analisis_indicador_08}</w:t>
           </w:r>
         </w:p>
@@ -2296,6 +2655,38 @@
             <w:rPr>
               <w:rFonts w:ascii="Archivo Light" w:hAnsi="Archivo Light" w:cs="Archivo Light"/>
             </w:rPr>
+            <w:t>{calificacion_indicador_09_general}</w:t>
+          </w:r>
+        </w:p>
+        <w:p>
+          <w:pPr>
+            <w:spacing w:before="320" w:after="320" w:line="360" w:lineRule="auto"/>
+            <w:ind w:right="618"/>
+            <w:jc w:val="both"/>
+            <w:rPr>
+              <w:rFonts w:ascii="Archivo Light" w:hAnsi="Archivo Light" w:cs="Archivo Light"/>
+            </w:rPr>
+          </w:pPr>
+          <w:r>
+            <w:rPr>
+              <w:rFonts w:ascii="Archivo Light" w:hAnsi="Archivo Light" w:cs="Archivo Light"/>
+            </w:rPr>
+            <w:t>{calificacion_indicador_09_ultimo_periodo}</w:t>
+          </w:r>
+        </w:p>
+        <w:p>
+          <w:pPr>
+            <w:spacing w:before="320" w:after="320" w:line="360" w:lineRule="auto"/>
+            <w:ind w:right="618"/>
+            <w:jc w:val="both"/>
+            <w:rPr>
+              <w:rFonts w:ascii="Archivo Light" w:hAnsi="Archivo Light" w:cs="Archivo Light"/>
+            </w:rPr>
+          </w:pPr>
+          <w:r>
+            <w:rPr>
+              <w:rFonts w:ascii="Archivo Light" w:hAnsi="Archivo Light" w:cs="Archivo Light"/>
+            </w:rPr>
             <w:t>{analisis_indicador_09}</w:t>
           </w:r>
         </w:p>
@@ -2401,6 +2792,38 @@
             <w:rPr>
               <w:rFonts w:ascii="Archivo Light" w:hAnsi="Archivo Light" w:cs="Archivo Light"/>
             </w:rPr>
+            <w:t>{calificacion_indicador_10_general}</w:t>
+          </w:r>
+        </w:p>
+        <w:p>
+          <w:pPr>
+            <w:spacing w:before="320" w:after="320" w:line="360" w:lineRule="auto"/>
+            <w:ind w:right="616"/>
+            <w:jc w:val="both"/>
+            <w:rPr>
+              <w:rFonts w:ascii="Archivo Light" w:hAnsi="Archivo Light" w:cs="Archivo Light"/>
+            </w:rPr>
+          </w:pPr>
+          <w:r>
+            <w:rPr>
+              <w:rFonts w:ascii="Archivo Light" w:hAnsi="Archivo Light" w:cs="Archivo Light"/>
+            </w:rPr>
+            <w:t>{calificacion_indicador_10_ultimo_periodo}</w:t>
+          </w:r>
+        </w:p>
+        <w:p>
+          <w:pPr>
+            <w:spacing w:before="320" w:after="320" w:line="360" w:lineRule="auto"/>
+            <w:ind w:right="616"/>
+            <w:jc w:val="both"/>
+            <w:rPr>
+              <w:rFonts w:ascii="Archivo Light" w:hAnsi="Archivo Light" w:cs="Archivo Light"/>
+            </w:rPr>
+          </w:pPr>
+          <w:r>
+            <w:rPr>
+              <w:rFonts w:ascii="Archivo Light" w:hAnsi="Archivo Light" w:cs="Archivo Light"/>
+            </w:rPr>
             <w:t>{analisis_indicador_10}</w:t>
           </w:r>
         </w:p>
@@ -2993,6 +3416,38 @@
             <w:rPr>
               <w:rFonts w:ascii="Archivo Light" w:hAnsi="Archivo Light" w:cs="Archivo Light"/>
             </w:rPr>
+            <w:t>{calificacion_indicador_11_general}</w:t>
+          </w:r>
+        </w:p>
+        <w:p>
+          <w:pPr>
+            <w:spacing w:before="320" w:after="320" w:line="360" w:lineRule="auto"/>
+            <w:ind w:right="616"/>
+            <w:jc w:val="both"/>
+            <w:rPr>
+              <w:rFonts w:ascii="Archivo Light" w:hAnsi="Archivo Light" w:cs="Archivo Light"/>
+            </w:rPr>
+          </w:pPr>
+          <w:r>
+            <w:rPr>
+              <w:rFonts w:ascii="Archivo Light" w:hAnsi="Archivo Light" w:cs="Archivo Light"/>
+            </w:rPr>
+            <w:t>{calificacion_indicador_11_ultimo_periodo}</w:t>
+          </w:r>
+        </w:p>
+        <w:p>
+          <w:pPr>
+            <w:spacing w:before="320" w:after="320" w:line="360" w:lineRule="auto"/>
+            <w:ind w:right="616"/>
+            <w:jc w:val="both"/>
+            <w:rPr>
+              <w:rFonts w:ascii="Archivo Light" w:hAnsi="Archivo Light" w:cs="Archivo Light"/>
+            </w:rPr>
+          </w:pPr>
+          <w:r>
+            <w:rPr>
+              <w:rFonts w:ascii="Archivo Light" w:hAnsi="Archivo Light" w:cs="Archivo Light"/>
+            </w:rPr>
             <w:t>{analisis_indicador_11}</w:t>
           </w:r>
         </w:p>
@@ -3117,6 +3572,38 @@
             <w:rPr>
               <w:rFonts w:ascii="Archivo Light" w:hAnsi="Archivo Light" w:cs="Archivo Light"/>
             </w:rPr>
+            <w:t>{calificacion_indicador_12_general}</w:t>
+          </w:r>
+        </w:p>
+        <w:p>
+          <w:pPr>
+            <w:spacing w:before="320" w:after="320" w:line="360" w:lineRule="auto"/>
+            <w:ind w:right="616"/>
+            <w:jc w:val="both"/>
+            <w:rPr>
+              <w:rFonts w:ascii="Archivo Light" w:hAnsi="Archivo Light" w:cs="Archivo Light"/>
+            </w:rPr>
+          </w:pPr>
+          <w:r>
+            <w:rPr>
+              <w:rFonts w:ascii="Archivo Light" w:hAnsi="Archivo Light" w:cs="Archivo Light"/>
+            </w:rPr>
+            <w:t>{calificacion_indicador_12_ultimo_periodo}</w:t>
+          </w:r>
+        </w:p>
+        <w:p>
+          <w:pPr>
+            <w:spacing w:before="320" w:after="320" w:line="360" w:lineRule="auto"/>
+            <w:ind w:right="616"/>
+            <w:jc w:val="both"/>
+            <w:rPr>
+              <w:rFonts w:ascii="Archivo Light" w:hAnsi="Archivo Light" w:cs="Archivo Light"/>
+            </w:rPr>
+          </w:pPr>
+          <w:r>
+            <w:rPr>
+              <w:rFonts w:ascii="Archivo Light" w:hAnsi="Archivo Light" w:cs="Archivo Light"/>
+            </w:rPr>
             <w:t>{analisis_indicador_12}</w:t>
           </w:r>
         </w:p>
@@ -3241,6 +3728,38 @@
             <w:rPr>
               <w:rFonts w:ascii="Archivo Light" w:hAnsi="Archivo Light" w:cs="Archivo Light"/>
             </w:rPr>
+            <w:t>{calificacion_indicador_13_general}</w:t>
+          </w:r>
+        </w:p>
+        <w:p>
+          <w:pPr>
+            <w:spacing w:before="320" w:after="320" w:line="360" w:lineRule="auto"/>
+            <w:ind w:left="57" w:right="616"/>
+            <w:jc w:val="both"/>
+            <w:rPr>
+              <w:rFonts w:ascii="Archivo Light" w:hAnsi="Archivo Light" w:cs="Archivo Light"/>
+            </w:rPr>
+          </w:pPr>
+          <w:r>
+            <w:rPr>
+              <w:rFonts w:ascii="Archivo Light" w:hAnsi="Archivo Light" w:cs="Archivo Light"/>
+            </w:rPr>
+            <w:t>{calificacion_indicador_13_ultimo_periodo}</w:t>
+          </w:r>
+        </w:p>
+        <w:p>
+          <w:pPr>
+            <w:spacing w:before="320" w:after="320" w:line="360" w:lineRule="auto"/>
+            <w:ind w:left="57" w:right="616"/>
+            <w:jc w:val="both"/>
+            <w:rPr>
+              <w:rFonts w:ascii="Archivo Light" w:hAnsi="Archivo Light" w:cs="Archivo Light"/>
+            </w:rPr>
+          </w:pPr>
+          <w:r>
+            <w:rPr>
+              <w:rFonts w:ascii="Archivo Light" w:hAnsi="Archivo Light" w:cs="Archivo Light"/>
+            </w:rPr>
             <w:t>{analisis_indicador_13}</w:t>
           </w:r>
         </w:p>
@@ -3346,6 +3865,38 @@
             <w:rPr>
               <w:rFonts w:ascii="Archivo Light" w:hAnsi="Archivo Light" w:cs="Archivo Light"/>
             </w:rPr>
+            <w:t>{calificacion_indicador_14_general}</w:t>
+          </w:r>
+        </w:p>
+        <w:p>
+          <w:pPr>
+            <w:spacing w:before="320" w:after="320" w:line="360" w:lineRule="auto"/>
+            <w:ind w:right="616"/>
+            <w:jc w:val="both"/>
+            <w:rPr>
+              <w:rFonts w:ascii="Archivo Light" w:hAnsi="Archivo Light" w:cs="Archivo Light"/>
+            </w:rPr>
+          </w:pPr>
+          <w:r>
+            <w:rPr>
+              <w:rFonts w:ascii="Archivo Light" w:hAnsi="Archivo Light" w:cs="Archivo Light"/>
+            </w:rPr>
+            <w:t>{calificacion_indicador_14_ultimo_periodo}</w:t>
+          </w:r>
+        </w:p>
+        <w:p>
+          <w:pPr>
+            <w:spacing w:before="320" w:after="320" w:line="360" w:lineRule="auto"/>
+            <w:ind w:right="616"/>
+            <w:jc w:val="both"/>
+            <w:rPr>
+              <w:rFonts w:ascii="Archivo Light" w:hAnsi="Archivo Light" w:cs="Archivo Light"/>
+            </w:rPr>
+          </w:pPr>
+          <w:r>
+            <w:rPr>
+              <w:rFonts w:ascii="Archivo Light" w:hAnsi="Archivo Light" w:cs="Archivo Light"/>
+            </w:rPr>
             <w:t>{analisis_indicador_14}</w:t>
           </w:r>
         </w:p>
@@ -3470,6 +4021,38 @@
             <w:rPr>
               <w:rFonts w:ascii="Archivo Light" w:hAnsi="Archivo Light" w:cs="Archivo Light"/>
             </w:rPr>
+            <w:t>{calificacion_indicador_15_general}</w:t>
+          </w:r>
+        </w:p>
+        <w:p>
+          <w:pPr>
+            <w:spacing w:before="320" w:after="320" w:line="360" w:lineRule="auto"/>
+            <w:ind w:right="616"/>
+            <w:jc w:val="both"/>
+            <w:rPr>
+              <w:rFonts w:ascii="Archivo Light" w:hAnsi="Archivo Light" w:cs="Archivo Light"/>
+            </w:rPr>
+          </w:pPr>
+          <w:r>
+            <w:rPr>
+              <w:rFonts w:ascii="Archivo Light" w:hAnsi="Archivo Light" w:cs="Archivo Light"/>
+            </w:rPr>
+            <w:t>{calificacion_indicador_15_ultimo_periodo}</w:t>
+          </w:r>
+        </w:p>
+        <w:p>
+          <w:pPr>
+            <w:spacing w:before="320" w:after="320" w:line="360" w:lineRule="auto"/>
+            <w:ind w:right="616"/>
+            <w:jc w:val="both"/>
+            <w:rPr>
+              <w:rFonts w:ascii="Archivo Light" w:hAnsi="Archivo Light" w:cs="Archivo Light"/>
+            </w:rPr>
+          </w:pPr>
+          <w:r>
+            <w:rPr>
+              <w:rFonts w:ascii="Archivo Light" w:hAnsi="Archivo Light" w:cs="Archivo Light"/>
+            </w:rPr>
             <w:t>{analisis_indicador_15}</w:t>
           </w:r>
         </w:p>
@@ -3575,6 +4158,38 @@
             <w:rPr>
               <w:rFonts w:ascii="Archivo Light" w:hAnsi="Archivo Light" w:cs="Archivo Light"/>
             </w:rPr>
+            <w:t>{calificacion_indicador_16_general}</w:t>
+          </w:r>
+        </w:p>
+        <w:p>
+          <w:pPr>
+            <w:spacing w:before="320" w:after="320" w:line="360" w:lineRule="auto"/>
+            <w:ind w:right="616"/>
+            <w:jc w:val="both"/>
+            <w:rPr>
+              <w:rFonts w:ascii="Archivo Light" w:hAnsi="Archivo Light" w:cs="Archivo Light"/>
+            </w:rPr>
+          </w:pPr>
+          <w:r>
+            <w:rPr>
+              <w:rFonts w:ascii="Archivo Light" w:hAnsi="Archivo Light" w:cs="Archivo Light"/>
+            </w:rPr>
+            <w:t>{calificacion_indicador_16_ultimo_periodo}</w:t>
+          </w:r>
+        </w:p>
+        <w:p>
+          <w:pPr>
+            <w:spacing w:before="320" w:after="320" w:line="360" w:lineRule="auto"/>
+            <w:ind w:right="616"/>
+            <w:jc w:val="both"/>
+            <w:rPr>
+              <w:rFonts w:ascii="Archivo Light" w:hAnsi="Archivo Light" w:cs="Archivo Light"/>
+            </w:rPr>
+          </w:pPr>
+          <w:r>
+            <w:rPr>
+              <w:rFonts w:ascii="Archivo Light" w:hAnsi="Archivo Light" w:cs="Archivo Light"/>
+            </w:rPr>
             <w:t>{analisis_indicador_16}</w:t>
           </w:r>
         </w:p>
@@ -3884,6 +4499,38 @@
             <w:rPr>
               <w:rFonts w:ascii="Archivo Light" w:hAnsi="Archivo Light" w:cs="Archivo Light"/>
             </w:rPr>
+            <w:t>{calificacion_indicador_17_general}</w:t>
+          </w:r>
+        </w:p>
+        <w:p>
+          <w:pPr>
+            <w:spacing w:before="320" w:after="320" w:line="360" w:lineRule="auto"/>
+            <w:ind w:right="616"/>
+            <w:jc w:val="both"/>
+            <w:rPr>
+              <w:rFonts w:ascii="Archivo Light" w:hAnsi="Archivo Light" w:cs="Archivo Light"/>
+            </w:rPr>
+          </w:pPr>
+          <w:r>
+            <w:rPr>
+              <w:rFonts w:ascii="Archivo Light" w:hAnsi="Archivo Light" w:cs="Archivo Light"/>
+            </w:rPr>
+            <w:t>{calificacion_indicador_17_ultimo_periodo}</w:t>
+          </w:r>
+        </w:p>
+        <w:p>
+          <w:pPr>
+            <w:spacing w:before="320" w:after="320" w:line="360" w:lineRule="auto"/>
+            <w:ind w:right="616"/>
+            <w:jc w:val="both"/>
+            <w:rPr>
+              <w:rFonts w:ascii="Archivo Light" w:hAnsi="Archivo Light" w:cs="Archivo Light"/>
+            </w:rPr>
+          </w:pPr>
+          <w:r>
+            <w:rPr>
+              <w:rFonts w:ascii="Archivo Light" w:hAnsi="Archivo Light" w:cs="Archivo Light"/>
+            </w:rPr>
             <w:t>{analisis_indicador_17}</w:t>
           </w:r>
         </w:p>
@@ -3994,6 +4641,38 @@
         <w:alias w:val="Bloque 98 del machote original"/>
       </w:sdtPr>
       <w:sdtContent>
+        <w:p>
+          <w:pPr>
+            <w:spacing w:before="320" w:after="320" w:line="360" w:lineRule="auto"/>
+            <w:ind w:right="616"/>
+            <w:jc w:val="both"/>
+            <w:rPr>
+              <w:rFonts w:ascii="Archivo Light" w:hAnsi="Archivo Light" w:cs="Archivo Light"/>
+            </w:rPr>
+          </w:pPr>
+          <w:r>
+            <w:rPr>
+              <w:rFonts w:ascii="Archivo Light" w:hAnsi="Archivo Light" w:cs="Archivo Light"/>
+            </w:rPr>
+            <w:t>{calificacion_indicador_18_general}</w:t>
+          </w:r>
+        </w:p>
+        <w:p>
+          <w:pPr>
+            <w:spacing w:before="320" w:after="320" w:line="360" w:lineRule="auto"/>
+            <w:ind w:right="616"/>
+            <w:jc w:val="both"/>
+            <w:rPr>
+              <w:rFonts w:ascii="Archivo Light" w:hAnsi="Archivo Light" w:cs="Archivo Light"/>
+            </w:rPr>
+          </w:pPr>
+          <w:r>
+            <w:rPr>
+              <w:rFonts w:ascii="Archivo Light" w:hAnsi="Archivo Light" w:cs="Archivo Light"/>
+            </w:rPr>
+            <w:t>{calificacion_indicador_18_ultimo_periodo}</w:t>
+          </w:r>
+        </w:p>
         <w:p>
           <w:pPr>
             <w:spacing w:before="320" w:after="320" w:line="360" w:lineRule="auto"/>
